--- a/model_fitting/2010/Regression_Analysis_Report.docx
+++ b/model_fitting/2010/Regression_Analysis_Report.docx
@@ -295,7 +295,7 @@
               <w:jc w:val="center"/>
             </w:pPr>
             <w:r>
-              <w:t>141,383</w:t>
+              <w:t>141,381</w:t>
             </w:r>
           </w:p>
         </w:tc>
@@ -1661,7 +1661,7 @@
               <w:jc w:val="center"/>
             </w:pPr>
             <w:r>
-              <w:t>6.00</w:t>
+              <w:t>5.99</w:t>
             </w:r>
           </w:p>
         </w:tc>
@@ -2318,1571 +2318,6 @@
       </w:r>
     </w:p>
     <w:p/>
-    <w:p>
-      <w:pPr>
-        <w:pStyle w:val="Heading1"/>
-      </w:pPr>
-      <w:r>
-        <w:t>5.3 Odds Ratios - Ordinal Logistic Regression</w:t>
-      </w:r>
-    </w:p>
-    <w:p>
-      <w:pPr>
-        <w:pStyle w:val="IntenseQuote"/>
-      </w:pPr>
-      <w:r>
-        <w:t>Odds Ratios (OR) are calculated by exponentiating the coefficients. An OR &gt; 1 indicates the predictor is associated with a higher birth order, while OR &lt; 1 indicates association with a lower birth order.</w:t>
-      </w:r>
-    </w:p>
-    <w:p>
-      <w:pPr>
-        <w:pStyle w:val="Heading2"/>
-      </w:pPr>
-      <w:r>
-        <w:t>Odds Ratios for Predictor Variables</w:t>
-      </w:r>
-    </w:p>
-    <w:tbl>
-      <w:tblPr>
-        <w:tblStyle w:val="LightGrid-Accent1"/>
-        <w:tblW w:type="auto" w:w="0"/>
-        <w:tblLayout w:type="fixed"/>
-        <w:tblLook w:firstColumn="1" w:firstRow="1" w:lastColumn="0" w:lastRow="0" w:noHBand="0" w:noVBand="1" w:val="04A0"/>
-      </w:tblPr>
-      <w:tblGrid>
-        <w:gridCol w:w="2160"/>
-        <w:gridCol w:w="1152"/>
-        <w:gridCol w:w="1152"/>
-        <w:gridCol w:w="1152"/>
-        <w:gridCol w:w="1152"/>
-        <w:gridCol w:w="720"/>
-      </w:tblGrid>
-      <w:tr>
-        <w:tc>
-          <w:tcPr>
-            <w:tcW w:type="dxa" w:w="1440"/>
-            <w:vAlign w:val="center"/>
-          </w:tcPr>
-          <w:p>
-            <w:r>
-              <w:rPr>
-                <w:b/>
-                <w:sz w:val="20"/>
-              </w:rPr>
-              <w:t>Predictor</w:t>
-            </w:r>
-          </w:p>
-        </w:tc>
-        <w:tc>
-          <w:tcPr>
-            <w:tcW w:type="dxa" w:w="1440"/>
-            <w:vAlign w:val="center"/>
-          </w:tcPr>
-          <w:p>
-            <w:r>
-              <w:rPr>
-                <w:b/>
-                <w:sz w:val="20"/>
-              </w:rPr>
-              <w:t>Odds Ratio</w:t>
-            </w:r>
-          </w:p>
-        </w:tc>
-        <w:tc>
-          <w:tcPr>
-            <w:tcW w:type="dxa" w:w="1440"/>
-            <w:vAlign w:val="center"/>
-          </w:tcPr>
-          <w:p>
-            <w:r>
-              <w:rPr>
-                <w:b/>
-                <w:sz w:val="20"/>
-              </w:rPr>
-              <w:t>CI Lower</w:t>
-            </w:r>
-          </w:p>
-        </w:tc>
-        <w:tc>
-          <w:tcPr>
-            <w:tcW w:type="dxa" w:w="1440"/>
-            <w:vAlign w:val="center"/>
-          </w:tcPr>
-          <w:p>
-            <w:r>
-              <w:rPr>
-                <w:b/>
-                <w:sz w:val="20"/>
-              </w:rPr>
-              <w:t>CI Upper</w:t>
-            </w:r>
-          </w:p>
-        </w:tc>
-        <w:tc>
-          <w:tcPr>
-            <w:tcW w:type="dxa" w:w="1440"/>
-            <w:vAlign w:val="center"/>
-          </w:tcPr>
-          <w:p>
-            <w:r>
-              <w:rPr>
-                <w:b/>
-                <w:sz w:val="20"/>
-              </w:rPr>
-              <w:t>p-value</w:t>
-            </w:r>
-          </w:p>
-        </w:tc>
-        <w:tc>
-          <w:tcPr>
-            <w:tcW w:type="dxa" w:w="1440"/>
-            <w:vAlign w:val="center"/>
-          </w:tcPr>
-          <w:p>
-            <w:r>
-              <w:rPr>
-                <w:b/>
-                <w:sz w:val="20"/>
-              </w:rPr>
-              <w:t>Sig.</w:t>
-            </w:r>
-          </w:p>
-        </w:tc>
-      </w:tr>
-      <w:tr>
-        <w:tc>
-          <w:tcPr>
-            <w:tcW w:type="dxa" w:w="1440"/>
-          </w:tcPr>
-          <w:p>
-            <w:r>
-              <w:t>age_group_20-24</w:t>
-            </w:r>
-          </w:p>
-        </w:tc>
-        <w:tc>
-          <w:tcPr>
-            <w:tcW w:type="dxa" w:w="1440"/>
-          </w:tcPr>
-          <w:p>
-            <w:r>
-              <w:t>5.6</w:t>
-            </w:r>
-          </w:p>
-        </w:tc>
-        <w:tc>
-          <w:tcPr>
-            <w:tcW w:type="dxa" w:w="1440"/>
-          </w:tcPr>
-          <w:p>
-            <w:r>
-              <w:t>5.264</w:t>
-            </w:r>
-          </w:p>
-        </w:tc>
-        <w:tc>
-          <w:tcPr>
-            <w:tcW w:type="dxa" w:w="1440"/>
-          </w:tcPr>
-          <w:p>
-            <w:r>
-              <w:t>5.958</w:t>
-            </w:r>
-          </w:p>
-        </w:tc>
-        <w:tc>
-          <w:tcPr>
-            <w:tcW w:type="dxa" w:w="1440"/>
-          </w:tcPr>
-          <w:p>
-            <w:r>
-              <w:t>0.0</w:t>
-            </w:r>
-          </w:p>
-        </w:tc>
-        <w:tc>
-          <w:tcPr>
-            <w:tcW w:type="dxa" w:w="1440"/>
-          </w:tcPr>
-          <w:p>
-            <w:r>
-              <w:rPr>
-                <w:color w:val="FF0000"/>
-              </w:rPr>
-              <w:t>***</w:t>
-            </w:r>
-          </w:p>
-        </w:tc>
-      </w:tr>
-      <w:tr>
-        <w:tc>
-          <w:tcPr>
-            <w:tcW w:type="dxa" w:w="1440"/>
-          </w:tcPr>
-          <w:p>
-            <w:r>
-              <w:t>age_group_25-29</w:t>
-            </w:r>
-          </w:p>
-        </w:tc>
-        <w:tc>
-          <w:tcPr>
-            <w:tcW w:type="dxa" w:w="1440"/>
-          </w:tcPr>
-          <w:p>
-            <w:r>
-              <w:t>17.082</w:t>
-            </w:r>
-          </w:p>
-        </w:tc>
-        <w:tc>
-          <w:tcPr>
-            <w:tcW w:type="dxa" w:w="1440"/>
-          </w:tcPr>
-          <w:p>
-            <w:r>
-              <w:t>16.074</w:t>
-            </w:r>
-          </w:p>
-        </w:tc>
-        <w:tc>
-          <w:tcPr>
-            <w:tcW w:type="dxa" w:w="1440"/>
-          </w:tcPr>
-          <w:p>
-            <w:r>
-              <w:t>18.153</w:t>
-            </w:r>
-          </w:p>
-        </w:tc>
-        <w:tc>
-          <w:tcPr>
-            <w:tcW w:type="dxa" w:w="1440"/>
-          </w:tcPr>
-          <w:p>
-            <w:r>
-              <w:t>0.0</w:t>
-            </w:r>
-          </w:p>
-        </w:tc>
-        <w:tc>
-          <w:tcPr>
-            <w:tcW w:type="dxa" w:w="1440"/>
-          </w:tcPr>
-          <w:p>
-            <w:r>
-              <w:rPr>
-                <w:color w:val="FF0000"/>
-              </w:rPr>
-              <w:t>***</w:t>
-            </w:r>
-          </w:p>
-        </w:tc>
-      </w:tr>
-      <w:tr>
-        <w:tc>
-          <w:tcPr>
-            <w:tcW w:type="dxa" w:w="1440"/>
-          </w:tcPr>
-          <w:p>
-            <w:r>
-              <w:t>age_group_30-34</w:t>
-            </w:r>
-          </w:p>
-        </w:tc>
-        <w:tc>
-          <w:tcPr>
-            <w:tcW w:type="dxa" w:w="1440"/>
-          </w:tcPr>
-          <w:p>
-            <w:r>
-              <w:t>44.006</w:t>
-            </w:r>
-          </w:p>
-        </w:tc>
-        <w:tc>
-          <w:tcPr>
-            <w:tcW w:type="dxa" w:w="1440"/>
-          </w:tcPr>
-          <w:p>
-            <w:r>
-              <w:t>41.391</w:t>
-            </w:r>
-          </w:p>
-        </w:tc>
-        <w:tc>
-          <w:tcPr>
-            <w:tcW w:type="dxa" w:w="1440"/>
-          </w:tcPr>
-          <w:p>
-            <w:r>
-              <w:t>46.785</w:t>
-            </w:r>
-          </w:p>
-        </w:tc>
-        <w:tc>
-          <w:tcPr>
-            <w:tcW w:type="dxa" w:w="1440"/>
-          </w:tcPr>
-          <w:p>
-            <w:r>
-              <w:t>0.0</w:t>
-            </w:r>
-          </w:p>
-        </w:tc>
-        <w:tc>
-          <w:tcPr>
-            <w:tcW w:type="dxa" w:w="1440"/>
-          </w:tcPr>
-          <w:p>
-            <w:r>
-              <w:rPr>
-                <w:color w:val="FF0000"/>
-              </w:rPr>
-              <w:t>***</w:t>
-            </w:r>
-          </w:p>
-        </w:tc>
-      </w:tr>
-      <w:tr>
-        <w:tc>
-          <w:tcPr>
-            <w:tcW w:type="dxa" w:w="1440"/>
-          </w:tcPr>
-          <w:p>
-            <w:r>
-              <w:t>age_group_35+</w:t>
-            </w:r>
-          </w:p>
-        </w:tc>
-        <w:tc>
-          <w:tcPr>
-            <w:tcW w:type="dxa" w:w="1440"/>
-          </w:tcPr>
-          <w:p>
-            <w:r>
-              <w:t>92.513</w:t>
-            </w:r>
-          </w:p>
-        </w:tc>
-        <w:tc>
-          <w:tcPr>
-            <w:tcW w:type="dxa" w:w="1440"/>
-          </w:tcPr>
-          <w:p>
-            <w:r>
-              <w:t>86.906</w:t>
-            </w:r>
-          </w:p>
-        </w:tc>
-        <w:tc>
-          <w:tcPr>
-            <w:tcW w:type="dxa" w:w="1440"/>
-          </w:tcPr>
-          <w:p>
-            <w:r>
-              <w:t>98.48</w:t>
-            </w:r>
-          </w:p>
-        </w:tc>
-        <w:tc>
-          <w:tcPr>
-            <w:tcW w:type="dxa" w:w="1440"/>
-          </w:tcPr>
-          <w:p>
-            <w:r>
-              <w:t>0.0</w:t>
-            </w:r>
-          </w:p>
-        </w:tc>
-        <w:tc>
-          <w:tcPr>
-            <w:tcW w:type="dxa" w:w="1440"/>
-          </w:tcPr>
-          <w:p>
-            <w:r>
-              <w:rPr>
-                <w:color w:val="FF0000"/>
-              </w:rPr>
-              <w:t>***</w:t>
-            </w:r>
-          </w:p>
-        </w:tc>
-      </w:tr>
-      <w:tr>
-        <w:tc>
-          <w:tcPr>
-            <w:tcW w:type="dxa" w:w="1440"/>
-          </w:tcPr>
-          <w:p>
-            <w:r>
-              <w:t>marital_status_Unmarried</w:t>
-            </w:r>
-          </w:p>
-        </w:tc>
-        <w:tc>
-          <w:tcPr>
-            <w:tcW w:type="dxa" w:w="1440"/>
-          </w:tcPr>
-          <w:p>
-            <w:r>
-              <w:t>0.927</w:t>
-            </w:r>
-          </w:p>
-        </w:tc>
-        <w:tc>
-          <w:tcPr>
-            <w:tcW w:type="dxa" w:w="1440"/>
-          </w:tcPr>
-          <w:p>
-            <w:r>
-              <w:t>0.867</w:t>
-            </w:r>
-          </w:p>
-        </w:tc>
-        <w:tc>
-          <w:tcPr>
-            <w:tcW w:type="dxa" w:w="1440"/>
-          </w:tcPr>
-          <w:p>
-            <w:r>
-              <w:t>0.991</w:t>
-            </w:r>
-          </w:p>
-        </w:tc>
-        <w:tc>
-          <w:tcPr>
-            <w:tcW w:type="dxa" w:w="1440"/>
-          </w:tcPr>
-          <w:p>
-            <w:r>
-              <w:t>0.026</w:t>
-            </w:r>
-          </w:p>
-        </w:tc>
-        <w:tc>
-          <w:tcPr>
-            <w:tcW w:type="dxa" w:w="1440"/>
-          </w:tcPr>
-          <w:p>
-            <w:r>
-              <w:rPr>
-                <w:color w:val="0066CC"/>
-              </w:rPr>
-              <w:t>*</w:t>
-            </w:r>
-          </w:p>
-        </w:tc>
-      </w:tr>
-      <w:tr>
-        <w:tc>
-          <w:tcPr>
-            <w:tcW w:type="dxa" w:w="1440"/>
-          </w:tcPr>
-          <w:p>
-            <w:r>
-              <w:t>race_mother_Burgher</w:t>
-            </w:r>
-          </w:p>
-        </w:tc>
-        <w:tc>
-          <w:tcPr>
-            <w:tcW w:type="dxa" w:w="1440"/>
-          </w:tcPr>
-          <w:p>
-            <w:r>
-              <w:t>0.583</w:t>
-            </w:r>
-          </w:p>
-        </w:tc>
-        <w:tc>
-          <w:tcPr>
-            <w:tcW w:type="dxa" w:w="1440"/>
-          </w:tcPr>
-          <w:p>
-            <w:r>
-              <w:t>0.219</w:t>
-            </w:r>
-          </w:p>
-        </w:tc>
-        <w:tc>
-          <w:tcPr>
-            <w:tcW w:type="dxa" w:w="1440"/>
-          </w:tcPr>
-          <w:p>
-            <w:r>
-              <w:t>1.554</w:t>
-            </w:r>
-          </w:p>
-        </w:tc>
-        <w:tc>
-          <w:tcPr>
-            <w:tcW w:type="dxa" w:w="1440"/>
-          </w:tcPr>
-          <w:p>
-            <w:r>
-              <w:t>0.2806</w:t>
-            </w:r>
-          </w:p>
-        </w:tc>
-        <w:tc>
-          <w:tcPr>
-            <w:tcW w:type="dxa" w:w="1440"/>
-          </w:tcPr>
-          <w:p>
-            <w:r/>
-          </w:p>
-        </w:tc>
-      </w:tr>
-      <w:tr>
-        <w:tc>
-          <w:tcPr>
-            <w:tcW w:type="dxa" w:w="1440"/>
-          </w:tcPr>
-          <w:p>
-            <w:r>
-              <w:t>race_mother_Indian Moor</w:t>
-            </w:r>
-          </w:p>
-        </w:tc>
-        <w:tc>
-          <w:tcPr>
-            <w:tcW w:type="dxa" w:w="1440"/>
-          </w:tcPr>
-          <w:p>
-            <w:r>
-              <w:t>0.928</w:t>
-            </w:r>
-          </w:p>
-        </w:tc>
-        <w:tc>
-          <w:tcPr>
-            <w:tcW w:type="dxa" w:w="1440"/>
-          </w:tcPr>
-          <w:p>
-            <w:r>
-              <w:t>0.307</w:t>
-            </w:r>
-          </w:p>
-        </w:tc>
-        <w:tc>
-          <w:tcPr>
-            <w:tcW w:type="dxa" w:w="1440"/>
-          </w:tcPr>
-          <w:p>
-            <w:r>
-              <w:t>2.808</w:t>
-            </w:r>
-          </w:p>
-        </w:tc>
-        <w:tc>
-          <w:tcPr>
-            <w:tcW w:type="dxa" w:w="1440"/>
-          </w:tcPr>
-          <w:p>
-            <w:r>
-              <w:t>0.8953</w:t>
-            </w:r>
-          </w:p>
-        </w:tc>
-        <w:tc>
-          <w:tcPr>
-            <w:tcW w:type="dxa" w:w="1440"/>
-          </w:tcPr>
-          <w:p>
-            <w:r/>
-          </w:p>
-        </w:tc>
-      </w:tr>
-      <w:tr>
-        <w:tc>
-          <w:tcPr>
-            <w:tcW w:type="dxa" w:w="1440"/>
-          </w:tcPr>
-          <w:p>
-            <w:r>
-              <w:t>race_mother_Indian Tamil</w:t>
-            </w:r>
-          </w:p>
-        </w:tc>
-        <w:tc>
-          <w:tcPr>
-            <w:tcW w:type="dxa" w:w="1440"/>
-          </w:tcPr>
-          <w:p>
-            <w:r>
-              <w:t>0.988</w:t>
-            </w:r>
-          </w:p>
-        </w:tc>
-        <w:tc>
-          <w:tcPr>
-            <w:tcW w:type="dxa" w:w="1440"/>
-          </w:tcPr>
-          <w:p>
-            <w:r>
-              <w:t>0.378</w:t>
-            </w:r>
-          </w:p>
-        </w:tc>
-        <w:tc>
-          <w:tcPr>
-            <w:tcW w:type="dxa" w:w="1440"/>
-          </w:tcPr>
-          <w:p>
-            <w:r>
-              <w:t>2.581</w:t>
-            </w:r>
-          </w:p>
-        </w:tc>
-        <w:tc>
-          <w:tcPr>
-            <w:tcW w:type="dxa" w:w="1440"/>
-          </w:tcPr>
-          <w:p>
-            <w:r>
-              <w:t>0.9803</w:t>
-            </w:r>
-          </w:p>
-        </w:tc>
-        <w:tc>
-          <w:tcPr>
-            <w:tcW w:type="dxa" w:w="1440"/>
-          </w:tcPr>
-          <w:p>
-            <w:r/>
-          </w:p>
-        </w:tc>
-      </w:tr>
-      <w:tr>
-        <w:tc>
-          <w:tcPr>
-            <w:tcW w:type="dxa" w:w="1440"/>
-          </w:tcPr>
-          <w:p>
-            <w:r>
-              <w:t>race_mother_Malay</w:t>
-            </w:r>
-          </w:p>
-        </w:tc>
-        <w:tc>
-          <w:tcPr>
-            <w:tcW w:type="dxa" w:w="1440"/>
-          </w:tcPr>
-          <w:p>
-            <w:r>
-              <w:t>0.935</w:t>
-            </w:r>
-          </w:p>
-        </w:tc>
-        <w:tc>
-          <w:tcPr>
-            <w:tcW w:type="dxa" w:w="1440"/>
-          </w:tcPr>
-          <w:p>
-            <w:r>
-              <w:t>0.353</w:t>
-            </w:r>
-          </w:p>
-        </w:tc>
-        <w:tc>
-          <w:tcPr>
-            <w:tcW w:type="dxa" w:w="1440"/>
-          </w:tcPr>
-          <w:p>
-            <w:r>
-              <w:t>2.476</w:t>
-            </w:r>
-          </w:p>
-        </w:tc>
-        <w:tc>
-          <w:tcPr>
-            <w:tcW w:type="dxa" w:w="1440"/>
-          </w:tcPr>
-          <w:p>
-            <w:r>
-              <w:t>0.8931</w:t>
-            </w:r>
-          </w:p>
-        </w:tc>
-        <w:tc>
-          <w:tcPr>
-            <w:tcW w:type="dxa" w:w="1440"/>
-          </w:tcPr>
-          <w:p>
-            <w:r/>
-          </w:p>
-        </w:tc>
-      </w:tr>
-      <w:tr>
-        <w:tc>
-          <w:tcPr>
-            <w:tcW w:type="dxa" w:w="1440"/>
-          </w:tcPr>
-          <w:p>
-            <w:r>
-              <w:t>race_mother_Other Foreigners</w:t>
-            </w:r>
-          </w:p>
-        </w:tc>
-        <w:tc>
-          <w:tcPr>
-            <w:tcW w:type="dxa" w:w="1440"/>
-          </w:tcPr>
-          <w:p>
-            <w:r>
-              <w:t>0.351</w:t>
-            </w:r>
-          </w:p>
-        </w:tc>
-        <w:tc>
-          <w:tcPr>
-            <w:tcW w:type="dxa" w:w="1440"/>
-          </w:tcPr>
-          <w:p>
-            <w:r>
-              <w:t>0.126</w:t>
-            </w:r>
-          </w:p>
-        </w:tc>
-        <w:tc>
-          <w:tcPr>
-            <w:tcW w:type="dxa" w:w="1440"/>
-          </w:tcPr>
-          <w:p>
-            <w:r>
-              <w:t>0.977</w:t>
-            </w:r>
-          </w:p>
-        </w:tc>
-        <w:tc>
-          <w:tcPr>
-            <w:tcW w:type="dxa" w:w="1440"/>
-          </w:tcPr>
-          <w:p>
-            <w:r>
-              <w:t>0.045</w:t>
-            </w:r>
-          </w:p>
-        </w:tc>
-        <w:tc>
-          <w:tcPr>
-            <w:tcW w:type="dxa" w:w="1440"/>
-          </w:tcPr>
-          <w:p>
-            <w:r>
-              <w:rPr>
-                <w:color w:val="0066CC"/>
-              </w:rPr>
-              <w:t>*</w:t>
-            </w:r>
-          </w:p>
-        </w:tc>
-      </w:tr>
-      <w:tr>
-        <w:tc>
-          <w:tcPr>
-            <w:tcW w:type="dxa" w:w="1440"/>
-          </w:tcPr>
-          <w:p>
-            <w:r>
-              <w:t>race_mother_Other Srilankans</w:t>
-            </w:r>
-          </w:p>
-        </w:tc>
-        <w:tc>
-          <w:tcPr>
-            <w:tcW w:type="dxa" w:w="1440"/>
-          </w:tcPr>
-          <w:p>
-            <w:r>
-              <w:t>0.894</w:t>
-            </w:r>
-          </w:p>
-        </w:tc>
-        <w:tc>
-          <w:tcPr>
-            <w:tcW w:type="dxa" w:w="1440"/>
-          </w:tcPr>
-          <w:p>
-            <w:r>
-              <w:t>0.293</w:t>
-            </w:r>
-          </w:p>
-        </w:tc>
-        <w:tc>
-          <w:tcPr>
-            <w:tcW w:type="dxa" w:w="1440"/>
-          </w:tcPr>
-          <w:p>
-            <w:r>
-              <w:t>2.733</w:t>
-            </w:r>
-          </w:p>
-        </w:tc>
-        <w:tc>
-          <w:tcPr>
-            <w:tcW w:type="dxa" w:w="1440"/>
-          </w:tcPr>
-          <w:p>
-            <w:r>
-              <w:t>0.8447</w:t>
-            </w:r>
-          </w:p>
-        </w:tc>
-        <w:tc>
-          <w:tcPr>
-            <w:tcW w:type="dxa" w:w="1440"/>
-          </w:tcPr>
-          <w:p>
-            <w:r/>
-          </w:p>
-        </w:tc>
-      </w:tr>
-      <w:tr>
-        <w:tc>
-          <w:tcPr>
-            <w:tcW w:type="dxa" w:w="1440"/>
-          </w:tcPr>
-          <w:p>
-            <w:r>
-              <w:t>race_mother_Pakistan Moor</w:t>
-            </w:r>
-          </w:p>
-        </w:tc>
-        <w:tc>
-          <w:tcPr>
-            <w:tcW w:type="dxa" w:w="1440"/>
-          </w:tcPr>
-          <w:p>
-            <w:r>
-              <w:t>0.542</w:t>
-            </w:r>
-          </w:p>
-        </w:tc>
-        <w:tc>
-          <w:tcPr>
-            <w:tcW w:type="dxa" w:w="1440"/>
-          </w:tcPr>
-          <w:p>
-            <w:r>
-              <w:t>0.193</w:t>
-            </w:r>
-          </w:p>
-        </w:tc>
-        <w:tc>
-          <w:tcPr>
-            <w:tcW w:type="dxa" w:w="1440"/>
-          </w:tcPr>
-          <w:p>
-            <w:r>
-              <w:t>1.525</w:t>
-            </w:r>
-          </w:p>
-        </w:tc>
-        <w:tc>
-          <w:tcPr>
-            <w:tcW w:type="dxa" w:w="1440"/>
-          </w:tcPr>
-          <w:p>
-            <w:r>
-              <w:t>0.2463</w:t>
-            </w:r>
-          </w:p>
-        </w:tc>
-        <w:tc>
-          <w:tcPr>
-            <w:tcW w:type="dxa" w:w="1440"/>
-          </w:tcPr>
-          <w:p>
-            <w:r/>
-          </w:p>
-        </w:tc>
-      </w:tr>
-      <w:tr>
-        <w:tc>
-          <w:tcPr>
-            <w:tcW w:type="dxa" w:w="1440"/>
-          </w:tcPr>
-          <w:p>
-            <w:r>
-              <w:t>race_mother_Sinhalese</w:t>
-            </w:r>
-          </w:p>
-        </w:tc>
-        <w:tc>
-          <w:tcPr>
-            <w:tcW w:type="dxa" w:w="1440"/>
-          </w:tcPr>
-          <w:p>
-            <w:r>
-              <w:t>0.528</w:t>
-            </w:r>
-          </w:p>
-        </w:tc>
-        <w:tc>
-          <w:tcPr>
-            <w:tcW w:type="dxa" w:w="1440"/>
-          </w:tcPr>
-          <w:p>
-            <w:r>
-              <w:t>0.202</w:t>
-            </w:r>
-          </w:p>
-        </w:tc>
-        <w:tc>
-          <w:tcPr>
-            <w:tcW w:type="dxa" w:w="1440"/>
-          </w:tcPr>
-          <w:p>
-            <w:r>
-              <w:t>1.378</w:t>
-            </w:r>
-          </w:p>
-        </w:tc>
-        <w:tc>
-          <w:tcPr>
-            <w:tcW w:type="dxa" w:w="1440"/>
-          </w:tcPr>
-          <w:p>
-            <w:r>
-              <w:t>0.192</w:t>
-            </w:r>
-          </w:p>
-        </w:tc>
-        <w:tc>
-          <w:tcPr>
-            <w:tcW w:type="dxa" w:w="1440"/>
-          </w:tcPr>
-          <w:p>
-            <w:r/>
-          </w:p>
-        </w:tc>
-      </w:tr>
-      <w:tr>
-        <w:tc>
-          <w:tcPr>
-            <w:tcW w:type="dxa" w:w="1440"/>
-          </w:tcPr>
-          <w:p>
-            <w:r>
-              <w:t>race_mother_Srilankan Chetty</w:t>
-            </w:r>
-          </w:p>
-        </w:tc>
-        <w:tc>
-          <w:tcPr>
-            <w:tcW w:type="dxa" w:w="1440"/>
-          </w:tcPr>
-          <w:p>
-            <w:r>
-              <w:t>0.942</w:t>
-            </w:r>
-          </w:p>
-        </w:tc>
-        <w:tc>
-          <w:tcPr>
-            <w:tcW w:type="dxa" w:w="1440"/>
-          </w:tcPr>
-          <w:p>
-            <w:r>
-              <w:t>0.163</w:t>
-            </w:r>
-          </w:p>
-        </w:tc>
-        <w:tc>
-          <w:tcPr>
-            <w:tcW w:type="dxa" w:w="1440"/>
-          </w:tcPr>
-          <w:p>
-            <w:r>
-              <w:t>5.431</w:t>
-            </w:r>
-          </w:p>
-        </w:tc>
-        <w:tc>
-          <w:tcPr>
-            <w:tcW w:type="dxa" w:w="1440"/>
-          </w:tcPr>
-          <w:p>
-            <w:r>
-              <w:t>0.9463</w:t>
-            </w:r>
-          </w:p>
-        </w:tc>
-        <w:tc>
-          <w:tcPr>
-            <w:tcW w:type="dxa" w:w="1440"/>
-          </w:tcPr>
-          <w:p>
-            <w:r/>
-          </w:p>
-        </w:tc>
-      </w:tr>
-      <w:tr>
-        <w:tc>
-          <w:tcPr>
-            <w:tcW w:type="dxa" w:w="1440"/>
-          </w:tcPr>
-          <w:p>
-            <w:r>
-              <w:t>race_mother_Srilankan Moor</w:t>
-            </w:r>
-          </w:p>
-        </w:tc>
-        <w:tc>
-          <w:tcPr>
-            <w:tcW w:type="dxa" w:w="1440"/>
-          </w:tcPr>
-          <w:p>
-            <w:r>
-              <w:t>1.283</w:t>
-            </w:r>
-          </w:p>
-        </w:tc>
-        <w:tc>
-          <w:tcPr>
-            <w:tcW w:type="dxa" w:w="1440"/>
-          </w:tcPr>
-          <w:p>
-            <w:r>
-              <w:t>0.491</w:t>
-            </w:r>
-          </w:p>
-        </w:tc>
-        <w:tc>
-          <w:tcPr>
-            <w:tcW w:type="dxa" w:w="1440"/>
-          </w:tcPr>
-          <w:p>
-            <w:r>
-              <w:t>3.351</w:t>
-            </w:r>
-          </w:p>
-        </w:tc>
-        <w:tc>
-          <w:tcPr>
-            <w:tcW w:type="dxa" w:w="1440"/>
-          </w:tcPr>
-          <w:p>
-            <w:r>
-              <w:t>0.6105</w:t>
-            </w:r>
-          </w:p>
-        </w:tc>
-        <w:tc>
-          <w:tcPr>
-            <w:tcW w:type="dxa" w:w="1440"/>
-          </w:tcPr>
-          <w:p>
-            <w:r/>
-          </w:p>
-        </w:tc>
-      </w:tr>
-      <w:tr>
-        <w:tc>
-          <w:tcPr>
-            <w:tcW w:type="dxa" w:w="1440"/>
-          </w:tcPr>
-          <w:p>
-            <w:r>
-              <w:t>race_mother_Srilankan Tamil</w:t>
-            </w:r>
-          </w:p>
-        </w:tc>
-        <w:tc>
-          <w:tcPr>
-            <w:tcW w:type="dxa" w:w="1440"/>
-          </w:tcPr>
-          <w:p>
-            <w:r>
-              <w:t>0.895</w:t>
-            </w:r>
-          </w:p>
-        </w:tc>
-        <w:tc>
-          <w:tcPr>
-            <w:tcW w:type="dxa" w:w="1440"/>
-          </w:tcPr>
-          <w:p>
-            <w:r>
-              <w:t>0.343</w:t>
-            </w:r>
-          </w:p>
-        </w:tc>
-        <w:tc>
-          <w:tcPr>
-            <w:tcW w:type="dxa" w:w="1440"/>
-          </w:tcPr>
-          <w:p>
-            <w:r>
-              <w:t>2.337</w:t>
-            </w:r>
-          </w:p>
-        </w:tc>
-        <w:tc>
-          <w:tcPr>
-            <w:tcW w:type="dxa" w:w="1440"/>
-          </w:tcPr>
-          <w:p>
-            <w:r>
-              <w:t>0.8204</w:t>
-            </w:r>
-          </w:p>
-        </w:tc>
-        <w:tc>
-          <w:tcPr>
-            <w:tcW w:type="dxa" w:w="1440"/>
-          </w:tcPr>
-          <w:p>
-            <w:r/>
-          </w:p>
-        </w:tc>
-      </w:tr>
-      <w:tr>
-        <w:tc>
-          <w:tcPr>
-            <w:tcW w:type="dxa" w:w="1440"/>
-          </w:tcPr>
-          <w:p>
-            <w:r>
-              <w:t>child_sex_Male</w:t>
-            </w:r>
-          </w:p>
-        </w:tc>
-        <w:tc>
-          <w:tcPr>
-            <w:tcW w:type="dxa" w:w="1440"/>
-          </w:tcPr>
-          <w:p>
-            <w:r>
-              <w:t>0.981</w:t>
-            </w:r>
-          </w:p>
-        </w:tc>
-        <w:tc>
-          <w:tcPr>
-            <w:tcW w:type="dxa" w:w="1440"/>
-          </w:tcPr>
-          <w:p>
-            <w:r>
-              <w:t>0.968</w:t>
-            </w:r>
-          </w:p>
-        </w:tc>
-        <w:tc>
-          <w:tcPr>
-            <w:tcW w:type="dxa" w:w="1440"/>
-          </w:tcPr>
-          <w:p>
-            <w:r>
-              <w:t>0.995</w:t>
-            </w:r>
-          </w:p>
-        </w:tc>
-        <w:tc>
-          <w:tcPr>
-            <w:tcW w:type="dxa" w:w="1440"/>
-          </w:tcPr>
-          <w:p>
-            <w:r>
-              <w:t>0.007</w:t>
-            </w:r>
-          </w:p>
-        </w:tc>
-        <w:tc>
-          <w:tcPr>
-            <w:tcW w:type="dxa" w:w="1440"/>
-          </w:tcPr>
-          <w:p>
-            <w:r>
-              <w:rPr>
-                <w:color w:val="FF6600"/>
-              </w:rPr>
-              <w:t>**</w:t>
-            </w:r>
-          </w:p>
-        </w:tc>
-      </w:tr>
-      <w:tr>
-        <w:tc>
-          <w:tcPr>
-            <w:tcW w:type="dxa" w:w="1440"/>
-          </w:tcPr>
-          <w:p>
-            <w:r>
-              <w:t>Hospital or Not_Not In Hospital</w:t>
-            </w:r>
-          </w:p>
-        </w:tc>
-        <w:tc>
-          <w:tcPr>
-            <w:tcW w:type="dxa" w:w="1440"/>
-          </w:tcPr>
-          <w:p>
-            <w:r>
-              <w:t>1.21</w:t>
-            </w:r>
-          </w:p>
-        </w:tc>
-        <w:tc>
-          <w:tcPr>
-            <w:tcW w:type="dxa" w:w="1440"/>
-          </w:tcPr>
-          <w:p>
-            <w:r>
-              <w:t>1.14</w:t>
-            </w:r>
-          </w:p>
-        </w:tc>
-        <w:tc>
-          <w:tcPr>
-            <w:tcW w:type="dxa" w:w="1440"/>
-          </w:tcPr>
-          <w:p>
-            <w:r>
-              <w:t>1.284</w:t>
-            </w:r>
-          </w:p>
-        </w:tc>
-        <w:tc>
-          <w:tcPr>
-            <w:tcW w:type="dxa" w:w="1440"/>
-          </w:tcPr>
-          <w:p>
-            <w:r>
-              <w:t>0.0</w:t>
-            </w:r>
-          </w:p>
-        </w:tc>
-        <w:tc>
-          <w:tcPr>
-            <w:tcW w:type="dxa" w:w="1440"/>
-          </w:tcPr>
-          <w:p>
-            <w:r>
-              <w:rPr>
-                <w:color w:val="FF0000"/>
-              </w:rPr>
-              <w:t>***</w:t>
-            </w:r>
-          </w:p>
-        </w:tc>
-      </w:tr>
-      <w:tr>
-        <w:tc>
-          <w:tcPr>
-            <w:tcW w:type="dxa" w:w="1440"/>
-          </w:tcPr>
-          <w:p>
-            <w:r>
-              <w:t>multiple_birth_Triplets</w:t>
-            </w:r>
-          </w:p>
-        </w:tc>
-        <w:tc>
-          <w:tcPr>
-            <w:tcW w:type="dxa" w:w="1440"/>
-          </w:tcPr>
-          <w:p>
-            <w:r>
-              <w:t>1.032</w:t>
-            </w:r>
-          </w:p>
-        </w:tc>
-        <w:tc>
-          <w:tcPr>
-            <w:tcW w:type="dxa" w:w="1440"/>
-          </w:tcPr>
-          <w:p>
-            <w:r>
-              <w:t>0.582</w:t>
-            </w:r>
-          </w:p>
-        </w:tc>
-        <w:tc>
-          <w:tcPr>
-            <w:tcW w:type="dxa" w:w="1440"/>
-          </w:tcPr>
-          <w:p>
-            <w:r>
-              <w:t>1.83</w:t>
-            </w:r>
-          </w:p>
-        </w:tc>
-        <w:tc>
-          <w:tcPr>
-            <w:tcW w:type="dxa" w:w="1440"/>
-          </w:tcPr>
-          <w:p>
-            <w:r>
-              <w:t>0.915</w:t>
-            </w:r>
-          </w:p>
-        </w:tc>
-        <w:tc>
-          <w:tcPr>
-            <w:tcW w:type="dxa" w:w="1440"/>
-          </w:tcPr>
-          <w:p>
-            <w:r/>
-          </w:p>
-        </w:tc>
-      </w:tr>
-      <w:tr>
-        <w:tc>
-          <w:tcPr>
-            <w:tcW w:type="dxa" w:w="1440"/>
-          </w:tcPr>
-          <w:p>
-            <w:r>
-              <w:t>Birth_Weight(grams)</w:t>
-            </w:r>
-          </w:p>
-        </w:tc>
-        <w:tc>
-          <w:tcPr>
-            <w:tcW w:type="dxa" w:w="1440"/>
-          </w:tcPr>
-          <w:p>
-            <w:r>
-              <w:t>1.0</w:t>
-            </w:r>
-          </w:p>
-        </w:tc>
-        <w:tc>
-          <w:tcPr>
-            <w:tcW w:type="dxa" w:w="1440"/>
-          </w:tcPr>
-          <w:p>
-            <w:r>
-              <w:t>1.0</w:t>
-            </w:r>
-          </w:p>
-        </w:tc>
-        <w:tc>
-          <w:tcPr>
-            <w:tcW w:type="dxa" w:w="1440"/>
-          </w:tcPr>
-          <w:p>
-            <w:r>
-              <w:t>1.0</w:t>
-            </w:r>
-          </w:p>
-        </w:tc>
-        <w:tc>
-          <w:tcPr>
-            <w:tcW w:type="dxa" w:w="1440"/>
-          </w:tcPr>
-          <w:p>
-            <w:r>
-              <w:t>0.0</w:t>
-            </w:r>
-          </w:p>
-        </w:tc>
-        <w:tc>
-          <w:tcPr>
-            <w:tcW w:type="dxa" w:w="1440"/>
-          </w:tcPr>
-          <w:p>
-            <w:r>
-              <w:rPr>
-                <w:color w:val="FF0000"/>
-              </w:rPr>
-              <w:t>***</w:t>
-            </w:r>
-          </w:p>
-        </w:tc>
-      </w:tr>
-    </w:tbl>
-    <w:p>
-      <w:r>
-        <w:rPr>
-          <w:sz w:val="18"/>
-        </w:rPr>
-        <w:t xml:space="preserve">Significance codes: </w:t>
-      </w:r>
-      <w:r>
-        <w:rPr>
-          <w:color w:val="FF0000"/>
-        </w:rPr>
-        <w:t xml:space="preserve">*** </w:t>
-      </w:r>
-      <w:r>
-        <w:t xml:space="preserve">p&lt;0.001  </w:t>
-      </w:r>
-      <w:r>
-        <w:rPr>
-          <w:color w:val="FF6600"/>
-        </w:rPr>
-        <w:t xml:space="preserve">** </w:t>
-      </w:r>
-      <w:r>
-        <w:t xml:space="preserve">p&lt;0.01  </w:t>
-      </w:r>
-      <w:r>
-        <w:rPr>
-          <w:color w:val="0066CC"/>
-        </w:rPr>
-        <w:t xml:space="preserve">* </w:t>
-      </w:r>
-      <w:r>
-        <w:rPr>
-          <w:sz w:val="18"/>
-        </w:rPr>
-        <w:t>p&lt;0.05</w:t>
-      </w:r>
-    </w:p>
-    <w:p>
-      <w:pPr>
-        <w:pStyle w:val="Heading2"/>
-      </w:pPr>
-      <w:r>
-        <w:t>Summary of Key Findings</w:t>
-      </w:r>
-    </w:p>
-    <w:p>
-      <w:r>
-        <w:rPr>
-          <w:b/>
-        </w:rPr>
-        <w:t>• Total predictors analyzed: 20</w:t>
-        <w:br/>
-      </w:r>
-      <w:r>
-        <w:t>• Strongest positive association: age_group_35+ (OR = 92.513)</w:t>
-        <w:br/>
-      </w:r>
-      <w:r>
-        <w:t>• Strongest negative association: race_mother_Other Foreigners (OR = 0.351)</w:t>
-        <w:br/>
-      </w:r>
-      <w:r>
-        <w:t>• Statistically significant predictors (p &lt; 0.05): 9</w:t>
-        <w:br/>
-      </w:r>
-      <w:r>
-        <w:t xml:space="preserve">  → age_group_20-24, age_group_25-29, age_group_30-34, age_group_35+, marital_status_Unmarried</w:t>
-      </w:r>
-      <w:r>
-        <w:t xml:space="preserve"> and 4 more</w:t>
-      </w:r>
-    </w:p>
-    <w:p>
-      <w:pPr>
-        <w:pStyle w:val="Heading2"/>
-      </w:pPr>
-      <w:r>
-        <w:t>Interpretation Guide</w:t>
-      </w:r>
-    </w:p>
-    <w:tbl>
-      <w:tblPr>
-        <w:tblStyle w:val="LightShading"/>
-        <w:tblW w:type="auto" w:w="0"/>
-        <w:tblLook w:firstColumn="1" w:firstRow="1" w:lastColumn="0" w:lastRow="0" w:noHBand="0" w:noVBand="1" w:val="04A0"/>
-      </w:tblPr>
-      <w:tblGrid>
-        <w:gridCol w:w="4320"/>
-        <w:gridCol w:w="4320"/>
-      </w:tblGrid>
-      <w:tr>
-        <w:tc>
-          <w:tcPr>
-            <w:tcW w:type="dxa" w:w="4320"/>
-          </w:tcPr>
-          <w:p>
-            <w:r>
-              <w:t>OR Value</w:t>
-            </w:r>
-          </w:p>
-        </w:tc>
-        <w:tc>
-          <w:tcPr>
-            <w:tcW w:type="dxa" w:w="4320"/>
-          </w:tcPr>
-          <w:p>
-            <w:r>
-              <w:t>Interpretation</w:t>
-            </w:r>
-          </w:p>
-        </w:tc>
-      </w:tr>
-      <w:tr>
-        <w:tc>
-          <w:tcPr>
-            <w:tcW w:type="dxa" w:w="4320"/>
-          </w:tcPr>
-          <w:p>
-            <w:r>
-              <w:t>OR = 1.0</w:t>
-            </w:r>
-          </w:p>
-        </w:tc>
-        <w:tc>
-          <w:tcPr>
-            <w:tcW w:type="dxa" w:w="4320"/>
-          </w:tcPr>
-          <w:p>
-            <w:r>
-              <w:t>No effect</w:t>
-            </w:r>
-          </w:p>
-        </w:tc>
-      </w:tr>
-      <w:tr>
-        <w:tc>
-          <w:tcPr>
-            <w:tcW w:type="dxa" w:w="4320"/>
-          </w:tcPr>
-          <w:p>
-            <w:r>
-              <w:t>OR &gt; 1.0</w:t>
-            </w:r>
-          </w:p>
-        </w:tc>
-        <w:tc>
-          <w:tcPr>
-            <w:tcW w:type="dxa" w:w="4320"/>
-          </w:tcPr>
-          <w:p>
-            <w:r>
-              <w:t>Higher odds of being in a higher birth order category</w:t>
-            </w:r>
-          </w:p>
-        </w:tc>
-      </w:tr>
-      <w:tr>
-        <w:tc>
-          <w:tcPr>
-            <w:tcW w:type="dxa" w:w="4320"/>
-          </w:tcPr>
-          <w:p>
-            <w:r>
-              <w:t>OR &lt; 1.0</w:t>
-            </w:r>
-          </w:p>
-        </w:tc>
-        <w:tc>
-          <w:tcPr>
-            <w:tcW w:type="dxa" w:w="4320"/>
-          </w:tcPr>
-          <w:p>
-            <w:r>
-              <w:t>Lower odds of being in a higher birth order category</w:t>
-            </w:r>
-          </w:p>
-        </w:tc>
-      </w:tr>
-    </w:tbl>
-    <w:p>
-      <w:pPr>
-        <w:pStyle w:val="IntenseQuote"/>
-      </w:pPr>
-      <w:r>
-        <w:t>📎 The odds ratios have also been exported to Excel: model1_ordinal_OR.xlsx</w:t>
-      </w:r>
-    </w:p>
     <w:p>
       <w:pPr>
         <w:pStyle w:val="Heading1"/>
@@ -4017,7 +2452,7 @@
           </w:tcPr>
           <w:p>
             <w:r>
-              <w:t>-346715.9051</w:t>
+              <w:t>-346713.6116</w:t>
             </w:r>
           </w:p>
         </w:tc>
@@ -4039,7 +2474,7 @@
           </w:tcPr>
           <w:p>
             <w:r>
-              <w:t>693487.8103</w:t>
+              <w:t>693483.2231</w:t>
             </w:r>
           </w:p>
         </w:tc>
@@ -4061,7 +2496,7 @@
           </w:tcPr>
           <w:p>
             <w:r>
-              <w:t>693786.5904</w:t>
+              <w:t>693782.0030</w:t>
             </w:r>
           </w:p>
         </w:tc>
@@ -4105,7 +2540,7 @@
           </w:tcPr>
           <w:p>
             <w:r>
-              <w:t>318290</w:t>
+              <w:t>318288</w:t>
             </w:r>
           </w:p>
         </w:tc>
@@ -4286,7 +2721,7 @@
               <w:rPr>
                 <w:b/>
               </w:rPr>
-              <w:t>1.7228</w:t>
+              <w:t>1.7229</w:t>
             </w:r>
           </w:p>
         </w:tc>
@@ -4312,7 +2747,7 @@
               <w:rPr>
                 <w:b/>
               </w:rPr>
-              <w:t>54.5289</w:t>
+              <w:t>54.5297</w:t>
             </w:r>
           </w:p>
         </w:tc>
@@ -4389,7 +2824,7 @@
               <w:rPr>
                 <w:b/>
               </w:rPr>
-              <w:t>91.4582</w:t>
+              <w:t>91.4580</w:t>
             </w:r>
           </w:p>
         </w:tc>
@@ -4517,7 +2952,7 @@
               <w:rPr>
                 <w:b/>
               </w:rPr>
-              <w:t>4.5273</w:t>
+              <w:t>4.5274</w:t>
             </w:r>
           </w:p>
         </w:tc>
@@ -4543,7 +2978,7 @@
               <w:rPr>
                 <w:b/>
               </w:rPr>
-              <w:t>141.9436</w:t>
+              <w:t>141.9455</w:t>
             </w:r>
           </w:p>
         </w:tc>
@@ -4620,7 +3055,7 @@
               <w:rPr>
                 <w:b/>
               </w:rPr>
-              <w:t>-2.2267</w:t>
+              <w:t>-2.2273</w:t>
             </w:r>
           </w:p>
         </w:tc>
@@ -4633,7 +3068,7 @@
               <w:rPr>
                 <w:b/>
               </w:rPr>
-              <w:t>0.0260</w:t>
+              <w:t>0.0259</w:t>
             </w:r>
           </w:p>
         </w:tc>
@@ -4675,27 +3110,27 @@
           </w:tcPr>
           <w:p>
             <w:r>
-              <w:t>0.5001</w:t>
-            </w:r>
-          </w:p>
-        </w:tc>
-        <w:tc>
-          <w:tcPr>
-            <w:tcW w:type="dxa" w:w="1440"/>
-          </w:tcPr>
-          <w:p>
-            <w:r>
-              <w:t>-1.0789</w:t>
-            </w:r>
-          </w:p>
-        </w:tc>
-        <w:tc>
-          <w:tcPr>
-            <w:tcW w:type="dxa" w:w="1440"/>
-          </w:tcPr>
-          <w:p>
-            <w:r>
-              <w:t>0.2806</w:t>
+              <w:t>0.4842</w:t>
+            </w:r>
+          </w:p>
+        </w:tc>
+        <w:tc>
+          <w:tcPr>
+            <w:tcW w:type="dxa" w:w="1440"/>
+          </w:tcPr>
+          <w:p>
+            <w:r>
+              <w:t>-1.1144</w:t>
+            </w:r>
+          </w:p>
+        </w:tc>
+        <w:tc>
+          <w:tcPr>
+            <w:tcW w:type="dxa" w:w="1440"/>
+          </w:tcPr>
+          <w:p>
+            <w:r>
+              <w:t>0.2651</w:t>
             </w:r>
           </w:p>
         </w:tc>
@@ -4735,27 +3170,27 @@
           </w:tcPr>
           <w:p>
             <w:r>
-              <w:t>0.5647</w:t>
-            </w:r>
-          </w:p>
-        </w:tc>
-        <w:tc>
-          <w:tcPr>
-            <w:tcW w:type="dxa" w:w="1440"/>
-          </w:tcPr>
-          <w:p>
-            <w:r>
-              <w:t>-0.1316</w:t>
-            </w:r>
-          </w:p>
-        </w:tc>
-        <w:tc>
-          <w:tcPr>
-            <w:tcW w:type="dxa" w:w="1440"/>
-          </w:tcPr>
-          <w:p>
-            <w:r>
-              <w:t>0.8953</w:t>
+              <w:t>0.5617</w:t>
+            </w:r>
+          </w:p>
+        </w:tc>
+        <w:tc>
+          <w:tcPr>
+            <w:tcW w:type="dxa" w:w="1440"/>
+          </w:tcPr>
+          <w:p>
+            <w:r>
+              <w:t>-0.1323</w:t>
+            </w:r>
+          </w:p>
+        </w:tc>
+        <w:tc>
+          <w:tcPr>
+            <w:tcW w:type="dxa" w:w="1440"/>
+          </w:tcPr>
+          <w:p>
+            <w:r>
+              <w:t>0.8947</w:t>
             </w:r>
           </w:p>
         </w:tc>
@@ -4795,27 +3230,27 @@
           </w:tcPr>
           <w:p>
             <w:r>
-              <w:t>0.4899</w:t>
-            </w:r>
-          </w:p>
-        </w:tc>
-        <w:tc>
-          <w:tcPr>
-            <w:tcW w:type="dxa" w:w="1440"/>
-          </w:tcPr>
-          <w:p>
-            <w:r>
-              <w:t>-0.0247</w:t>
-            </w:r>
-          </w:p>
-        </w:tc>
-        <w:tc>
-          <w:tcPr>
-            <w:tcW w:type="dxa" w:w="1440"/>
-          </w:tcPr>
-          <w:p>
-            <w:r>
-              <w:t>0.9803</w:t>
+              <w:t>0.4739</w:t>
+            </w:r>
+          </w:p>
+        </w:tc>
+        <w:tc>
+          <w:tcPr>
+            <w:tcW w:type="dxa" w:w="1440"/>
+          </w:tcPr>
+          <w:p>
+            <w:r>
+              <w:t>-0.0255</w:t>
+            </w:r>
+          </w:p>
+        </w:tc>
+        <w:tc>
+          <w:tcPr>
+            <w:tcW w:type="dxa" w:w="1440"/>
+          </w:tcPr>
+          <w:p>
+            <w:r>
+              <w:t>0.9797</w:t>
             </w:r>
           </w:p>
         </w:tc>
@@ -4855,27 +3290,27 @@
           </w:tcPr>
           <w:p>
             <w:r>
-              <w:t>0.4966</w:t>
-            </w:r>
-          </w:p>
-        </w:tc>
-        <w:tc>
-          <w:tcPr>
-            <w:tcW w:type="dxa" w:w="1440"/>
-          </w:tcPr>
-          <w:p>
-            <w:r>
-              <w:t>-0.1343</w:t>
-            </w:r>
-          </w:p>
-        </w:tc>
-        <w:tc>
-          <w:tcPr>
-            <w:tcW w:type="dxa" w:w="1440"/>
-          </w:tcPr>
-          <w:p>
-            <w:r>
-              <w:t>0.8931</w:t>
+              <w:t>0.4806</w:t>
+            </w:r>
+          </w:p>
+        </w:tc>
+        <w:tc>
+          <w:tcPr>
+            <w:tcW w:type="dxa" w:w="1440"/>
+          </w:tcPr>
+          <w:p>
+            <w:r>
+              <w:t>-0.1389</w:t>
+            </w:r>
+          </w:p>
+        </w:tc>
+        <w:tc>
+          <w:tcPr>
+            <w:tcW w:type="dxa" w:w="1440"/>
+          </w:tcPr>
+          <w:p>
+            <w:r>
+              <w:t>0.8896</w:t>
             </w:r>
           </w:p>
         </w:tc>
@@ -4924,7 +3359,7 @@
               <w:rPr>
                 <w:b/>
               </w:rPr>
-              <w:t>0.5231</w:t>
+              <w:t>0.5075</w:t>
             </w:r>
           </w:p>
         </w:tc>
@@ -4937,7 +3372,7 @@
               <w:rPr>
                 <w:b/>
               </w:rPr>
-              <w:t>-2.0043</w:t>
+              <w:t>-2.0657</w:t>
             </w:r>
           </w:p>
         </w:tc>
@@ -4950,7 +3385,7 @@
               <w:rPr>
                 <w:b/>
               </w:rPr>
-              <w:t>0.0450</w:t>
+              <w:t>0.0389</w:t>
             </w:r>
           </w:p>
         </w:tc>
@@ -4992,27 +3427,27 @@
           </w:tcPr>
           <w:p>
             <w:r>
-              <w:t>0.5699</w:t>
-            </w:r>
-          </w:p>
-        </w:tc>
-        <w:tc>
-          <w:tcPr>
-            <w:tcW w:type="dxa" w:w="1440"/>
-          </w:tcPr>
-          <w:p>
-            <w:r>
-              <w:t>-0.1959</w:t>
-            </w:r>
-          </w:p>
-        </w:tc>
-        <w:tc>
-          <w:tcPr>
-            <w:tcW w:type="dxa" w:w="1440"/>
-          </w:tcPr>
-          <w:p>
-            <w:r>
-              <w:t>0.8447</w:t>
+              <w:t>0.5574</w:t>
+            </w:r>
+          </w:p>
+        </w:tc>
+        <w:tc>
+          <w:tcPr>
+            <w:tcW w:type="dxa" w:w="1440"/>
+          </w:tcPr>
+          <w:p>
+            <w:r>
+              <w:t>-0.2003</w:t>
+            </w:r>
+          </w:p>
+        </w:tc>
+        <w:tc>
+          <w:tcPr>
+            <w:tcW w:type="dxa" w:w="1440"/>
+          </w:tcPr>
+          <w:p>
+            <w:r>
+              <w:t>0.8413</w:t>
             </w:r>
           </w:p>
         </w:tc>
@@ -5052,27 +3487,27 @@
           </w:tcPr>
           <w:p>
             <w:r>
-              <w:t>0.5275</w:t>
-            </w:r>
-          </w:p>
-        </w:tc>
-        <w:tc>
-          <w:tcPr>
-            <w:tcW w:type="dxa" w:w="1440"/>
-          </w:tcPr>
-          <w:p>
-            <w:r>
-              <w:t>-1.1594</w:t>
-            </w:r>
-          </w:p>
-        </w:tc>
-        <w:tc>
-          <w:tcPr>
-            <w:tcW w:type="dxa" w:w="1440"/>
-          </w:tcPr>
-          <w:p>
-            <w:r>
-              <w:t>0.2463</w:t>
+              <w:t>0.5134</w:t>
+            </w:r>
+          </w:p>
+        </w:tc>
+        <w:tc>
+          <w:tcPr>
+            <w:tcW w:type="dxa" w:w="1440"/>
+          </w:tcPr>
+          <w:p>
+            <w:r>
+              <w:t>-1.1912</w:t>
+            </w:r>
+          </w:p>
+        </w:tc>
+        <w:tc>
+          <w:tcPr>
+            <w:tcW w:type="dxa" w:w="1440"/>
+          </w:tcPr>
+          <w:p>
+            <w:r>
+              <w:t>0.2336</w:t>
             </w:r>
           </w:p>
         </w:tc>
@@ -5112,27 +3547,27 @@
           </w:tcPr>
           <w:p>
             <w:r>
-              <w:t>0.4896</w:t>
-            </w:r>
-          </w:p>
-        </w:tc>
-        <w:tc>
-          <w:tcPr>
-            <w:tcW w:type="dxa" w:w="1440"/>
-          </w:tcPr>
-          <w:p>
-            <w:r>
-              <w:t>-1.3046</w:t>
-            </w:r>
-          </w:p>
-        </w:tc>
-        <w:tc>
-          <w:tcPr>
-            <w:tcW w:type="dxa" w:w="1440"/>
-          </w:tcPr>
-          <w:p>
-            <w:r>
-              <w:t>0.1920</w:t>
+              <w:t>0.4736</w:t>
+            </w:r>
+          </w:p>
+        </w:tc>
+        <w:tc>
+          <w:tcPr>
+            <w:tcW w:type="dxa" w:w="1440"/>
+          </w:tcPr>
+          <w:p>
+            <w:r>
+              <w:t>-1.3488</w:t>
+            </w:r>
+          </w:p>
+        </w:tc>
+        <w:tc>
+          <w:tcPr>
+            <w:tcW w:type="dxa" w:w="1440"/>
+          </w:tcPr>
+          <w:p>
+            <w:r>
+              <w:t>0.1774</w:t>
             </w:r>
           </w:p>
         </w:tc>
@@ -5172,27 +3607,27 @@
           </w:tcPr>
           <w:p>
             <w:r>
-              <w:t>0.8940</w:t>
-            </w:r>
-          </w:p>
-        </w:tc>
-        <w:tc>
-          <w:tcPr>
-            <w:tcW w:type="dxa" w:w="1440"/>
-          </w:tcPr>
-          <w:p>
-            <w:r>
-              <w:t>-0.0673</w:t>
-            </w:r>
-          </w:p>
-        </w:tc>
-        <w:tc>
-          <w:tcPr>
-            <w:tcW w:type="dxa" w:w="1440"/>
-          </w:tcPr>
-          <w:p>
-            <w:r>
-              <w:t>0.9463</w:t>
+              <w:t>0.8652</w:t>
+            </w:r>
+          </w:p>
+        </w:tc>
+        <w:tc>
+          <w:tcPr>
+            <w:tcW w:type="dxa" w:w="1440"/>
+          </w:tcPr>
+          <w:p>
+            <w:r>
+              <w:t>-0.0696</w:t>
+            </w:r>
+          </w:p>
+        </w:tc>
+        <w:tc>
+          <w:tcPr>
+            <w:tcW w:type="dxa" w:w="1440"/>
+          </w:tcPr>
+          <w:p>
+            <w:r>
+              <w:t>0.9445</w:t>
             </w:r>
           </w:p>
         </w:tc>
@@ -5232,27 +3667,27 @@
           </w:tcPr>
           <w:p>
             <w:r>
-              <w:t>0.4897</w:t>
-            </w:r>
-          </w:p>
-        </w:tc>
-        <w:tc>
-          <w:tcPr>
-            <w:tcW w:type="dxa" w:w="1440"/>
-          </w:tcPr>
-          <w:p>
-            <w:r>
-              <w:t>0.5094</w:t>
-            </w:r>
-          </w:p>
-        </w:tc>
-        <w:tc>
-          <w:tcPr>
-            <w:tcW w:type="dxa" w:w="1440"/>
-          </w:tcPr>
-          <w:p>
-            <w:r>
-              <w:t>0.6105</w:t>
+              <w:t>0.4737</w:t>
+            </w:r>
+          </w:p>
+        </w:tc>
+        <w:tc>
+          <w:tcPr>
+            <w:tcW w:type="dxa" w:w="1440"/>
+          </w:tcPr>
+          <w:p>
+            <w:r>
+              <w:t>0.5266</w:t>
+            </w:r>
+          </w:p>
+        </w:tc>
+        <w:tc>
+          <w:tcPr>
+            <w:tcW w:type="dxa" w:w="1440"/>
+          </w:tcPr>
+          <w:p>
+            <w:r>
+              <w:t>0.5984</w:t>
             </w:r>
           </w:p>
         </w:tc>
@@ -5292,27 +3727,27 @@
           </w:tcPr>
           <w:p>
             <w:r>
-              <w:t>0.4897</w:t>
-            </w:r>
-          </w:p>
-        </w:tc>
-        <w:tc>
-          <w:tcPr>
-            <w:tcW w:type="dxa" w:w="1440"/>
-          </w:tcPr>
-          <w:p>
-            <w:r>
-              <w:t>-0.2270</w:t>
-            </w:r>
-          </w:p>
-        </w:tc>
-        <w:tc>
-          <w:tcPr>
-            <w:tcW w:type="dxa" w:w="1440"/>
-          </w:tcPr>
-          <w:p>
-            <w:r>
-              <w:t>0.8204</w:t>
+              <w:t>0.4737</w:t>
+            </w:r>
+          </w:p>
+        </w:tc>
+        <w:tc>
+          <w:tcPr>
+            <w:tcW w:type="dxa" w:w="1440"/>
+          </w:tcPr>
+          <w:p>
+            <w:r>
+              <w:t>-0.2347</w:t>
+            </w:r>
+          </w:p>
+        </w:tc>
+        <w:tc>
+          <w:tcPr>
+            <w:tcW w:type="dxa" w:w="1440"/>
+          </w:tcPr>
+          <w:p>
+            <w:r>
+              <w:t>0.8145</w:t>
             </w:r>
           </w:p>
         </w:tc>
@@ -5374,7 +3809,7 @@
               <w:rPr>
                 <w:b/>
               </w:rPr>
-              <w:t>-2.6976</w:t>
+              <w:t>-2.6962</w:t>
             </w:r>
           </w:p>
         </w:tc>
@@ -5451,7 +3886,7 @@
               <w:rPr>
                 <w:b/>
               </w:rPr>
-              <w:t>6.2983</w:t>
+              <w:t>6.2976</w:t>
             </w:r>
           </w:p>
         </w:tc>
@@ -5506,7 +3941,7 @@
           </w:tcPr>
           <w:p>
             <w:r>
-              <w:t>0.2924</w:t>
+              <w:t>0.2923</w:t>
             </w:r>
           </w:p>
         </w:tc>
@@ -5526,7 +3961,7 @@
           </w:tcPr>
           <w:p>
             <w:r>
-              <w:t>0.9150</w:t>
+              <w:t>0.9149</w:t>
             </w:r>
           </w:p>
         </w:tc>
@@ -5588,7 +4023,7 @@
               <w:rPr>
                 <w:b/>
               </w:rPr>
-              <w:t>25.2114</w:t>
+              <w:t>25.2144</w:t>
             </w:r>
           </w:p>
         </w:tc>
@@ -5639,7 +4074,7 @@
               <w:rPr>
                 <w:b/>
               </w:rPr>
-              <w:t>2.7894</w:t>
+              <w:t>2.7895</w:t>
             </w:r>
           </w:p>
         </w:tc>
@@ -5652,7 +4087,7 @@
               <w:rPr>
                 <w:b/>
               </w:rPr>
-              <w:t>0.4910</w:t>
+              <w:t>0.4750</w:t>
             </w:r>
           </w:p>
         </w:tc>
@@ -5665,7 +4100,7 @@
               <w:rPr>
                 <w:b/>
               </w:rPr>
-              <w:t>5.6809</w:t>
+              <w:t>5.8726</w:t>
             </w:r>
           </w:p>
         </w:tc>
@@ -5742,7 +4177,7 @@
               <w:rPr>
                 <w:b/>
               </w:rPr>
-              <w:t>228.5152</w:t>
+              <w:t>228.5184</w:t>
             </w:r>
           </w:p>
         </w:tc>
@@ -5819,7 +4254,7 @@
               <w:rPr>
                 <w:b/>
               </w:rPr>
-              <w:t>116.8958</w:t>
+              <w:t>116.8970</w:t>
             </w:r>
           </w:p>
         </w:tc>
@@ -5896,7 +4331,7 @@
               <w:rPr>
                 <w:b/>
               </w:rPr>
-              <w:t>29.3351</w:t>
+              <w:t>29.3353</w:t>
             </w:r>
           </w:p>
         </w:tc>
@@ -6204,7 +4639,7 @@
               <w:rPr>
                 <w:b/>
               </w:rPr>
-              <w:t>4.4948</w:t>
+              <w:t>4.4949</w:t>
             </w:r>
           </w:p>
         </w:tc>
@@ -6321,2623 +4756,29 @@
           <w:tcPr>
             <w:tcW w:type="dxa" w:w="2880"/>
           </w:tcPr>
-          <w:p/>
+          <w:p>
+            <w:r>
+              <w:t>1/2</w:t>
+            </w:r>
+          </w:p>
         </w:tc>
         <w:tc>
           <w:tcPr>
             <w:tcW w:type="dxa" w:w="2880"/>
           </w:tcPr>
-          <w:p/>
+          <w:p>
+            <w:r>
+              <w:t>2.7895</w:t>
+            </w:r>
+          </w:p>
         </w:tc>
         <w:tc>
           <w:tcPr>
             <w:tcW w:type="dxa" w:w="2880"/>
           </w:tcPr>
-          <w:p/>
-        </w:tc>
-      </w:tr>
-      <w:tr>
-        <w:tc>
-          <w:tcPr>
-            <w:tcW w:type="dxa" w:w="2880"/>
-          </w:tcPr>
-          <w:p/>
-        </w:tc>
-        <w:tc>
-          <w:tcPr>
-            <w:tcW w:type="dxa" w:w="2880"/>
-          </w:tcPr>
-          <w:p/>
-        </w:tc>
-        <w:tc>
-          <w:tcPr>
-            <w:tcW w:type="dxa" w:w="2880"/>
-          </w:tcPr>
-          <w:p/>
-        </w:tc>
-      </w:tr>
-      <w:tr>
-        <w:tc>
-          <w:tcPr>
-            <w:tcW w:type="dxa" w:w="2880"/>
-          </w:tcPr>
-          <w:p/>
-        </w:tc>
-        <w:tc>
-          <w:tcPr>
-            <w:tcW w:type="dxa" w:w="2880"/>
-          </w:tcPr>
-          <w:p/>
-        </w:tc>
-        <w:tc>
-          <w:tcPr>
-            <w:tcW w:type="dxa" w:w="2880"/>
-          </w:tcPr>
-          <w:p/>
-        </w:tc>
-      </w:tr>
-      <w:tr>
-        <w:tc>
-          <w:tcPr>
-            <w:tcW w:type="dxa" w:w="2880"/>
-          </w:tcPr>
-          <w:p/>
-        </w:tc>
-        <w:tc>
-          <w:tcPr>
-            <w:tcW w:type="dxa" w:w="2880"/>
-          </w:tcPr>
-          <w:p/>
-        </w:tc>
-        <w:tc>
-          <w:tcPr>
-            <w:tcW w:type="dxa" w:w="2880"/>
-          </w:tcPr>
-          <w:p/>
-        </w:tc>
-      </w:tr>
-      <w:tr>
-        <w:tc>
-          <w:tcPr>
-            <w:tcW w:type="dxa" w:w="2880"/>
-          </w:tcPr>
-          <w:p/>
-        </w:tc>
-        <w:tc>
-          <w:tcPr>
-            <w:tcW w:type="dxa" w:w="2880"/>
-          </w:tcPr>
-          <w:p/>
-        </w:tc>
-        <w:tc>
-          <w:tcPr>
-            <w:tcW w:type="dxa" w:w="2880"/>
-          </w:tcPr>
-          <w:p/>
-        </w:tc>
-      </w:tr>
-      <w:tr>
-        <w:tc>
-          <w:tcPr>
-            <w:tcW w:type="dxa" w:w="2880"/>
-          </w:tcPr>
-          <w:p/>
-        </w:tc>
-        <w:tc>
-          <w:tcPr>
-            <w:tcW w:type="dxa" w:w="2880"/>
-          </w:tcPr>
-          <w:p/>
-        </w:tc>
-        <w:tc>
-          <w:tcPr>
-            <w:tcW w:type="dxa" w:w="2880"/>
-          </w:tcPr>
-          <w:p/>
-        </w:tc>
-      </w:tr>
-      <w:tr>
-        <w:tc>
-          <w:tcPr>
-            <w:tcW w:type="dxa" w:w="2880"/>
-          </w:tcPr>
-          <w:p/>
-        </w:tc>
-        <w:tc>
-          <w:tcPr>
-            <w:tcW w:type="dxa" w:w="2880"/>
-          </w:tcPr>
-          <w:p/>
-        </w:tc>
-        <w:tc>
-          <w:tcPr>
-            <w:tcW w:type="dxa" w:w="2880"/>
-          </w:tcPr>
-          <w:p/>
-        </w:tc>
-      </w:tr>
-      <w:tr>
-        <w:tc>
-          <w:tcPr>
-            <w:tcW w:type="dxa" w:w="2880"/>
-          </w:tcPr>
-          <w:p/>
-        </w:tc>
-        <w:tc>
-          <w:tcPr>
-            <w:tcW w:type="dxa" w:w="2880"/>
-          </w:tcPr>
-          <w:p/>
-        </w:tc>
-        <w:tc>
-          <w:tcPr>
-            <w:tcW w:type="dxa" w:w="2880"/>
-          </w:tcPr>
-          <w:p/>
-        </w:tc>
-      </w:tr>
-    </w:tbl>
-    <w:p>
-      <w:pPr>
-        <w:pStyle w:val="Heading1"/>
-      </w:pPr>
-      <w:r>
-        <w:t>5.2 Ordinal Logistic Regression (Proportional Odds Model)</w:t>
-      </w:r>
-    </w:p>
-    <w:p>
-      <w:r>
-        <w:t>The Ordinal Logistic Regression model (also known as the Proportional Odds Model) was fitted using maximum likelihood estimation with the BFGS optimization algorithm. This model is appropriate for ordinal dependent variables and assumes that the relationship between each pair of outcome categories is proportional.</w:t>
-      </w:r>
-    </w:p>
-    <w:p>
-      <w:pPr>
-        <w:pStyle w:val="Heading2"/>
-      </w:pPr>
-      <w:r>
-        <w:t>Code Implementation</w:t>
-      </w:r>
-    </w:p>
-    <w:p>
-      <w:r>
-        <w:rPr>
-          <w:rFonts w:ascii="Courier New" w:hAnsi="Courier New"/>
-          <w:sz w:val="18"/>
-        </w:rPr>
-        <w:br/>
-        <w:t># Fit Ordinal Logistic Regression</w:t>
-        <w:br/>
-        <w:t>ord_model = OrderedModel(y_ord, X_encoded, distr='logit')</w:t>
-        <w:br/>
-        <w:t>ord_result = ord_model.fit(method='bfgs', disp=False)</w:t>
-        <w:br/>
-        <w:br/>
-        <w:t># Export results</w:t>
-        <w:br/>
-        <w:t>ord_result.summary()</w:t>
-        <w:br/>
-      </w:r>
-    </w:p>
-    <w:p>
-      <w:pPr>
-        <w:pStyle w:val="Heading2"/>
-      </w:pPr>
-      <w:r>
-        <w:t>Console Output</w:t>
-      </w:r>
-    </w:p>
-    <w:p>
-      <w:r>
-        <w:rPr>
-          <w:rFonts w:ascii="Courier New" w:hAnsi="Courier New"/>
-          <w:sz w:val="18"/>
-        </w:rPr>
-        <w:t>Fitting Ordinal Logistic Regression...</w:t>
-        <w:br/>
-        <w:t>(May take 1-2 minutes for large datasets)</w:t>
-        <w:br/>
-        <w:br/>
-        <w:t>Model fitted successfully.</w:t>
-        <w:br/>
-        <w:t>Saved: ordinal_regression_results.txt</w:t>
-        <w:br/>
-        <w:t>Saved: ordinal_coefficients.csv</w:t>
-        <w:br/>
-        <w:t>Saved: model_fit_stats.csv</w:t>
-        <w:br/>
-      </w:r>
-    </w:p>
-    <w:p>
-      <w:pPr>
-        <w:pStyle w:val="Heading2"/>
-      </w:pPr>
-      <w:r>
-        <w:t>Model Fit Statistics</w:t>
-      </w:r>
-    </w:p>
-    <w:tbl>
-      <w:tblPr>
-        <w:tblStyle w:val="LightGrid-Accent1"/>
-        <w:tblW w:type="auto" w:w="0"/>
-        <w:tblLayout w:type="fixed"/>
-        <w:tblLook w:firstColumn="1" w:firstRow="1" w:lastColumn="0" w:lastRow="0" w:noHBand="0" w:noVBand="1" w:val="04A0"/>
-      </w:tblPr>
-      <w:tblGrid>
-        <w:gridCol w:w="4320"/>
-        <w:gridCol w:w="4320"/>
-      </w:tblGrid>
-      <w:tr>
-        <w:tc>
-          <w:tcPr>
-            <w:tcW w:type="dxa" w:w="4320"/>
-          </w:tcPr>
-          <w:p>
-            <w:r>
-              <w:rPr>
-                <w:b/>
-              </w:rPr>
-              <w:t>Metric</w:t>
-            </w:r>
-          </w:p>
-        </w:tc>
-        <w:tc>
-          <w:tcPr>
-            <w:tcW w:type="dxa" w:w="4320"/>
-          </w:tcPr>
-          <w:p>
-            <w:r>
-              <w:rPr>
-                <w:b/>
-              </w:rPr>
-              <w:t>Value</w:t>
-            </w:r>
-          </w:p>
-        </w:tc>
-      </w:tr>
-      <w:tr>
-        <w:tc>
-          <w:tcPr>
-            <w:tcW w:type="dxa" w:w="4320"/>
-          </w:tcPr>
-          <w:p>
-            <w:r>
-              <w:t>Log-Likelihood</w:t>
-            </w:r>
-          </w:p>
-        </w:tc>
-        <w:tc>
-          <w:tcPr>
-            <w:tcW w:type="dxa" w:w="4320"/>
-          </w:tcPr>
-          <w:p>
-            <w:r>
-              <w:t>-346715.9051</w:t>
-            </w:r>
-          </w:p>
-        </w:tc>
-      </w:tr>
-      <w:tr>
-        <w:tc>
-          <w:tcPr>
-            <w:tcW w:type="dxa" w:w="4320"/>
-          </w:tcPr>
-          <w:p>
-            <w:r>
-              <w:t>AIC</w:t>
-            </w:r>
-          </w:p>
-        </w:tc>
-        <w:tc>
-          <w:tcPr>
-            <w:tcW w:type="dxa" w:w="4320"/>
-          </w:tcPr>
-          <w:p>
-            <w:r>
-              <w:t>693487.8103</w:t>
-            </w:r>
-          </w:p>
-        </w:tc>
-      </w:tr>
-      <w:tr>
-        <w:tc>
-          <w:tcPr>
-            <w:tcW w:type="dxa" w:w="4320"/>
-          </w:tcPr>
-          <w:p>
-            <w:r>
-              <w:t>BIC</w:t>
-            </w:r>
-          </w:p>
-        </w:tc>
-        <w:tc>
-          <w:tcPr>
-            <w:tcW w:type="dxa" w:w="4320"/>
-          </w:tcPr>
-          <w:p>
-            <w:r>
-              <w:t>693786.5904</w:t>
-            </w:r>
-          </w:p>
-        </w:tc>
-      </w:tr>
-      <w:tr>
-        <w:tc>
-          <w:tcPr>
-            <w:tcW w:type="dxa" w:w="4320"/>
-          </w:tcPr>
-          <w:p>
-            <w:r>
-              <w:t>Pseudo-R-squared</w:t>
-            </w:r>
-          </w:p>
-        </w:tc>
-        <w:tc>
-          <w:tcPr>
-            <w:tcW w:type="dxa" w:w="4320"/>
-          </w:tcPr>
-          <w:p>
-            <w:r>
-              <w:t>0.1169</w:t>
-            </w:r>
-          </w:p>
-        </w:tc>
-      </w:tr>
-      <w:tr>
-        <w:tc>
-          <w:tcPr>
-            <w:tcW w:type="dxa" w:w="4320"/>
-          </w:tcPr>
-          <w:p>
-            <w:r>
-              <w:t>Number of Observations</w:t>
-            </w:r>
-          </w:p>
-        </w:tc>
-        <w:tc>
-          <w:tcPr>
-            <w:tcW w:type="dxa" w:w="4320"/>
-          </w:tcPr>
-          <w:p>
-            <w:r>
-              <w:t>318290</w:t>
-            </w:r>
-          </w:p>
-        </w:tc>
-      </w:tr>
-      <w:tr>
-        <w:tc>
-          <w:tcPr>
-            <w:tcW w:type="dxa" w:w="4320"/>
-          </w:tcPr>
-          <w:p>
-            <w:r>
-              <w:t>Converged</w:t>
-            </w:r>
-          </w:p>
-        </w:tc>
-        <w:tc>
-          <w:tcPr>
-            <w:tcW w:type="dxa" w:w="4320"/>
-          </w:tcPr>
-          <w:p>
-            <w:r>
-              <w:t>True</w:t>
-            </w:r>
-          </w:p>
-        </w:tc>
-      </w:tr>
-    </w:tbl>
-    <w:p>
-      <w:r>
-        <w:rPr>
-          <w:b/>
-          <w:color w:val="008000"/>
-        </w:rPr>
-        <w:t>✓ Model converged successfully</w:t>
-      </w:r>
-    </w:p>
-    <w:p>
-      <w:pPr>
-        <w:pStyle w:val="Heading2"/>
-      </w:pPr>
-      <w:r>
-        <w:t>Regression Coefficients</w:t>
-      </w:r>
-    </w:p>
-    <w:tbl>
-      <w:tblPr>
-        <w:tblStyle w:val="LightGrid-Accent1"/>
-        <w:tblW w:type="auto" w:w="0"/>
-        <w:tblLayout w:type="fixed"/>
-        <w:tblLook w:firstColumn="1" w:firstRow="1" w:lastColumn="0" w:lastRow="0" w:noHBand="0" w:noVBand="1" w:val="04A0"/>
-      </w:tblPr>
-      <w:tblGrid>
-        <w:gridCol w:w="2160"/>
-        <w:gridCol w:w="1440"/>
-        <w:gridCol w:w="1440"/>
-        <w:gridCol w:w="1152"/>
-        <w:gridCol w:w="1152"/>
-        <w:gridCol w:w="864"/>
-      </w:tblGrid>
-      <w:tr>
-        <w:tc>
-          <w:tcPr>
-            <w:tcW w:type="dxa" w:w="1440"/>
-          </w:tcPr>
-          <w:p>
-            <w:pPr>
-              <w:jc w:val="center"/>
-            </w:pPr>
-            <w:r>
-              <w:rPr>
-                <w:b/>
-              </w:rPr>
-              <w:t>Variable</w:t>
-            </w:r>
-          </w:p>
-        </w:tc>
-        <w:tc>
-          <w:tcPr>
-            <w:tcW w:type="dxa" w:w="1440"/>
-          </w:tcPr>
-          <w:p>
-            <w:pPr>
-              <w:jc w:val="center"/>
-            </w:pPr>
-            <w:r>
-              <w:rPr>
-                <w:b/>
-              </w:rPr>
-              <w:t>Coefficient</w:t>
-            </w:r>
-          </w:p>
-        </w:tc>
-        <w:tc>
-          <w:tcPr>
-            <w:tcW w:type="dxa" w:w="1440"/>
-          </w:tcPr>
-          <w:p>
-            <w:pPr>
-              <w:jc w:val="center"/>
-            </w:pPr>
-            <w:r>
-              <w:rPr>
-                <w:b/>
-              </w:rPr>
-              <w:t>Std. Error</w:t>
-            </w:r>
-          </w:p>
-        </w:tc>
-        <w:tc>
-          <w:tcPr>
-            <w:tcW w:type="dxa" w:w="1440"/>
-          </w:tcPr>
-          <w:p>
-            <w:pPr>
-              <w:jc w:val="center"/>
-            </w:pPr>
-            <w:r>
-              <w:rPr>
-                <w:b/>
-              </w:rPr>
-              <w:t>z-value</w:t>
-            </w:r>
-          </w:p>
-        </w:tc>
-        <w:tc>
-          <w:tcPr>
-            <w:tcW w:type="dxa" w:w="1440"/>
-          </w:tcPr>
-          <w:p>
-            <w:pPr>
-              <w:jc w:val="center"/>
-            </w:pPr>
-            <w:r>
-              <w:rPr>
-                <w:b/>
-              </w:rPr>
-              <w:t>P&gt;|z|</w:t>
-            </w:r>
-          </w:p>
-        </w:tc>
-        <w:tc>
-          <w:tcPr>
-            <w:tcW w:type="dxa" w:w="1440"/>
-          </w:tcPr>
-          <w:p>
-            <w:pPr>
-              <w:jc w:val="center"/>
-            </w:pPr>
-            <w:r>
-              <w:rPr>
-                <w:b/>
-              </w:rPr>
-              <w:t>Signif.</w:t>
-            </w:r>
-          </w:p>
-        </w:tc>
-      </w:tr>
-      <w:tr>
-        <w:tc>
-          <w:tcPr>
-            <w:tcW w:type="dxa" w:w="1440"/>
-          </w:tcPr>
-          <w:p>
-            <w:r>
-              <w:rPr>
-                <w:b/>
-              </w:rPr>
-              <w:t>age_group_20-24</w:t>
-            </w:r>
-          </w:p>
-        </w:tc>
-        <w:tc>
-          <w:tcPr>
-            <w:tcW w:type="dxa" w:w="1440"/>
-          </w:tcPr>
-          <w:p>
-            <w:r>
-              <w:rPr>
-                <w:b/>
-              </w:rPr>
-              <w:t>1.7228</w:t>
-            </w:r>
-          </w:p>
-        </w:tc>
-        <w:tc>
-          <w:tcPr>
-            <w:tcW w:type="dxa" w:w="1440"/>
-          </w:tcPr>
-          <w:p>
-            <w:r>
-              <w:rPr>
-                <w:b/>
-              </w:rPr>
-              <w:t>0.0316</w:t>
-            </w:r>
-          </w:p>
-        </w:tc>
-        <w:tc>
-          <w:tcPr>
-            <w:tcW w:type="dxa" w:w="1440"/>
-          </w:tcPr>
-          <w:p>
-            <w:r>
-              <w:rPr>
-                <w:b/>
-              </w:rPr>
-              <w:t>54.5289</w:t>
-            </w:r>
-          </w:p>
-        </w:tc>
-        <w:tc>
-          <w:tcPr>
-            <w:tcW w:type="dxa" w:w="1440"/>
-          </w:tcPr>
-          <w:p>
-            <w:r>
-              <w:rPr>
-                <w:b/>
-              </w:rPr>
-              <w:t>0.0000</w:t>
-            </w:r>
-          </w:p>
-        </w:tc>
-        <w:tc>
-          <w:tcPr>
-            <w:tcW w:type="dxa" w:w="1440"/>
-          </w:tcPr>
-          <w:p>
-            <w:r>
-              <w:t>***</w:t>
-            </w:r>
-          </w:p>
-        </w:tc>
-      </w:tr>
-      <w:tr>
-        <w:tc>
-          <w:tcPr>
-            <w:tcW w:type="dxa" w:w="1440"/>
-          </w:tcPr>
-          <w:p>
-            <w:r>
-              <w:rPr>
-                <w:b/>
-              </w:rPr>
-              <w:t>age_group_25-29</w:t>
-            </w:r>
-          </w:p>
-        </w:tc>
-        <w:tc>
-          <w:tcPr>
-            <w:tcW w:type="dxa" w:w="1440"/>
-          </w:tcPr>
-          <w:p>
-            <w:r>
-              <w:rPr>
-                <w:b/>
-              </w:rPr>
-              <w:t>2.8380</w:t>
-            </w:r>
-          </w:p>
-        </w:tc>
-        <w:tc>
-          <w:tcPr>
-            <w:tcW w:type="dxa" w:w="1440"/>
-          </w:tcPr>
-          <w:p>
-            <w:r>
-              <w:rPr>
-                <w:b/>
-              </w:rPr>
-              <w:t>0.0310</w:t>
-            </w:r>
-          </w:p>
-        </w:tc>
-        <w:tc>
-          <w:tcPr>
-            <w:tcW w:type="dxa" w:w="1440"/>
-          </w:tcPr>
-          <w:p>
-            <w:r>
-              <w:rPr>
-                <w:b/>
-              </w:rPr>
-              <w:t>91.4582</w:t>
-            </w:r>
-          </w:p>
-        </w:tc>
-        <w:tc>
-          <w:tcPr>
-            <w:tcW w:type="dxa" w:w="1440"/>
-          </w:tcPr>
-          <w:p>
-            <w:r>
-              <w:rPr>
-                <w:b/>
-              </w:rPr>
-              <w:t>0.0000</w:t>
-            </w:r>
-          </w:p>
-        </w:tc>
-        <w:tc>
-          <w:tcPr>
-            <w:tcW w:type="dxa" w:w="1440"/>
-          </w:tcPr>
-          <w:p>
-            <w:r>
-              <w:t>***</w:t>
-            </w:r>
-          </w:p>
-        </w:tc>
-      </w:tr>
-      <w:tr>
-        <w:tc>
-          <w:tcPr>
-            <w:tcW w:type="dxa" w:w="1440"/>
-          </w:tcPr>
-          <w:p>
-            <w:r>
-              <w:rPr>
-                <w:b/>
-              </w:rPr>
-              <w:t>age_group_30-34</w:t>
-            </w:r>
-          </w:p>
-        </w:tc>
-        <w:tc>
-          <w:tcPr>
-            <w:tcW w:type="dxa" w:w="1440"/>
-          </w:tcPr>
-          <w:p>
-            <w:r>
-              <w:rPr>
-                <w:b/>
-              </w:rPr>
-              <w:t>3.7843</w:t>
-            </w:r>
-          </w:p>
-        </w:tc>
-        <w:tc>
-          <w:tcPr>
-            <w:tcW w:type="dxa" w:w="1440"/>
-          </w:tcPr>
-          <w:p>
-            <w:r>
-              <w:rPr>
-                <w:b/>
-              </w:rPr>
-              <w:t>0.0312</w:t>
-            </w:r>
-          </w:p>
-        </w:tc>
-        <w:tc>
-          <w:tcPr>
-            <w:tcW w:type="dxa" w:w="1440"/>
-          </w:tcPr>
-          <w:p>
-            <w:r>
-              <w:rPr>
-                <w:b/>
-              </w:rPr>
-              <w:t>121.1054</w:t>
-            </w:r>
-          </w:p>
-        </w:tc>
-        <w:tc>
-          <w:tcPr>
-            <w:tcW w:type="dxa" w:w="1440"/>
-          </w:tcPr>
-          <w:p>
-            <w:r>
-              <w:rPr>
-                <w:b/>
-              </w:rPr>
-              <w:t>0.0000</w:t>
-            </w:r>
-          </w:p>
-        </w:tc>
-        <w:tc>
-          <w:tcPr>
-            <w:tcW w:type="dxa" w:w="1440"/>
-          </w:tcPr>
-          <w:p>
-            <w:r>
-              <w:t>***</w:t>
-            </w:r>
-          </w:p>
-        </w:tc>
-      </w:tr>
-      <w:tr>
-        <w:tc>
-          <w:tcPr>
-            <w:tcW w:type="dxa" w:w="1440"/>
-          </w:tcPr>
-          <w:p>
-            <w:r>
-              <w:rPr>
-                <w:b/>
-              </w:rPr>
-              <w:t>age_group_35+</w:t>
-            </w:r>
-          </w:p>
-        </w:tc>
-        <w:tc>
-          <w:tcPr>
-            <w:tcW w:type="dxa" w:w="1440"/>
-          </w:tcPr>
-          <w:p>
-            <w:r>
-              <w:rPr>
-                <w:b/>
-              </w:rPr>
-              <w:t>4.5273</w:t>
-            </w:r>
-          </w:p>
-        </w:tc>
-        <w:tc>
-          <w:tcPr>
-            <w:tcW w:type="dxa" w:w="1440"/>
-          </w:tcPr>
-          <w:p>
-            <w:r>
-              <w:rPr>
-                <w:b/>
-              </w:rPr>
-              <w:t>0.0319</w:t>
-            </w:r>
-          </w:p>
-        </w:tc>
-        <w:tc>
-          <w:tcPr>
-            <w:tcW w:type="dxa" w:w="1440"/>
-          </w:tcPr>
-          <w:p>
-            <w:r>
-              <w:rPr>
-                <w:b/>
-              </w:rPr>
-              <w:t>141.9436</w:t>
-            </w:r>
-          </w:p>
-        </w:tc>
-        <w:tc>
-          <w:tcPr>
-            <w:tcW w:type="dxa" w:w="1440"/>
-          </w:tcPr>
-          <w:p>
-            <w:r>
-              <w:rPr>
-                <w:b/>
-              </w:rPr>
-              <w:t>0.0000</w:t>
-            </w:r>
-          </w:p>
-        </w:tc>
-        <w:tc>
-          <w:tcPr>
-            <w:tcW w:type="dxa" w:w="1440"/>
-          </w:tcPr>
-          <w:p>
-            <w:r>
-              <w:t>***</w:t>
-            </w:r>
-          </w:p>
-        </w:tc>
-      </w:tr>
-      <w:tr>
-        <w:tc>
-          <w:tcPr>
-            <w:tcW w:type="dxa" w:w="1440"/>
-          </w:tcPr>
-          <w:p>
-            <w:r>
-              <w:rPr>
-                <w:b/>
-              </w:rPr>
-              <w:t>marital_status_Unmarried</w:t>
-            </w:r>
-          </w:p>
-        </w:tc>
-        <w:tc>
-          <w:tcPr>
-            <w:tcW w:type="dxa" w:w="1440"/>
-          </w:tcPr>
-          <w:p>
-            <w:r>
-              <w:rPr>
-                <w:b/>
-              </w:rPr>
-              <w:t>-0.0758</w:t>
-            </w:r>
-          </w:p>
-        </w:tc>
-        <w:tc>
-          <w:tcPr>
-            <w:tcW w:type="dxa" w:w="1440"/>
-          </w:tcPr>
-          <w:p>
-            <w:r>
-              <w:rPr>
-                <w:b/>
-              </w:rPr>
-              <w:t>0.0340</w:t>
-            </w:r>
-          </w:p>
-        </w:tc>
-        <w:tc>
-          <w:tcPr>
-            <w:tcW w:type="dxa" w:w="1440"/>
-          </w:tcPr>
-          <w:p>
-            <w:r>
-              <w:rPr>
-                <w:b/>
-              </w:rPr>
-              <w:t>-2.2267</w:t>
-            </w:r>
-          </w:p>
-        </w:tc>
-        <w:tc>
-          <w:tcPr>
-            <w:tcW w:type="dxa" w:w="1440"/>
-          </w:tcPr>
-          <w:p>
-            <w:r>
-              <w:rPr>
-                <w:b/>
-              </w:rPr>
-              <w:t>0.0260</w:t>
-            </w:r>
-          </w:p>
-        </w:tc>
-        <w:tc>
-          <w:tcPr>
-            <w:tcW w:type="dxa" w:w="1440"/>
-          </w:tcPr>
-          <w:p>
-            <w:r>
-              <w:t>*</w:t>
-            </w:r>
-          </w:p>
-        </w:tc>
-      </w:tr>
-      <w:tr>
-        <w:tc>
-          <w:tcPr>
-            <w:tcW w:type="dxa" w:w="1440"/>
-          </w:tcPr>
-          <w:p>
-            <w:r>
-              <w:t>race_mother_Burgher</w:t>
-            </w:r>
-          </w:p>
-        </w:tc>
-        <w:tc>
-          <w:tcPr>
-            <w:tcW w:type="dxa" w:w="1440"/>
-          </w:tcPr>
-          <w:p>
-            <w:r>
-              <w:t>-0.5396</w:t>
-            </w:r>
-          </w:p>
-        </w:tc>
-        <w:tc>
-          <w:tcPr>
-            <w:tcW w:type="dxa" w:w="1440"/>
-          </w:tcPr>
-          <w:p>
-            <w:r>
-              <w:t>0.5001</w:t>
-            </w:r>
-          </w:p>
-        </w:tc>
-        <w:tc>
-          <w:tcPr>
-            <w:tcW w:type="dxa" w:w="1440"/>
-          </w:tcPr>
-          <w:p>
-            <w:r>
-              <w:t>-1.0789</w:t>
-            </w:r>
-          </w:p>
-        </w:tc>
-        <w:tc>
-          <w:tcPr>
-            <w:tcW w:type="dxa" w:w="1440"/>
-          </w:tcPr>
-          <w:p>
-            <w:r>
-              <w:t>0.2806</w:t>
-            </w:r>
-          </w:p>
-        </w:tc>
-        <w:tc>
-          <w:tcPr>
-            <w:tcW w:type="dxa" w:w="1440"/>
-          </w:tcPr>
-          <w:p>
-            <w:r/>
-          </w:p>
-        </w:tc>
-      </w:tr>
-      <w:tr>
-        <w:tc>
-          <w:tcPr>
-            <w:tcW w:type="dxa" w:w="1440"/>
-          </w:tcPr>
-          <w:p>
-            <w:r>
-              <w:t>race_mother_Indian Moor</w:t>
-            </w:r>
-          </w:p>
-        </w:tc>
-        <w:tc>
-          <w:tcPr>
-            <w:tcW w:type="dxa" w:w="1440"/>
-          </w:tcPr>
-          <w:p>
-            <w:r>
-              <w:t>-0.0743</w:t>
-            </w:r>
-          </w:p>
-        </w:tc>
-        <w:tc>
-          <w:tcPr>
-            <w:tcW w:type="dxa" w:w="1440"/>
-          </w:tcPr>
-          <w:p>
-            <w:r>
-              <w:t>0.5647</w:t>
-            </w:r>
-          </w:p>
-        </w:tc>
-        <w:tc>
-          <w:tcPr>
-            <w:tcW w:type="dxa" w:w="1440"/>
-          </w:tcPr>
-          <w:p>
-            <w:r>
-              <w:t>-0.1316</w:t>
-            </w:r>
-          </w:p>
-        </w:tc>
-        <w:tc>
-          <w:tcPr>
-            <w:tcW w:type="dxa" w:w="1440"/>
-          </w:tcPr>
-          <w:p>
-            <w:r>
-              <w:t>0.8953</w:t>
-            </w:r>
-          </w:p>
-        </w:tc>
-        <w:tc>
-          <w:tcPr>
-            <w:tcW w:type="dxa" w:w="1440"/>
-          </w:tcPr>
-          <w:p>
-            <w:r/>
-          </w:p>
-        </w:tc>
-      </w:tr>
-      <w:tr>
-        <w:tc>
-          <w:tcPr>
-            <w:tcW w:type="dxa" w:w="1440"/>
-          </w:tcPr>
-          <w:p>
-            <w:r>
-              <w:t>race_mother_Indian Tamil</w:t>
-            </w:r>
-          </w:p>
-        </w:tc>
-        <w:tc>
-          <w:tcPr>
-            <w:tcW w:type="dxa" w:w="1440"/>
-          </w:tcPr>
-          <w:p>
-            <w:r>
-              <w:t>-0.0121</w:t>
-            </w:r>
-          </w:p>
-        </w:tc>
-        <w:tc>
-          <w:tcPr>
-            <w:tcW w:type="dxa" w:w="1440"/>
-          </w:tcPr>
-          <w:p>
-            <w:r>
-              <w:t>0.4899</w:t>
-            </w:r>
-          </w:p>
-        </w:tc>
-        <w:tc>
-          <w:tcPr>
-            <w:tcW w:type="dxa" w:w="1440"/>
-          </w:tcPr>
-          <w:p>
-            <w:r>
-              <w:t>-0.0247</w:t>
-            </w:r>
-          </w:p>
-        </w:tc>
-        <w:tc>
-          <w:tcPr>
-            <w:tcW w:type="dxa" w:w="1440"/>
-          </w:tcPr>
-          <w:p>
-            <w:r>
-              <w:t>0.9803</w:t>
-            </w:r>
-          </w:p>
-        </w:tc>
-        <w:tc>
-          <w:tcPr>
-            <w:tcW w:type="dxa" w:w="1440"/>
-          </w:tcPr>
-          <w:p>
-            <w:r/>
-          </w:p>
-        </w:tc>
-      </w:tr>
-      <w:tr>
-        <w:tc>
-          <w:tcPr>
-            <w:tcW w:type="dxa" w:w="1440"/>
-          </w:tcPr>
-          <w:p>
-            <w:r>
-              <w:t>race_mother_Malay</w:t>
-            </w:r>
-          </w:p>
-        </w:tc>
-        <w:tc>
-          <w:tcPr>
-            <w:tcW w:type="dxa" w:w="1440"/>
-          </w:tcPr>
-          <w:p>
-            <w:r>
-              <w:t>-0.0667</w:t>
-            </w:r>
-          </w:p>
-        </w:tc>
-        <w:tc>
-          <w:tcPr>
-            <w:tcW w:type="dxa" w:w="1440"/>
-          </w:tcPr>
-          <w:p>
-            <w:r>
-              <w:t>0.4966</w:t>
-            </w:r>
-          </w:p>
-        </w:tc>
-        <w:tc>
-          <w:tcPr>
-            <w:tcW w:type="dxa" w:w="1440"/>
-          </w:tcPr>
-          <w:p>
-            <w:r>
-              <w:t>-0.1343</w:t>
-            </w:r>
-          </w:p>
-        </w:tc>
-        <w:tc>
-          <w:tcPr>
-            <w:tcW w:type="dxa" w:w="1440"/>
-          </w:tcPr>
-          <w:p>
-            <w:r>
-              <w:t>0.8931</w:t>
-            </w:r>
-          </w:p>
-        </w:tc>
-        <w:tc>
-          <w:tcPr>
-            <w:tcW w:type="dxa" w:w="1440"/>
-          </w:tcPr>
-          <w:p>
-            <w:r/>
-          </w:p>
-        </w:tc>
-      </w:tr>
-      <w:tr>
-        <w:tc>
-          <w:tcPr>
-            <w:tcW w:type="dxa" w:w="1440"/>
-          </w:tcPr>
-          <w:p>
-            <w:r>
-              <w:rPr>
-                <w:b/>
-              </w:rPr>
-              <w:t>race_mother_Other Foreigners</w:t>
-            </w:r>
-          </w:p>
-        </w:tc>
-        <w:tc>
-          <w:tcPr>
-            <w:tcW w:type="dxa" w:w="1440"/>
-          </w:tcPr>
-          <w:p>
-            <w:r>
-              <w:rPr>
-                <w:b/>
-              </w:rPr>
-              <w:t>-1.0484</w:t>
-            </w:r>
-          </w:p>
-        </w:tc>
-        <w:tc>
-          <w:tcPr>
-            <w:tcW w:type="dxa" w:w="1440"/>
-          </w:tcPr>
-          <w:p>
-            <w:r>
-              <w:rPr>
-                <w:b/>
-              </w:rPr>
-              <w:t>0.5231</w:t>
-            </w:r>
-          </w:p>
-        </w:tc>
-        <w:tc>
-          <w:tcPr>
-            <w:tcW w:type="dxa" w:w="1440"/>
-          </w:tcPr>
-          <w:p>
-            <w:r>
-              <w:rPr>
-                <w:b/>
-              </w:rPr>
-              <w:t>-2.0043</w:t>
-            </w:r>
-          </w:p>
-        </w:tc>
-        <w:tc>
-          <w:tcPr>
-            <w:tcW w:type="dxa" w:w="1440"/>
-          </w:tcPr>
-          <w:p>
-            <w:r>
-              <w:rPr>
-                <w:b/>
-              </w:rPr>
-              <w:t>0.0450</w:t>
-            </w:r>
-          </w:p>
-        </w:tc>
-        <w:tc>
-          <w:tcPr>
-            <w:tcW w:type="dxa" w:w="1440"/>
-          </w:tcPr>
-          <w:p>
-            <w:r>
-              <w:t>*</w:t>
-            </w:r>
-          </w:p>
-        </w:tc>
-      </w:tr>
-      <w:tr>
-        <w:tc>
-          <w:tcPr>
-            <w:tcW w:type="dxa" w:w="1440"/>
-          </w:tcPr>
-          <w:p>
-            <w:r>
-              <w:t>race_mother_Other Srilankans</w:t>
-            </w:r>
-          </w:p>
-        </w:tc>
-        <w:tc>
-          <w:tcPr>
-            <w:tcW w:type="dxa" w:w="1440"/>
-          </w:tcPr>
-          <w:p>
-            <w:r>
-              <w:t>-0.1116</w:t>
-            </w:r>
-          </w:p>
-        </w:tc>
-        <w:tc>
-          <w:tcPr>
-            <w:tcW w:type="dxa" w:w="1440"/>
-          </w:tcPr>
-          <w:p>
-            <w:r>
-              <w:t>0.5699</w:t>
-            </w:r>
-          </w:p>
-        </w:tc>
-        <w:tc>
-          <w:tcPr>
-            <w:tcW w:type="dxa" w:w="1440"/>
-          </w:tcPr>
-          <w:p>
-            <w:r>
-              <w:t>-0.1959</w:t>
-            </w:r>
-          </w:p>
-        </w:tc>
-        <w:tc>
-          <w:tcPr>
-            <w:tcW w:type="dxa" w:w="1440"/>
-          </w:tcPr>
-          <w:p>
-            <w:r>
-              <w:t>0.8447</w:t>
-            </w:r>
-          </w:p>
-        </w:tc>
-        <w:tc>
-          <w:tcPr>
-            <w:tcW w:type="dxa" w:w="1440"/>
-          </w:tcPr>
-          <w:p>
-            <w:r/>
-          </w:p>
-        </w:tc>
-      </w:tr>
-      <w:tr>
-        <w:tc>
-          <w:tcPr>
-            <w:tcW w:type="dxa" w:w="1440"/>
-          </w:tcPr>
-          <w:p>
-            <w:r>
-              <w:t>race_mother_Pakistan Moor</w:t>
-            </w:r>
-          </w:p>
-        </w:tc>
-        <w:tc>
-          <w:tcPr>
-            <w:tcW w:type="dxa" w:w="1440"/>
-          </w:tcPr>
-          <w:p>
-            <w:r>
-              <w:t>-0.6116</w:t>
-            </w:r>
-          </w:p>
-        </w:tc>
-        <w:tc>
-          <w:tcPr>
-            <w:tcW w:type="dxa" w:w="1440"/>
-          </w:tcPr>
-          <w:p>
-            <w:r>
-              <w:t>0.5275</w:t>
-            </w:r>
-          </w:p>
-        </w:tc>
-        <w:tc>
-          <w:tcPr>
-            <w:tcW w:type="dxa" w:w="1440"/>
-          </w:tcPr>
-          <w:p>
-            <w:r>
-              <w:t>-1.1594</w:t>
-            </w:r>
-          </w:p>
-        </w:tc>
-        <w:tc>
-          <w:tcPr>
-            <w:tcW w:type="dxa" w:w="1440"/>
-          </w:tcPr>
-          <w:p>
-            <w:r>
-              <w:t>0.2463</w:t>
-            </w:r>
-          </w:p>
-        </w:tc>
-        <w:tc>
-          <w:tcPr>
-            <w:tcW w:type="dxa" w:w="1440"/>
-          </w:tcPr>
-          <w:p>
-            <w:r/>
-          </w:p>
-        </w:tc>
-      </w:tr>
-      <w:tr>
-        <w:tc>
-          <w:tcPr>
-            <w:tcW w:type="dxa" w:w="1440"/>
-          </w:tcPr>
-          <w:p>
-            <w:r>
-              <w:t>race_mother_Sinhalese</w:t>
-            </w:r>
-          </w:p>
-        </w:tc>
-        <w:tc>
-          <w:tcPr>
-            <w:tcW w:type="dxa" w:w="1440"/>
-          </w:tcPr>
-          <w:p>
-            <w:r>
-              <w:t>-0.6388</w:t>
-            </w:r>
-          </w:p>
-        </w:tc>
-        <w:tc>
-          <w:tcPr>
-            <w:tcW w:type="dxa" w:w="1440"/>
-          </w:tcPr>
-          <w:p>
-            <w:r>
-              <w:t>0.4896</w:t>
-            </w:r>
-          </w:p>
-        </w:tc>
-        <w:tc>
-          <w:tcPr>
-            <w:tcW w:type="dxa" w:w="1440"/>
-          </w:tcPr>
-          <w:p>
-            <w:r>
-              <w:t>-1.3046</w:t>
-            </w:r>
-          </w:p>
-        </w:tc>
-        <w:tc>
-          <w:tcPr>
-            <w:tcW w:type="dxa" w:w="1440"/>
-          </w:tcPr>
-          <w:p>
-            <w:r>
-              <w:t>0.1920</w:t>
-            </w:r>
-          </w:p>
-        </w:tc>
-        <w:tc>
-          <w:tcPr>
-            <w:tcW w:type="dxa" w:w="1440"/>
-          </w:tcPr>
-          <w:p>
-            <w:r/>
-          </w:p>
-        </w:tc>
-      </w:tr>
-      <w:tr>
-        <w:tc>
-          <w:tcPr>
-            <w:tcW w:type="dxa" w:w="1440"/>
-          </w:tcPr>
-          <w:p>
-            <w:r>
-              <w:t>race_mother_Srilankan Chetty</w:t>
-            </w:r>
-          </w:p>
-        </w:tc>
-        <w:tc>
-          <w:tcPr>
-            <w:tcW w:type="dxa" w:w="1440"/>
-          </w:tcPr>
-          <w:p>
-            <w:r>
-              <w:t>-0.0602</w:t>
-            </w:r>
-          </w:p>
-        </w:tc>
-        <w:tc>
-          <w:tcPr>
-            <w:tcW w:type="dxa" w:w="1440"/>
-          </w:tcPr>
-          <w:p>
-            <w:r>
-              <w:t>0.8940</w:t>
-            </w:r>
-          </w:p>
-        </w:tc>
-        <w:tc>
-          <w:tcPr>
-            <w:tcW w:type="dxa" w:w="1440"/>
-          </w:tcPr>
-          <w:p>
-            <w:r>
-              <w:t>-0.0673</w:t>
-            </w:r>
-          </w:p>
-        </w:tc>
-        <w:tc>
-          <w:tcPr>
-            <w:tcW w:type="dxa" w:w="1440"/>
-          </w:tcPr>
-          <w:p>
-            <w:r>
-              <w:t>0.9463</w:t>
-            </w:r>
-          </w:p>
-        </w:tc>
-        <w:tc>
-          <w:tcPr>
-            <w:tcW w:type="dxa" w:w="1440"/>
-          </w:tcPr>
-          <w:p>
-            <w:r/>
-          </w:p>
-        </w:tc>
-      </w:tr>
-      <w:tr>
-        <w:tc>
-          <w:tcPr>
-            <w:tcW w:type="dxa" w:w="1440"/>
-          </w:tcPr>
-          <w:p>
-            <w:r>
-              <w:t>race_mother_Srilankan Moor</w:t>
-            </w:r>
-          </w:p>
-        </w:tc>
-        <w:tc>
-          <w:tcPr>
-            <w:tcW w:type="dxa" w:w="1440"/>
-          </w:tcPr>
-          <w:p>
-            <w:r>
-              <w:t>0.2495</w:t>
-            </w:r>
-          </w:p>
-        </w:tc>
-        <w:tc>
-          <w:tcPr>
-            <w:tcW w:type="dxa" w:w="1440"/>
-          </w:tcPr>
-          <w:p>
-            <w:r>
-              <w:t>0.4897</w:t>
-            </w:r>
-          </w:p>
-        </w:tc>
-        <w:tc>
-          <w:tcPr>
-            <w:tcW w:type="dxa" w:w="1440"/>
-          </w:tcPr>
-          <w:p>
-            <w:r>
-              <w:t>0.5094</w:t>
-            </w:r>
-          </w:p>
-        </w:tc>
-        <w:tc>
-          <w:tcPr>
-            <w:tcW w:type="dxa" w:w="1440"/>
-          </w:tcPr>
-          <w:p>
-            <w:r>
-              <w:t>0.6105</w:t>
-            </w:r>
-          </w:p>
-        </w:tc>
-        <w:tc>
-          <w:tcPr>
-            <w:tcW w:type="dxa" w:w="1440"/>
-          </w:tcPr>
-          <w:p>
-            <w:r/>
-          </w:p>
-        </w:tc>
-      </w:tr>
-      <w:tr>
-        <w:tc>
-          <w:tcPr>
-            <w:tcW w:type="dxa" w:w="1440"/>
-          </w:tcPr>
-          <w:p>
-            <w:r>
-              <w:t>race_mother_Srilankan Tamil</w:t>
-            </w:r>
-          </w:p>
-        </w:tc>
-        <w:tc>
-          <w:tcPr>
-            <w:tcW w:type="dxa" w:w="1440"/>
-          </w:tcPr>
-          <w:p>
-            <w:r>
-              <w:t>-0.1112</w:t>
-            </w:r>
-          </w:p>
-        </w:tc>
-        <w:tc>
-          <w:tcPr>
-            <w:tcW w:type="dxa" w:w="1440"/>
-          </w:tcPr>
-          <w:p>
-            <w:r>
-              <w:t>0.4897</w:t>
-            </w:r>
-          </w:p>
-        </w:tc>
-        <w:tc>
-          <w:tcPr>
-            <w:tcW w:type="dxa" w:w="1440"/>
-          </w:tcPr>
-          <w:p>
-            <w:r>
-              <w:t>-0.2270</w:t>
-            </w:r>
-          </w:p>
-        </w:tc>
-        <w:tc>
-          <w:tcPr>
-            <w:tcW w:type="dxa" w:w="1440"/>
-          </w:tcPr>
-          <w:p>
-            <w:r>
-              <w:t>0.8204</w:t>
-            </w:r>
-          </w:p>
-        </w:tc>
-        <w:tc>
-          <w:tcPr>
-            <w:tcW w:type="dxa" w:w="1440"/>
-          </w:tcPr>
-          <w:p>
-            <w:r/>
-          </w:p>
-        </w:tc>
-      </w:tr>
-      <w:tr>
-        <w:tc>
-          <w:tcPr>
-            <w:tcW w:type="dxa" w:w="1440"/>
-          </w:tcPr>
-          <w:p>
-            <w:r>
-              <w:rPr>
-                <w:b/>
-              </w:rPr>
-              <w:t>child_sex_Male</w:t>
-            </w:r>
-          </w:p>
-        </w:tc>
-        <w:tc>
-          <w:tcPr>
-            <w:tcW w:type="dxa" w:w="1440"/>
-          </w:tcPr>
-          <w:p>
-            <w:r>
-              <w:rPr>
-                <w:b/>
-              </w:rPr>
-              <w:t>-0.0189</w:t>
-            </w:r>
-          </w:p>
-        </w:tc>
-        <w:tc>
-          <w:tcPr>
-            <w:tcW w:type="dxa" w:w="1440"/>
-          </w:tcPr>
-          <w:p>
-            <w:r>
-              <w:rPr>
-                <w:b/>
-              </w:rPr>
-              <w:t>0.0070</w:t>
-            </w:r>
-          </w:p>
-        </w:tc>
-        <w:tc>
-          <w:tcPr>
-            <w:tcW w:type="dxa" w:w="1440"/>
-          </w:tcPr>
-          <w:p>
-            <w:r>
-              <w:rPr>
-                <w:b/>
-              </w:rPr>
-              <w:t>-2.6976</w:t>
-            </w:r>
-          </w:p>
-        </w:tc>
-        <w:tc>
-          <w:tcPr>
-            <w:tcW w:type="dxa" w:w="1440"/>
-          </w:tcPr>
-          <w:p>
-            <w:r>
-              <w:rPr>
-                <w:b/>
-              </w:rPr>
-              <w:t>0.0070</w:t>
-            </w:r>
-          </w:p>
-        </w:tc>
-        <w:tc>
-          <w:tcPr>
-            <w:tcW w:type="dxa" w:w="1440"/>
-          </w:tcPr>
-          <w:p>
-            <w:r>
-              <w:t>**</w:t>
-            </w:r>
-          </w:p>
-        </w:tc>
-      </w:tr>
-      <w:tr>
-        <w:tc>
-          <w:tcPr>
-            <w:tcW w:type="dxa" w:w="1440"/>
-          </w:tcPr>
-          <w:p>
-            <w:r>
-              <w:rPr>
-                <w:b/>
-              </w:rPr>
-              <w:t>Hospital or Not_Not In Hospital</w:t>
-            </w:r>
-          </w:p>
-        </w:tc>
-        <w:tc>
-          <w:tcPr>
-            <w:tcW w:type="dxa" w:w="1440"/>
-          </w:tcPr>
-          <w:p>
-            <w:r>
-              <w:rPr>
-                <w:b/>
-              </w:rPr>
-              <w:t>0.1908</w:t>
-            </w:r>
-          </w:p>
-        </w:tc>
-        <w:tc>
-          <w:tcPr>
-            <w:tcW w:type="dxa" w:w="1440"/>
-          </w:tcPr>
-          <w:p>
-            <w:r>
-              <w:rPr>
-                <w:b/>
-              </w:rPr>
-              <w:t>0.0303</w:t>
-            </w:r>
-          </w:p>
-        </w:tc>
-        <w:tc>
-          <w:tcPr>
-            <w:tcW w:type="dxa" w:w="1440"/>
-          </w:tcPr>
-          <w:p>
-            <w:r>
-              <w:rPr>
-                <w:b/>
-              </w:rPr>
-              <w:t>6.2983</w:t>
-            </w:r>
-          </w:p>
-        </w:tc>
-        <w:tc>
-          <w:tcPr>
-            <w:tcW w:type="dxa" w:w="1440"/>
-          </w:tcPr>
-          <w:p>
-            <w:r>
-              <w:rPr>
-                <w:b/>
-              </w:rPr>
-              <w:t>0.0000</w:t>
-            </w:r>
-          </w:p>
-        </w:tc>
-        <w:tc>
-          <w:tcPr>
-            <w:tcW w:type="dxa" w:w="1440"/>
-          </w:tcPr>
-          <w:p>
-            <w:r>
-              <w:t>***</w:t>
-            </w:r>
-          </w:p>
-        </w:tc>
-      </w:tr>
-      <w:tr>
-        <w:tc>
-          <w:tcPr>
-            <w:tcW w:type="dxa" w:w="1440"/>
-          </w:tcPr>
-          <w:p>
-            <w:r>
-              <w:t>multiple_birth_Triplets</w:t>
-            </w:r>
-          </w:p>
-        </w:tc>
-        <w:tc>
-          <w:tcPr>
-            <w:tcW w:type="dxa" w:w="1440"/>
-          </w:tcPr>
-          <w:p>
-            <w:r>
-              <w:t>0.0312</w:t>
-            </w:r>
-          </w:p>
-        </w:tc>
-        <w:tc>
-          <w:tcPr>
-            <w:tcW w:type="dxa" w:w="1440"/>
-          </w:tcPr>
-          <w:p>
-            <w:r>
-              <w:t>0.2924</w:t>
-            </w:r>
-          </w:p>
-        </w:tc>
-        <w:tc>
-          <w:tcPr>
-            <w:tcW w:type="dxa" w:w="1440"/>
-          </w:tcPr>
-          <w:p>
-            <w:r>
-              <w:t>0.1068</w:t>
-            </w:r>
-          </w:p>
-        </w:tc>
-        <w:tc>
-          <w:tcPr>
-            <w:tcW w:type="dxa" w:w="1440"/>
-          </w:tcPr>
-          <w:p>
-            <w:r>
-              <w:t>0.9150</w:t>
-            </w:r>
-          </w:p>
-        </w:tc>
-        <w:tc>
-          <w:tcPr>
-            <w:tcW w:type="dxa" w:w="1440"/>
-          </w:tcPr>
-          <w:p>
-            <w:r/>
-          </w:p>
-        </w:tc>
-      </w:tr>
-      <w:tr>
-        <w:tc>
-          <w:tcPr>
-            <w:tcW w:type="dxa" w:w="1440"/>
-          </w:tcPr>
-          <w:p>
-            <w:r>
-              <w:rPr>
-                <w:b/>
-              </w:rPr>
-              <w:t>Birth_Weight(grams)</w:t>
-            </w:r>
-          </w:p>
-        </w:tc>
-        <w:tc>
-          <w:tcPr>
-            <w:tcW w:type="dxa" w:w="1440"/>
-          </w:tcPr>
-          <w:p>
-            <w:r>
-              <w:rPr>
-                <w:b/>
-              </w:rPr>
-              <w:t>0.0002</w:t>
-            </w:r>
-          </w:p>
-        </w:tc>
-        <w:tc>
-          <w:tcPr>
-            <w:tcW w:type="dxa" w:w="1440"/>
-          </w:tcPr>
-          <w:p>
-            <w:r>
-              <w:rPr>
-                <w:b/>
-              </w:rPr>
-              <w:t>0.0000</w:t>
-            </w:r>
-          </w:p>
-        </w:tc>
-        <w:tc>
-          <w:tcPr>
-            <w:tcW w:type="dxa" w:w="1440"/>
-          </w:tcPr>
-          <w:p>
-            <w:r>
-              <w:rPr>
-                <w:b/>
-              </w:rPr>
-              <w:t>25.2114</w:t>
-            </w:r>
-          </w:p>
-        </w:tc>
-        <w:tc>
-          <w:tcPr>
-            <w:tcW w:type="dxa" w:w="1440"/>
-          </w:tcPr>
-          <w:p>
-            <w:r>
-              <w:rPr>
-                <w:b/>
-              </w:rPr>
-              <w:t>0.0000</w:t>
-            </w:r>
-          </w:p>
-        </w:tc>
-        <w:tc>
-          <w:tcPr>
-            <w:tcW w:type="dxa" w:w="1440"/>
-          </w:tcPr>
-          <w:p>
-            <w:r>
-              <w:t>***</w:t>
-            </w:r>
-          </w:p>
-        </w:tc>
-      </w:tr>
-      <w:tr>
-        <w:tc>
-          <w:tcPr>
-            <w:tcW w:type="dxa" w:w="1440"/>
-          </w:tcPr>
-          <w:p>
-            <w:r>
-              <w:rPr>
-                <w:b/>
-              </w:rPr>
-              <w:t>1/2</w:t>
-            </w:r>
-          </w:p>
-        </w:tc>
-        <w:tc>
-          <w:tcPr>
-            <w:tcW w:type="dxa" w:w="1440"/>
-          </w:tcPr>
-          <w:p>
-            <w:r>
-              <w:rPr>
-                <w:b/>
-              </w:rPr>
-              <w:t>2.7894</w:t>
-            </w:r>
-          </w:p>
-        </w:tc>
-        <w:tc>
-          <w:tcPr>
-            <w:tcW w:type="dxa" w:w="1440"/>
-          </w:tcPr>
-          <w:p>
-            <w:r>
-              <w:rPr>
-                <w:b/>
-              </w:rPr>
-              <w:t>0.4910</w:t>
-            </w:r>
-          </w:p>
-        </w:tc>
-        <w:tc>
-          <w:tcPr>
-            <w:tcW w:type="dxa" w:w="1440"/>
-          </w:tcPr>
-          <w:p>
-            <w:r>
-              <w:rPr>
-                <w:b/>
-              </w:rPr>
-              <w:t>5.6809</w:t>
-            </w:r>
-          </w:p>
-        </w:tc>
-        <w:tc>
-          <w:tcPr>
-            <w:tcW w:type="dxa" w:w="1440"/>
-          </w:tcPr>
-          <w:p>
-            <w:r>
-              <w:rPr>
-                <w:b/>
-              </w:rPr>
-              <w:t>0.0000</w:t>
-            </w:r>
-          </w:p>
-        </w:tc>
-        <w:tc>
-          <w:tcPr>
-            <w:tcW w:type="dxa" w:w="1440"/>
-          </w:tcPr>
-          <w:p>
-            <w:r>
-              <w:t>***</w:t>
-            </w:r>
-          </w:p>
-        </w:tc>
-      </w:tr>
-      <w:tr>
-        <w:tc>
-          <w:tcPr>
-            <w:tcW w:type="dxa" w:w="1440"/>
-          </w:tcPr>
-          <w:p>
-            <w:r>
-              <w:rPr>
-                <w:b/>
-              </w:rPr>
-              <w:t>2/3</w:t>
-            </w:r>
-          </w:p>
-        </w:tc>
-        <w:tc>
-          <w:tcPr>
-            <w:tcW w:type="dxa" w:w="1440"/>
-          </w:tcPr>
-          <w:p>
-            <w:r>
-              <w:rPr>
-                <w:b/>
-              </w:rPr>
-              <w:t>0.6281</w:t>
-            </w:r>
-          </w:p>
-        </w:tc>
-        <w:tc>
-          <w:tcPr>
-            <w:tcW w:type="dxa" w:w="1440"/>
-          </w:tcPr>
-          <w:p>
-            <w:r>
-              <w:rPr>
-                <w:b/>
-              </w:rPr>
-              <w:t>0.0027</w:t>
-            </w:r>
-          </w:p>
-        </w:tc>
-        <w:tc>
-          <w:tcPr>
-            <w:tcW w:type="dxa" w:w="1440"/>
-          </w:tcPr>
-          <w:p>
-            <w:r>
-              <w:rPr>
-                <w:b/>
-              </w:rPr>
-              <w:t>228.5152</w:t>
-            </w:r>
-          </w:p>
-        </w:tc>
-        <w:tc>
-          <w:tcPr>
-            <w:tcW w:type="dxa" w:w="1440"/>
-          </w:tcPr>
-          <w:p>
-            <w:r>
-              <w:rPr>
-                <w:b/>
-              </w:rPr>
-              <w:t>0.0000</w:t>
-            </w:r>
-          </w:p>
-        </w:tc>
-        <w:tc>
-          <w:tcPr>
-            <w:tcW w:type="dxa" w:w="1440"/>
-          </w:tcPr>
-          <w:p>
-            <w:r>
-              <w:t>***</w:t>
-            </w:r>
-          </w:p>
-        </w:tc>
-      </w:tr>
-      <w:tr>
-        <w:tc>
-          <w:tcPr>
-            <w:tcW w:type="dxa" w:w="1440"/>
-          </w:tcPr>
-          <w:p>
-            <w:r>
-              <w:rPr>
-                <w:b/>
-              </w:rPr>
-              <w:t>3/4</w:t>
-            </w:r>
-          </w:p>
-        </w:tc>
-        <w:tc>
-          <w:tcPr>
-            <w:tcW w:type="dxa" w:w="1440"/>
-          </w:tcPr>
-          <w:p>
-            <w:r>
-              <w:rPr>
-                <w:b/>
-              </w:rPr>
-              <w:t>0.5082</w:t>
-            </w:r>
-          </w:p>
-        </w:tc>
-        <w:tc>
-          <w:tcPr>
-            <w:tcW w:type="dxa" w:w="1440"/>
-          </w:tcPr>
-          <w:p>
-            <w:r>
-              <w:rPr>
-                <w:b/>
-              </w:rPr>
-              <w:t>0.0043</w:t>
-            </w:r>
-          </w:p>
-        </w:tc>
-        <w:tc>
-          <w:tcPr>
-            <w:tcW w:type="dxa" w:w="1440"/>
-          </w:tcPr>
-          <w:p>
-            <w:r>
-              <w:rPr>
-                <w:b/>
-              </w:rPr>
-              <w:t>116.8958</w:t>
-            </w:r>
-          </w:p>
-        </w:tc>
-        <w:tc>
-          <w:tcPr>
-            <w:tcW w:type="dxa" w:w="1440"/>
-          </w:tcPr>
-          <w:p>
-            <w:r>
-              <w:rPr>
-                <w:b/>
-              </w:rPr>
-              <w:t>0.0000</w:t>
-            </w:r>
-          </w:p>
-        </w:tc>
-        <w:tc>
-          <w:tcPr>
-            <w:tcW w:type="dxa" w:w="1440"/>
-          </w:tcPr>
-          <w:p>
-            <w:r>
-              <w:t>***</w:t>
-            </w:r>
-          </w:p>
-        </w:tc>
-      </w:tr>
-      <w:tr>
-        <w:tc>
-          <w:tcPr>
-            <w:tcW w:type="dxa" w:w="1440"/>
-          </w:tcPr>
-          <w:p>
-            <w:r>
-              <w:rPr>
-                <w:b/>
-              </w:rPr>
-              <w:t>4/5</w:t>
-            </w:r>
-          </w:p>
-        </w:tc>
-        <w:tc>
-          <w:tcPr>
-            <w:tcW w:type="dxa" w:w="1440"/>
-          </w:tcPr>
-          <w:p>
-            <w:r>
-              <w:rPr>
-                <w:b/>
-              </w:rPr>
-              <w:t>0.2636</w:t>
-            </w:r>
-          </w:p>
-        </w:tc>
-        <w:tc>
-          <w:tcPr>
-            <w:tcW w:type="dxa" w:w="1440"/>
-          </w:tcPr>
-          <w:p>
-            <w:r>
-              <w:rPr>
-                <w:b/>
-              </w:rPr>
-              <w:t>0.0090</w:t>
-            </w:r>
-          </w:p>
-        </w:tc>
-        <w:tc>
-          <w:tcPr>
-            <w:tcW w:type="dxa" w:w="1440"/>
-          </w:tcPr>
-          <w:p>
-            <w:r>
-              <w:rPr>
-                <w:b/>
-              </w:rPr>
-              <w:t>29.3351</w:t>
-            </w:r>
-          </w:p>
-        </w:tc>
-        <w:tc>
-          <w:tcPr>
-            <w:tcW w:type="dxa" w:w="1440"/>
-          </w:tcPr>
-          <w:p>
-            <w:r>
-              <w:rPr>
-                <w:b/>
-              </w:rPr>
-              <w:t>0.0000</w:t>
-            </w:r>
-          </w:p>
-        </w:tc>
-        <w:tc>
-          <w:tcPr>
-            <w:tcW w:type="dxa" w:w="1440"/>
-          </w:tcPr>
-          <w:p>
-            <w:r>
-              <w:t>***</w:t>
-            </w:r>
-          </w:p>
-        </w:tc>
-      </w:tr>
-      <w:tr>
-        <w:tc>
-          <w:tcPr>
-            <w:tcW w:type="dxa" w:w="1440"/>
-          </w:tcPr>
-          <w:p>
-            <w:r>
-              <w:rPr>
-                <w:b/>
-              </w:rPr>
-              <w:t>5/6</w:t>
-            </w:r>
-          </w:p>
-        </w:tc>
-        <w:tc>
-          <w:tcPr>
-            <w:tcW w:type="dxa" w:w="1440"/>
-          </w:tcPr>
-          <w:p>
-            <w:r>
-              <w:rPr>
-                <w:b/>
-              </w:rPr>
-              <w:t>0.2635</w:t>
-            </w:r>
-          </w:p>
-        </w:tc>
-        <w:tc>
-          <w:tcPr>
-            <w:tcW w:type="dxa" w:w="1440"/>
-          </w:tcPr>
-          <w:p>
-            <w:r>
-              <w:rPr>
-                <w:b/>
-              </w:rPr>
-              <w:t>0.0166</w:t>
-            </w:r>
-          </w:p>
-        </w:tc>
-        <w:tc>
-          <w:tcPr>
-            <w:tcW w:type="dxa" w:w="1440"/>
-          </w:tcPr>
-          <w:p>
-            <w:r>
-              <w:rPr>
-                <w:b/>
-              </w:rPr>
-              <w:t>15.8493</w:t>
-            </w:r>
-          </w:p>
-        </w:tc>
-        <w:tc>
-          <w:tcPr>
-            <w:tcW w:type="dxa" w:w="1440"/>
-          </w:tcPr>
-          <w:p>
-            <w:r>
-              <w:rPr>
-                <w:b/>
-              </w:rPr>
-              <w:t>0.0000</w:t>
-            </w:r>
-          </w:p>
-        </w:tc>
-        <w:tc>
-          <w:tcPr>
-            <w:tcW w:type="dxa" w:w="1440"/>
-          </w:tcPr>
-          <w:p>
-            <w:r>
-              <w:t>***</w:t>
-            </w:r>
-          </w:p>
-        </w:tc>
-      </w:tr>
-      <w:tr>
-        <w:tc>
-          <w:tcPr>
-            <w:tcW w:type="dxa" w:w="1440"/>
-          </w:tcPr>
-          <w:p>
-            <w:r>
-              <w:rPr>
-                <w:b/>
-              </w:rPr>
-              <w:t>6/7</w:t>
-            </w:r>
-          </w:p>
-        </w:tc>
-        <w:tc>
-          <w:tcPr>
-            <w:tcW w:type="dxa" w:w="1440"/>
-          </w:tcPr>
-          <w:p>
-            <w:r>
-              <w:rPr>
-                <w:b/>
-              </w:rPr>
-              <w:t>0.0853</w:t>
-            </w:r>
-          </w:p>
-        </w:tc>
-        <w:tc>
-          <w:tcPr>
-            <w:tcW w:type="dxa" w:w="1440"/>
-          </w:tcPr>
-          <w:p>
-            <w:r>
-              <w:rPr>
-                <w:b/>
-              </w:rPr>
-              <w:t>0.0324</w:t>
-            </w:r>
-          </w:p>
-        </w:tc>
-        <w:tc>
-          <w:tcPr>
-            <w:tcW w:type="dxa" w:w="1440"/>
-          </w:tcPr>
-          <w:p>
-            <w:r>
-              <w:rPr>
-                <w:b/>
-              </w:rPr>
-              <w:t>2.6371</w:t>
-            </w:r>
-          </w:p>
-        </w:tc>
-        <w:tc>
-          <w:tcPr>
-            <w:tcW w:type="dxa" w:w="1440"/>
-          </w:tcPr>
-          <w:p>
-            <w:r>
-              <w:rPr>
-                <w:b/>
-              </w:rPr>
-              <w:t>0.0084</w:t>
-            </w:r>
-          </w:p>
-        </w:tc>
-        <w:tc>
-          <w:tcPr>
-            <w:tcW w:type="dxa" w:w="1440"/>
-          </w:tcPr>
-          <w:p>
-            <w:r>
-              <w:t>**</w:t>
-            </w:r>
-          </w:p>
-        </w:tc>
-      </w:tr>
-      <w:tr>
-        <w:tc>
-          <w:tcPr>
-            <w:tcW w:type="dxa" w:w="1440"/>
-          </w:tcPr>
-          <w:p>
-            <w:r>
-              <w:rPr>
-                <w:b/>
-              </w:rPr>
-              <w:t>7/8</w:t>
-            </w:r>
-          </w:p>
-        </w:tc>
-        <w:tc>
-          <w:tcPr>
-            <w:tcW w:type="dxa" w:w="1440"/>
-          </w:tcPr>
-          <w:p>
-            <w:r>
-              <w:rPr>
-                <w:b/>
-              </w:rPr>
-              <w:t>0.2163</w:t>
-            </w:r>
-          </w:p>
-        </w:tc>
-        <w:tc>
-          <w:tcPr>
-            <w:tcW w:type="dxa" w:w="1440"/>
-          </w:tcPr>
-          <w:p>
-            <w:r>
-              <w:rPr>
-                <w:b/>
-              </w:rPr>
-              <w:t>0.0543</w:t>
-            </w:r>
-          </w:p>
-        </w:tc>
-        <w:tc>
-          <w:tcPr>
-            <w:tcW w:type="dxa" w:w="1440"/>
-          </w:tcPr>
-          <w:p>
-            <w:r>
-              <w:rPr>
-                <w:b/>
-              </w:rPr>
-              <w:t>3.9801</w:t>
-            </w:r>
-          </w:p>
-        </w:tc>
-        <w:tc>
-          <w:tcPr>
-            <w:tcW w:type="dxa" w:w="1440"/>
-          </w:tcPr>
-          <w:p>
-            <w:r>
-              <w:rPr>
-                <w:b/>
-              </w:rPr>
-              <w:t>0.0001</w:t>
-            </w:r>
-          </w:p>
-        </w:tc>
-        <w:tc>
-          <w:tcPr>
-            <w:tcW w:type="dxa" w:w="1440"/>
-          </w:tcPr>
-          <w:p>
-            <w:r>
-              <w:t>***</w:t>
-            </w:r>
-          </w:p>
-        </w:tc>
-      </w:tr>
-      <w:tr>
-        <w:tc>
-          <w:tcPr>
-            <w:tcW w:type="dxa" w:w="1440"/>
-          </w:tcPr>
-          <w:p>
-            <w:r>
-              <w:rPr>
-                <w:b/>
-              </w:rPr>
-              <w:t>8/9</w:t>
-            </w:r>
-          </w:p>
-        </w:tc>
-        <w:tc>
-          <w:tcPr>
-            <w:tcW w:type="dxa" w:w="1440"/>
-          </w:tcPr>
-          <w:p>
-            <w:r>
-              <w:rPr>
-                <w:b/>
-              </w:rPr>
-              <w:t>0.4456</w:t>
-            </w:r>
-          </w:p>
-        </w:tc>
-        <w:tc>
-          <w:tcPr>
-            <w:tcW w:type="dxa" w:w="1440"/>
-          </w:tcPr>
-          <w:p>
-            <w:r>
-              <w:rPr>
-                <w:b/>
-              </w:rPr>
-              <w:t>0.0991</w:t>
-            </w:r>
-          </w:p>
-        </w:tc>
-        <w:tc>
-          <w:tcPr>
-            <w:tcW w:type="dxa" w:w="1440"/>
-          </w:tcPr>
-          <w:p>
-            <w:r>
-              <w:rPr>
-                <w:b/>
-              </w:rPr>
-              <w:t>4.4948</w:t>
-            </w:r>
-          </w:p>
-        </w:tc>
-        <w:tc>
-          <w:tcPr>
-            <w:tcW w:type="dxa" w:w="1440"/>
-          </w:tcPr>
-          <w:p>
-            <w:r>
-              <w:rPr>
-                <w:b/>
-              </w:rPr>
-              <w:t>0.0000</w:t>
-            </w:r>
-          </w:p>
-        </w:tc>
-        <w:tc>
-          <w:tcPr>
-            <w:tcW w:type="dxa" w:w="1440"/>
-          </w:tcPr>
-          <w:p>
-            <w:r>
-              <w:t>***</w:t>
-            </w:r>
-          </w:p>
-        </w:tc>
-      </w:tr>
-    </w:tbl>
-    <w:p>
-      <w:r>
-        <w:rPr>
-          <w:sz w:val="18"/>
-        </w:rPr>
-        <w:t xml:space="preserve">Significance codes: </w:t>
-      </w:r>
-      <w:r>
-        <w:rPr>
-          <w:sz w:val="18"/>
-        </w:rPr>
-        <w:t xml:space="preserve">*** p&lt;0.001, </w:t>
-      </w:r>
-      <w:r>
-        <w:rPr>
-          <w:sz w:val="18"/>
-        </w:rPr>
-        <w:t xml:space="preserve">** p&lt;0.01, </w:t>
-      </w:r>
-      <w:r>
-        <w:rPr>
-          <w:sz w:val="18"/>
-        </w:rPr>
-        <w:t xml:space="preserve">* p&lt;0.05, </w:t>
-      </w:r>
-      <w:r>
-        <w:rPr>
-          <w:sz w:val="18"/>
-        </w:rPr>
-        <w:t>(blank) p≥0.05</w:t>
-      </w:r>
-    </w:p>
-    <w:p>
-      <w:pPr>
-        <w:pStyle w:val="Heading2"/>
-      </w:pPr>
-      <w:r>
-        <w:t>Threshold Parameters (Cutpoints)</w:t>
-      </w:r>
-    </w:p>
-    <w:tbl>
-      <w:tblPr>
-        <w:tblStyle w:val="LightShading"/>
-        <w:tblW w:type="auto" w:w="0"/>
-        <w:tblLook w:firstColumn="1" w:firstRow="1" w:lastColumn="0" w:lastRow="0" w:noHBand="0" w:noVBand="1" w:val="04A0"/>
-      </w:tblPr>
-      <w:tblGrid>
-        <w:gridCol w:w="2880"/>
-        <w:gridCol w:w="2880"/>
-        <w:gridCol w:w="2880"/>
-      </w:tblGrid>
-      <w:tr>
-        <w:tc>
-          <w:tcPr>
-            <w:tcW w:type="dxa" w:w="2880"/>
-          </w:tcPr>
-          <w:p>
-            <w:r>
-              <w:t>Cutpoint</w:t>
-            </w:r>
-          </w:p>
-        </w:tc>
-        <w:tc>
-          <w:tcPr>
-            <w:tcW w:type="dxa" w:w="2880"/>
-          </w:tcPr>
-          <w:p>
-            <w:r>
-              <w:t>Coefficient</w:t>
-            </w:r>
-          </w:p>
-        </w:tc>
-        <w:tc>
-          <w:tcPr>
-            <w:tcW w:type="dxa" w:w="2880"/>
-          </w:tcPr>
-          <w:p>
-            <w:r>
-              <w:t>Std. Error</w:t>
-            </w:r>
-          </w:p>
-        </w:tc>
-      </w:tr>
-      <w:tr>
-        <w:tc>
-          <w:tcPr>
-            <w:tcW w:type="dxa" w:w="2880"/>
-          </w:tcPr>
-          <w:p>
-            <w:r>
-              <w:t>1/2</w:t>
-            </w:r>
-          </w:p>
-        </w:tc>
-        <w:tc>
-          <w:tcPr>
-            <w:tcW w:type="dxa" w:w="2880"/>
-          </w:tcPr>
-          <w:p>
-            <w:r>
-              <w:t>2.7894</w:t>
-            </w:r>
-          </w:p>
-        </w:tc>
-        <w:tc>
-          <w:tcPr>
-            <w:tcW w:type="dxa" w:w="2880"/>
-          </w:tcPr>
-          <w:p>
-            <w:r>
-              <w:t>0.4910</w:t>
+          <w:p>
+            <w:r>
+              <w:t>0.4750</w:t>
             </w:r>
           </w:p>
         </w:tc>
@@ -9190,7 +5031,7 @@
           <w:b/>
           <w:sz w:val="20"/>
         </w:rPr>
-        <w:t>logit(P(Y≤j)) = β₀ⱼ + + 1.7228×age_group_20-24 + 2.8380×age_group_25-29 + 3.7843×age_group_30-34 + 4.5273×age_group_35+ - 0.0758×marital_status_Unmarried - 0.5396×race_mother_Burgher - 0.0743×race_mother_Indian Moor - 0.0121×race_mother_Indian Tamil - 0.0667×race_mother_Malay - 1.0484×race_mother_Other Foreigners - 0.1116×race_mother_Other Srilankans - 0.6116×race_mother_Pakistan Moor - 0.6388×race_mother_Sinhalese - 0.0602×race_mother_Srilankan Chetty + 0.2495×race_mother_Srilankan Moor - 0.1112×race_mother_Srilankan Tamil - 0.0189×child_sex_Male + 0.1908×Hospital or Not_Not In Hospital + 0.0312×multiple_birth_Triplets + 0.0002×Birth_Weight(grams)</w:t>
+        <w:t>logit(P(Y≤j)) = β₀ⱼ + + 1.7229×age_group_20-24 + 2.8380×age_group_25-29 + 3.7843×age_group_30-34 + 4.5274×age_group_35+ - 0.0758×marital_status_Unmarried - 0.5396×race_mother_Burgher - 0.0743×race_mother_Indian Moor - 0.0121×race_mother_Indian Tamil - 0.0667×race_mother_Malay - 1.0484×race_mother_Other Foreigners - 0.1116×race_mother_Other Srilankans - 0.6116×race_mother_Pakistan Moor - 0.6388×race_mother_Sinhalese - 0.0602×race_mother_Srilankan Chetty + 0.2495×race_mother_Srilankan Moor - 0.1112×race_mother_Srilankan Tamil - 0.0189×child_sex_Male + 0.1908×Hospital or Not_Not In Hospital + 0.0312×multiple_birth_Triplets + 0.0002×Birth_Weight(grams)</w:t>
       </w:r>
     </w:p>
     <w:p>
@@ -9218,7 +5059,7 @@
         <w:br/>
       </w:r>
       <w:r>
-        <w:t xml:space="preserve">  • age_group_20-24 (coef = 1.7228, p = 0.0000)</w:t>
+        <w:t xml:space="preserve">  • age_group_20-24 (coef = 1.7229, p = 0.0000)</w:t>
         <w:br/>
       </w:r>
       <w:r>
@@ -9230,7 +5071,7 @@
         <w:br/>
       </w:r>
       <w:r>
-        <w:t xml:space="preserve">  • age_group_35+ (coef = 4.5273, p = 0.0000)</w:t>
+        <w:t xml:space="preserve">  • age_group_35+ (coef = 4.5274, p = 0.0000)</w:t>
         <w:br/>
       </w:r>
       <w:r>
@@ -9246,11 +5087,11 @@
         <w:br/>
       </w:r>
       <w:r>
-        <w:t xml:space="preserve">  • marital_status_Unmarried (coef = -0.0758, p = 0.0260)</w:t>
+        <w:t xml:space="preserve">  • marital_status_Unmarried (coef = -0.0758, p = 0.0259)</w:t>
         <w:br/>
       </w:r>
       <w:r>
-        <w:t xml:space="preserve">  • race_mother_Other Foreigners (coef = -1.0484, p = 0.0450)</w:t>
+        <w:t xml:space="preserve">  • race_mother_Other Foreigners (coef = -1.0484, p = 0.0389)</w:t>
         <w:br/>
       </w:r>
       <w:r>
@@ -9305,6 +5146,1571 @@
         <w:pStyle w:val="Heading1"/>
       </w:pPr>
       <w:r>
+        <w:t>5.3 Odds Ratios - Ordinal Logistic Regression</w:t>
+      </w:r>
+    </w:p>
+    <w:p>
+      <w:pPr>
+        <w:pStyle w:val="IntenseQuote"/>
+      </w:pPr>
+      <w:r>
+        <w:t>Odds Ratios (OR) are calculated by exponentiating the coefficients. An OR &gt; 1 indicates the predictor is associated with a higher birth order, while OR &lt; 1 indicates association with a lower birth order.</w:t>
+      </w:r>
+    </w:p>
+    <w:p>
+      <w:pPr>
+        <w:pStyle w:val="Heading2"/>
+      </w:pPr>
+      <w:r>
+        <w:t>Odds Ratios for Predictor Variables</w:t>
+      </w:r>
+    </w:p>
+    <w:tbl>
+      <w:tblPr>
+        <w:tblStyle w:val="LightGrid-Accent1"/>
+        <w:tblW w:type="auto" w:w="0"/>
+        <w:tblLayout w:type="fixed"/>
+        <w:tblLook w:firstColumn="1" w:firstRow="1" w:lastColumn="0" w:lastRow="0" w:noHBand="0" w:noVBand="1" w:val="04A0"/>
+      </w:tblPr>
+      <w:tblGrid>
+        <w:gridCol w:w="2160"/>
+        <w:gridCol w:w="1152"/>
+        <w:gridCol w:w="1152"/>
+        <w:gridCol w:w="1152"/>
+        <w:gridCol w:w="1152"/>
+        <w:gridCol w:w="720"/>
+      </w:tblGrid>
+      <w:tr>
+        <w:tc>
+          <w:tcPr>
+            <w:tcW w:type="dxa" w:w="1440"/>
+            <w:vAlign w:val="center"/>
+          </w:tcPr>
+          <w:p>
+            <w:r>
+              <w:rPr>
+                <w:b/>
+                <w:sz w:val="20"/>
+              </w:rPr>
+              <w:t>Predictor</w:t>
+            </w:r>
+          </w:p>
+        </w:tc>
+        <w:tc>
+          <w:tcPr>
+            <w:tcW w:type="dxa" w:w="1440"/>
+            <w:vAlign w:val="center"/>
+          </w:tcPr>
+          <w:p>
+            <w:r>
+              <w:rPr>
+                <w:b/>
+                <w:sz w:val="20"/>
+              </w:rPr>
+              <w:t>Odds Ratio</w:t>
+            </w:r>
+          </w:p>
+        </w:tc>
+        <w:tc>
+          <w:tcPr>
+            <w:tcW w:type="dxa" w:w="1440"/>
+            <w:vAlign w:val="center"/>
+          </w:tcPr>
+          <w:p>
+            <w:r>
+              <w:rPr>
+                <w:b/>
+                <w:sz w:val="20"/>
+              </w:rPr>
+              <w:t>CI Lower</w:t>
+            </w:r>
+          </w:p>
+        </w:tc>
+        <w:tc>
+          <w:tcPr>
+            <w:tcW w:type="dxa" w:w="1440"/>
+            <w:vAlign w:val="center"/>
+          </w:tcPr>
+          <w:p>
+            <w:r>
+              <w:rPr>
+                <w:b/>
+                <w:sz w:val="20"/>
+              </w:rPr>
+              <w:t>CI Upper</w:t>
+            </w:r>
+          </w:p>
+        </w:tc>
+        <w:tc>
+          <w:tcPr>
+            <w:tcW w:type="dxa" w:w="1440"/>
+            <w:vAlign w:val="center"/>
+          </w:tcPr>
+          <w:p>
+            <w:r>
+              <w:rPr>
+                <w:b/>
+                <w:sz w:val="20"/>
+              </w:rPr>
+              <w:t>p-value</w:t>
+            </w:r>
+          </w:p>
+        </w:tc>
+        <w:tc>
+          <w:tcPr>
+            <w:tcW w:type="dxa" w:w="1440"/>
+            <w:vAlign w:val="center"/>
+          </w:tcPr>
+          <w:p>
+            <w:r>
+              <w:rPr>
+                <w:b/>
+                <w:sz w:val="20"/>
+              </w:rPr>
+              <w:t>Sig.</w:t>
+            </w:r>
+          </w:p>
+        </w:tc>
+      </w:tr>
+      <w:tr>
+        <w:tc>
+          <w:tcPr>
+            <w:tcW w:type="dxa" w:w="1440"/>
+          </w:tcPr>
+          <w:p>
+            <w:r>
+              <w:t>age_group_20-24</w:t>
+            </w:r>
+          </w:p>
+        </w:tc>
+        <w:tc>
+          <w:tcPr>
+            <w:tcW w:type="dxa" w:w="1440"/>
+          </w:tcPr>
+          <w:p>
+            <w:r>
+              <w:t>5.601</w:t>
+            </w:r>
+          </w:p>
+        </w:tc>
+        <w:tc>
+          <w:tcPr>
+            <w:tcW w:type="dxa" w:w="1440"/>
+          </w:tcPr>
+          <w:p>
+            <w:r>
+              <w:t>5.264</w:t>
+            </w:r>
+          </w:p>
+        </w:tc>
+        <w:tc>
+          <w:tcPr>
+            <w:tcW w:type="dxa" w:w="1440"/>
+          </w:tcPr>
+          <w:p>
+            <w:r>
+              <w:t>5.958</w:t>
+            </w:r>
+          </w:p>
+        </w:tc>
+        <w:tc>
+          <w:tcPr>
+            <w:tcW w:type="dxa" w:w="1440"/>
+          </w:tcPr>
+          <w:p>
+            <w:r>
+              <w:t>0.0</w:t>
+            </w:r>
+          </w:p>
+        </w:tc>
+        <w:tc>
+          <w:tcPr>
+            <w:tcW w:type="dxa" w:w="1440"/>
+          </w:tcPr>
+          <w:p>
+            <w:r>
+              <w:rPr>
+                <w:color w:val="FF0000"/>
+              </w:rPr>
+              <w:t>***</w:t>
+            </w:r>
+          </w:p>
+        </w:tc>
+      </w:tr>
+      <w:tr>
+        <w:tc>
+          <w:tcPr>
+            <w:tcW w:type="dxa" w:w="1440"/>
+          </w:tcPr>
+          <w:p>
+            <w:r>
+              <w:t>age_group_25-29</w:t>
+            </w:r>
+          </w:p>
+        </w:tc>
+        <w:tc>
+          <w:tcPr>
+            <w:tcW w:type="dxa" w:w="1440"/>
+          </w:tcPr>
+          <w:p>
+            <w:r>
+              <w:t>17.082</w:t>
+            </w:r>
+          </w:p>
+        </w:tc>
+        <w:tc>
+          <w:tcPr>
+            <w:tcW w:type="dxa" w:w="1440"/>
+          </w:tcPr>
+          <w:p>
+            <w:r>
+              <w:t>16.074</w:t>
+            </w:r>
+          </w:p>
+        </w:tc>
+        <w:tc>
+          <w:tcPr>
+            <w:tcW w:type="dxa" w:w="1440"/>
+          </w:tcPr>
+          <w:p>
+            <w:r>
+              <w:t>18.153</w:t>
+            </w:r>
+          </w:p>
+        </w:tc>
+        <w:tc>
+          <w:tcPr>
+            <w:tcW w:type="dxa" w:w="1440"/>
+          </w:tcPr>
+          <w:p>
+            <w:r>
+              <w:t>0.0</w:t>
+            </w:r>
+          </w:p>
+        </w:tc>
+        <w:tc>
+          <w:tcPr>
+            <w:tcW w:type="dxa" w:w="1440"/>
+          </w:tcPr>
+          <w:p>
+            <w:r>
+              <w:rPr>
+                <w:color w:val="FF0000"/>
+              </w:rPr>
+              <w:t>***</w:t>
+            </w:r>
+          </w:p>
+        </w:tc>
+      </w:tr>
+      <w:tr>
+        <w:tc>
+          <w:tcPr>
+            <w:tcW w:type="dxa" w:w="1440"/>
+          </w:tcPr>
+          <w:p>
+            <w:r>
+              <w:t>age_group_30-34</w:t>
+            </w:r>
+          </w:p>
+        </w:tc>
+        <w:tc>
+          <w:tcPr>
+            <w:tcW w:type="dxa" w:w="1440"/>
+          </w:tcPr>
+          <w:p>
+            <w:r>
+              <w:t>44.006</w:t>
+            </w:r>
+          </w:p>
+        </w:tc>
+        <w:tc>
+          <w:tcPr>
+            <w:tcW w:type="dxa" w:w="1440"/>
+          </w:tcPr>
+          <w:p>
+            <w:r>
+              <w:t>41.392</w:t>
+            </w:r>
+          </w:p>
+        </w:tc>
+        <w:tc>
+          <w:tcPr>
+            <w:tcW w:type="dxa" w:w="1440"/>
+          </w:tcPr>
+          <w:p>
+            <w:r>
+              <w:t>46.785</w:t>
+            </w:r>
+          </w:p>
+        </w:tc>
+        <w:tc>
+          <w:tcPr>
+            <w:tcW w:type="dxa" w:w="1440"/>
+          </w:tcPr>
+          <w:p>
+            <w:r>
+              <w:t>0.0</w:t>
+            </w:r>
+          </w:p>
+        </w:tc>
+        <w:tc>
+          <w:tcPr>
+            <w:tcW w:type="dxa" w:w="1440"/>
+          </w:tcPr>
+          <w:p>
+            <w:r>
+              <w:rPr>
+                <w:color w:val="FF0000"/>
+              </w:rPr>
+              <w:t>***</w:t>
+            </w:r>
+          </w:p>
+        </w:tc>
+      </w:tr>
+      <w:tr>
+        <w:tc>
+          <w:tcPr>
+            <w:tcW w:type="dxa" w:w="1440"/>
+          </w:tcPr>
+          <w:p>
+            <w:r>
+              <w:t>age_group_35+</w:t>
+            </w:r>
+          </w:p>
+        </w:tc>
+        <w:tc>
+          <w:tcPr>
+            <w:tcW w:type="dxa" w:w="1440"/>
+          </w:tcPr>
+          <w:p>
+            <w:r>
+              <w:t>92.519</w:t>
+            </w:r>
+          </w:p>
+        </w:tc>
+        <w:tc>
+          <w:tcPr>
+            <w:tcW w:type="dxa" w:w="1440"/>
+          </w:tcPr>
+          <w:p>
+            <w:r>
+              <w:t>86.913</w:t>
+            </w:r>
+          </w:p>
+        </w:tc>
+        <w:tc>
+          <w:tcPr>
+            <w:tcW w:type="dxa" w:w="1440"/>
+          </w:tcPr>
+          <w:p>
+            <w:r>
+              <w:t>98.488</w:t>
+            </w:r>
+          </w:p>
+        </w:tc>
+        <w:tc>
+          <w:tcPr>
+            <w:tcW w:type="dxa" w:w="1440"/>
+          </w:tcPr>
+          <w:p>
+            <w:r>
+              <w:t>0.0</w:t>
+            </w:r>
+          </w:p>
+        </w:tc>
+        <w:tc>
+          <w:tcPr>
+            <w:tcW w:type="dxa" w:w="1440"/>
+          </w:tcPr>
+          <w:p>
+            <w:r>
+              <w:rPr>
+                <w:color w:val="FF0000"/>
+              </w:rPr>
+              <w:t>***</w:t>
+            </w:r>
+          </w:p>
+        </w:tc>
+      </w:tr>
+      <w:tr>
+        <w:tc>
+          <w:tcPr>
+            <w:tcW w:type="dxa" w:w="1440"/>
+          </w:tcPr>
+          <w:p>
+            <w:r>
+              <w:t>marital_status_Unmarried</w:t>
+            </w:r>
+          </w:p>
+        </w:tc>
+        <w:tc>
+          <w:tcPr>
+            <w:tcW w:type="dxa" w:w="1440"/>
+          </w:tcPr>
+          <w:p>
+            <w:r>
+              <w:t>0.927</w:t>
+            </w:r>
+          </w:p>
+        </w:tc>
+        <w:tc>
+          <w:tcPr>
+            <w:tcW w:type="dxa" w:w="1440"/>
+          </w:tcPr>
+          <w:p>
+            <w:r>
+              <w:t>0.867</w:t>
+            </w:r>
+          </w:p>
+        </w:tc>
+        <w:tc>
+          <w:tcPr>
+            <w:tcW w:type="dxa" w:w="1440"/>
+          </w:tcPr>
+          <w:p>
+            <w:r>
+              <w:t>0.991</w:t>
+            </w:r>
+          </w:p>
+        </w:tc>
+        <w:tc>
+          <w:tcPr>
+            <w:tcW w:type="dxa" w:w="1440"/>
+          </w:tcPr>
+          <w:p>
+            <w:r>
+              <w:t>0.0259</w:t>
+            </w:r>
+          </w:p>
+        </w:tc>
+        <w:tc>
+          <w:tcPr>
+            <w:tcW w:type="dxa" w:w="1440"/>
+          </w:tcPr>
+          <w:p>
+            <w:r>
+              <w:rPr>
+                <w:color w:val="0066CC"/>
+              </w:rPr>
+              <w:t>*</w:t>
+            </w:r>
+          </w:p>
+        </w:tc>
+      </w:tr>
+      <w:tr>
+        <w:tc>
+          <w:tcPr>
+            <w:tcW w:type="dxa" w:w="1440"/>
+          </w:tcPr>
+          <w:p>
+            <w:r>
+              <w:t>race_mother_Burgher</w:t>
+            </w:r>
+          </w:p>
+        </w:tc>
+        <w:tc>
+          <w:tcPr>
+            <w:tcW w:type="dxa" w:w="1440"/>
+          </w:tcPr>
+          <w:p>
+            <w:r>
+              <w:t>0.583</w:t>
+            </w:r>
+          </w:p>
+        </w:tc>
+        <w:tc>
+          <w:tcPr>
+            <w:tcW w:type="dxa" w:w="1440"/>
+          </w:tcPr>
+          <w:p>
+            <w:r>
+              <w:t>0.226</w:t>
+            </w:r>
+          </w:p>
+        </w:tc>
+        <w:tc>
+          <w:tcPr>
+            <w:tcW w:type="dxa" w:w="1440"/>
+          </w:tcPr>
+          <w:p>
+            <w:r>
+              <w:t>1.506</w:t>
+            </w:r>
+          </w:p>
+        </w:tc>
+        <w:tc>
+          <w:tcPr>
+            <w:tcW w:type="dxa" w:w="1440"/>
+          </w:tcPr>
+          <w:p>
+            <w:r>
+              <w:t>0.2651</w:t>
+            </w:r>
+          </w:p>
+        </w:tc>
+        <w:tc>
+          <w:tcPr>
+            <w:tcW w:type="dxa" w:w="1440"/>
+          </w:tcPr>
+          <w:p>
+            <w:r/>
+          </w:p>
+        </w:tc>
+      </w:tr>
+      <w:tr>
+        <w:tc>
+          <w:tcPr>
+            <w:tcW w:type="dxa" w:w="1440"/>
+          </w:tcPr>
+          <w:p>
+            <w:r>
+              <w:t>race_mother_Indian Moor</w:t>
+            </w:r>
+          </w:p>
+        </w:tc>
+        <w:tc>
+          <w:tcPr>
+            <w:tcW w:type="dxa" w:w="1440"/>
+          </w:tcPr>
+          <w:p>
+            <w:r>
+              <w:t>0.928</w:t>
+            </w:r>
+          </w:p>
+        </w:tc>
+        <w:tc>
+          <w:tcPr>
+            <w:tcW w:type="dxa" w:w="1440"/>
+          </w:tcPr>
+          <w:p>
+            <w:r>
+              <w:t>0.309</w:t>
+            </w:r>
+          </w:p>
+        </w:tc>
+        <w:tc>
+          <w:tcPr>
+            <w:tcW w:type="dxa" w:w="1440"/>
+          </w:tcPr>
+          <w:p>
+            <w:r>
+              <w:t>2.791</w:t>
+            </w:r>
+          </w:p>
+        </w:tc>
+        <w:tc>
+          <w:tcPr>
+            <w:tcW w:type="dxa" w:w="1440"/>
+          </w:tcPr>
+          <w:p>
+            <w:r>
+              <w:t>0.8947</w:t>
+            </w:r>
+          </w:p>
+        </w:tc>
+        <w:tc>
+          <w:tcPr>
+            <w:tcW w:type="dxa" w:w="1440"/>
+          </w:tcPr>
+          <w:p>
+            <w:r/>
+          </w:p>
+        </w:tc>
+      </w:tr>
+      <w:tr>
+        <w:tc>
+          <w:tcPr>
+            <w:tcW w:type="dxa" w:w="1440"/>
+          </w:tcPr>
+          <w:p>
+            <w:r>
+              <w:t>race_mother_Indian Tamil</w:t>
+            </w:r>
+          </w:p>
+        </w:tc>
+        <w:tc>
+          <w:tcPr>
+            <w:tcW w:type="dxa" w:w="1440"/>
+          </w:tcPr>
+          <w:p>
+            <w:r>
+              <w:t>0.988</w:t>
+            </w:r>
+          </w:p>
+        </w:tc>
+        <w:tc>
+          <w:tcPr>
+            <w:tcW w:type="dxa" w:w="1440"/>
+          </w:tcPr>
+          <w:p>
+            <w:r>
+              <w:t>0.39</w:t>
+            </w:r>
+          </w:p>
+        </w:tc>
+        <w:tc>
+          <w:tcPr>
+            <w:tcW w:type="dxa" w:w="1440"/>
+          </w:tcPr>
+          <w:p>
+            <w:r>
+              <w:t>2.501</w:t>
+            </w:r>
+          </w:p>
+        </w:tc>
+        <w:tc>
+          <w:tcPr>
+            <w:tcW w:type="dxa" w:w="1440"/>
+          </w:tcPr>
+          <w:p>
+            <w:r>
+              <w:t>0.9797</w:t>
+            </w:r>
+          </w:p>
+        </w:tc>
+        <w:tc>
+          <w:tcPr>
+            <w:tcW w:type="dxa" w:w="1440"/>
+          </w:tcPr>
+          <w:p>
+            <w:r/>
+          </w:p>
+        </w:tc>
+      </w:tr>
+      <w:tr>
+        <w:tc>
+          <w:tcPr>
+            <w:tcW w:type="dxa" w:w="1440"/>
+          </w:tcPr>
+          <w:p>
+            <w:r>
+              <w:t>race_mother_Malay</w:t>
+            </w:r>
+          </w:p>
+        </w:tc>
+        <w:tc>
+          <w:tcPr>
+            <w:tcW w:type="dxa" w:w="1440"/>
+          </w:tcPr>
+          <w:p>
+            <w:r>
+              <w:t>0.935</w:t>
+            </w:r>
+          </w:p>
+        </w:tc>
+        <w:tc>
+          <w:tcPr>
+            <w:tcW w:type="dxa" w:w="1440"/>
+          </w:tcPr>
+          <w:p>
+            <w:r>
+              <w:t>0.365</w:t>
+            </w:r>
+          </w:p>
+        </w:tc>
+        <w:tc>
+          <w:tcPr>
+            <w:tcW w:type="dxa" w:w="1440"/>
+          </w:tcPr>
+          <w:p>
+            <w:r>
+              <w:t>2.399</w:t>
+            </w:r>
+          </w:p>
+        </w:tc>
+        <w:tc>
+          <w:tcPr>
+            <w:tcW w:type="dxa" w:w="1440"/>
+          </w:tcPr>
+          <w:p>
+            <w:r>
+              <w:t>0.8896</w:t>
+            </w:r>
+          </w:p>
+        </w:tc>
+        <w:tc>
+          <w:tcPr>
+            <w:tcW w:type="dxa" w:w="1440"/>
+          </w:tcPr>
+          <w:p>
+            <w:r/>
+          </w:p>
+        </w:tc>
+      </w:tr>
+      <w:tr>
+        <w:tc>
+          <w:tcPr>
+            <w:tcW w:type="dxa" w:w="1440"/>
+          </w:tcPr>
+          <w:p>
+            <w:r>
+              <w:t>race_mother_Other Foreigners</w:t>
+            </w:r>
+          </w:p>
+        </w:tc>
+        <w:tc>
+          <w:tcPr>
+            <w:tcW w:type="dxa" w:w="1440"/>
+          </w:tcPr>
+          <w:p>
+            <w:r>
+              <w:t>0.351</w:t>
+            </w:r>
+          </w:p>
+        </w:tc>
+        <w:tc>
+          <w:tcPr>
+            <w:tcW w:type="dxa" w:w="1440"/>
+          </w:tcPr>
+          <w:p>
+            <w:r>
+              <w:t>0.13</w:t>
+            </w:r>
+          </w:p>
+        </w:tc>
+        <w:tc>
+          <w:tcPr>
+            <w:tcW w:type="dxa" w:w="1440"/>
+          </w:tcPr>
+          <w:p>
+            <w:r>
+              <w:t>0.948</w:t>
+            </w:r>
+          </w:p>
+        </w:tc>
+        <w:tc>
+          <w:tcPr>
+            <w:tcW w:type="dxa" w:w="1440"/>
+          </w:tcPr>
+          <w:p>
+            <w:r>
+              <w:t>0.0389</w:t>
+            </w:r>
+          </w:p>
+        </w:tc>
+        <w:tc>
+          <w:tcPr>
+            <w:tcW w:type="dxa" w:w="1440"/>
+          </w:tcPr>
+          <w:p>
+            <w:r>
+              <w:rPr>
+                <w:color w:val="0066CC"/>
+              </w:rPr>
+              <w:t>*</w:t>
+            </w:r>
+          </w:p>
+        </w:tc>
+      </w:tr>
+      <w:tr>
+        <w:tc>
+          <w:tcPr>
+            <w:tcW w:type="dxa" w:w="1440"/>
+          </w:tcPr>
+          <w:p>
+            <w:r>
+              <w:t>race_mother_Other Srilankans</w:t>
+            </w:r>
+          </w:p>
+        </w:tc>
+        <w:tc>
+          <w:tcPr>
+            <w:tcW w:type="dxa" w:w="1440"/>
+          </w:tcPr>
+          <w:p>
+            <w:r>
+              <w:t>0.894</w:t>
+            </w:r>
+          </w:p>
+        </w:tc>
+        <w:tc>
+          <w:tcPr>
+            <w:tcW w:type="dxa" w:w="1440"/>
+          </w:tcPr>
+          <w:p>
+            <w:r>
+              <w:t>0.3</w:t>
+            </w:r>
+          </w:p>
+        </w:tc>
+        <w:tc>
+          <w:tcPr>
+            <w:tcW w:type="dxa" w:w="1440"/>
+          </w:tcPr>
+          <w:p>
+            <w:r>
+              <w:t>2.666</w:t>
+            </w:r>
+          </w:p>
+        </w:tc>
+        <w:tc>
+          <w:tcPr>
+            <w:tcW w:type="dxa" w:w="1440"/>
+          </w:tcPr>
+          <w:p>
+            <w:r>
+              <w:t>0.8413</w:t>
+            </w:r>
+          </w:p>
+        </w:tc>
+        <w:tc>
+          <w:tcPr>
+            <w:tcW w:type="dxa" w:w="1440"/>
+          </w:tcPr>
+          <w:p>
+            <w:r/>
+          </w:p>
+        </w:tc>
+      </w:tr>
+      <w:tr>
+        <w:tc>
+          <w:tcPr>
+            <w:tcW w:type="dxa" w:w="1440"/>
+          </w:tcPr>
+          <w:p>
+            <w:r>
+              <w:t>race_mother_Pakistan Moor</w:t>
+            </w:r>
+          </w:p>
+        </w:tc>
+        <w:tc>
+          <w:tcPr>
+            <w:tcW w:type="dxa" w:w="1440"/>
+          </w:tcPr>
+          <w:p>
+            <w:r>
+              <w:t>0.542</w:t>
+            </w:r>
+          </w:p>
+        </w:tc>
+        <w:tc>
+          <w:tcPr>
+            <w:tcW w:type="dxa" w:w="1440"/>
+          </w:tcPr>
+          <w:p>
+            <w:r>
+              <w:t>0.198</w:t>
+            </w:r>
+          </w:p>
+        </w:tc>
+        <w:tc>
+          <w:tcPr>
+            <w:tcW w:type="dxa" w:w="1440"/>
+          </w:tcPr>
+          <w:p>
+            <w:r>
+              <w:t>1.484</w:t>
+            </w:r>
+          </w:p>
+        </w:tc>
+        <w:tc>
+          <w:tcPr>
+            <w:tcW w:type="dxa" w:w="1440"/>
+          </w:tcPr>
+          <w:p>
+            <w:r>
+              <w:t>0.2336</w:t>
+            </w:r>
+          </w:p>
+        </w:tc>
+        <w:tc>
+          <w:tcPr>
+            <w:tcW w:type="dxa" w:w="1440"/>
+          </w:tcPr>
+          <w:p>
+            <w:r/>
+          </w:p>
+        </w:tc>
+      </w:tr>
+      <w:tr>
+        <w:tc>
+          <w:tcPr>
+            <w:tcW w:type="dxa" w:w="1440"/>
+          </w:tcPr>
+          <w:p>
+            <w:r>
+              <w:t>race_mother_Sinhalese</w:t>
+            </w:r>
+          </w:p>
+        </w:tc>
+        <w:tc>
+          <w:tcPr>
+            <w:tcW w:type="dxa" w:w="1440"/>
+          </w:tcPr>
+          <w:p>
+            <w:r>
+              <w:t>0.528</w:t>
+            </w:r>
+          </w:p>
+        </w:tc>
+        <w:tc>
+          <w:tcPr>
+            <w:tcW w:type="dxa" w:w="1440"/>
+          </w:tcPr>
+          <w:p>
+            <w:r>
+              <w:t>0.209</w:t>
+            </w:r>
+          </w:p>
+        </w:tc>
+        <w:tc>
+          <w:tcPr>
+            <w:tcW w:type="dxa" w:w="1440"/>
+          </w:tcPr>
+          <w:p>
+            <w:r>
+              <w:t>1.336</w:t>
+            </w:r>
+          </w:p>
+        </w:tc>
+        <w:tc>
+          <w:tcPr>
+            <w:tcW w:type="dxa" w:w="1440"/>
+          </w:tcPr>
+          <w:p>
+            <w:r>
+              <w:t>0.1774</w:t>
+            </w:r>
+          </w:p>
+        </w:tc>
+        <w:tc>
+          <w:tcPr>
+            <w:tcW w:type="dxa" w:w="1440"/>
+          </w:tcPr>
+          <w:p>
+            <w:r/>
+          </w:p>
+        </w:tc>
+      </w:tr>
+      <w:tr>
+        <w:tc>
+          <w:tcPr>
+            <w:tcW w:type="dxa" w:w="1440"/>
+          </w:tcPr>
+          <w:p>
+            <w:r>
+              <w:t>race_mother_Srilankan Chetty</w:t>
+            </w:r>
+          </w:p>
+        </w:tc>
+        <w:tc>
+          <w:tcPr>
+            <w:tcW w:type="dxa" w:w="1440"/>
+          </w:tcPr>
+          <w:p>
+            <w:r>
+              <w:t>0.942</w:t>
+            </w:r>
+          </w:p>
+        </w:tc>
+        <w:tc>
+          <w:tcPr>
+            <w:tcW w:type="dxa" w:w="1440"/>
+          </w:tcPr>
+          <w:p>
+            <w:r>
+              <w:t>0.173</w:t>
+            </w:r>
+          </w:p>
+        </w:tc>
+        <w:tc>
+          <w:tcPr>
+            <w:tcW w:type="dxa" w:w="1440"/>
+          </w:tcPr>
+          <w:p>
+            <w:r>
+              <w:t>5.132</w:t>
+            </w:r>
+          </w:p>
+        </w:tc>
+        <w:tc>
+          <w:tcPr>
+            <w:tcW w:type="dxa" w:w="1440"/>
+          </w:tcPr>
+          <w:p>
+            <w:r>
+              <w:t>0.9445</w:t>
+            </w:r>
+          </w:p>
+        </w:tc>
+        <w:tc>
+          <w:tcPr>
+            <w:tcW w:type="dxa" w:w="1440"/>
+          </w:tcPr>
+          <w:p>
+            <w:r/>
+          </w:p>
+        </w:tc>
+      </w:tr>
+      <w:tr>
+        <w:tc>
+          <w:tcPr>
+            <w:tcW w:type="dxa" w:w="1440"/>
+          </w:tcPr>
+          <w:p>
+            <w:r>
+              <w:t>race_mother_Srilankan Moor</w:t>
+            </w:r>
+          </w:p>
+        </w:tc>
+        <w:tc>
+          <w:tcPr>
+            <w:tcW w:type="dxa" w:w="1440"/>
+          </w:tcPr>
+          <w:p>
+            <w:r>
+              <w:t>1.283</w:t>
+            </w:r>
+          </w:p>
+        </w:tc>
+        <w:tc>
+          <w:tcPr>
+            <w:tcW w:type="dxa" w:w="1440"/>
+          </w:tcPr>
+          <w:p>
+            <w:r>
+              <w:t>0.507</w:t>
+            </w:r>
+          </w:p>
+        </w:tc>
+        <w:tc>
+          <w:tcPr>
+            <w:tcW w:type="dxa" w:w="1440"/>
+          </w:tcPr>
+          <w:p>
+            <w:r>
+              <w:t>3.247</w:t>
+            </w:r>
+          </w:p>
+        </w:tc>
+        <w:tc>
+          <w:tcPr>
+            <w:tcW w:type="dxa" w:w="1440"/>
+          </w:tcPr>
+          <w:p>
+            <w:r>
+              <w:t>0.5984</w:t>
+            </w:r>
+          </w:p>
+        </w:tc>
+        <w:tc>
+          <w:tcPr>
+            <w:tcW w:type="dxa" w:w="1440"/>
+          </w:tcPr>
+          <w:p>
+            <w:r/>
+          </w:p>
+        </w:tc>
+      </w:tr>
+      <w:tr>
+        <w:tc>
+          <w:tcPr>
+            <w:tcW w:type="dxa" w:w="1440"/>
+          </w:tcPr>
+          <w:p>
+            <w:r>
+              <w:t>race_mother_Srilankan Tamil</w:t>
+            </w:r>
+          </w:p>
+        </w:tc>
+        <w:tc>
+          <w:tcPr>
+            <w:tcW w:type="dxa" w:w="1440"/>
+          </w:tcPr>
+          <w:p>
+            <w:r>
+              <w:t>0.895</w:t>
+            </w:r>
+          </w:p>
+        </w:tc>
+        <w:tc>
+          <w:tcPr>
+            <w:tcW w:type="dxa" w:w="1440"/>
+          </w:tcPr>
+          <w:p>
+            <w:r>
+              <w:t>0.354</w:t>
+            </w:r>
+          </w:p>
+        </w:tc>
+        <w:tc>
+          <w:tcPr>
+            <w:tcW w:type="dxa" w:w="1440"/>
+          </w:tcPr>
+          <w:p>
+            <w:r>
+              <w:t>2.264</w:t>
+            </w:r>
+          </w:p>
+        </w:tc>
+        <w:tc>
+          <w:tcPr>
+            <w:tcW w:type="dxa" w:w="1440"/>
+          </w:tcPr>
+          <w:p>
+            <w:r>
+              <w:t>0.8145</w:t>
+            </w:r>
+          </w:p>
+        </w:tc>
+        <w:tc>
+          <w:tcPr>
+            <w:tcW w:type="dxa" w:w="1440"/>
+          </w:tcPr>
+          <w:p>
+            <w:r/>
+          </w:p>
+        </w:tc>
+      </w:tr>
+      <w:tr>
+        <w:tc>
+          <w:tcPr>
+            <w:tcW w:type="dxa" w:w="1440"/>
+          </w:tcPr>
+          <w:p>
+            <w:r>
+              <w:t>child_sex_Male</w:t>
+            </w:r>
+          </w:p>
+        </w:tc>
+        <w:tc>
+          <w:tcPr>
+            <w:tcW w:type="dxa" w:w="1440"/>
+          </w:tcPr>
+          <w:p>
+            <w:r>
+              <w:t>0.981</w:t>
+            </w:r>
+          </w:p>
+        </w:tc>
+        <w:tc>
+          <w:tcPr>
+            <w:tcW w:type="dxa" w:w="1440"/>
+          </w:tcPr>
+          <w:p>
+            <w:r>
+              <w:t>0.968</w:t>
+            </w:r>
+          </w:p>
+        </w:tc>
+        <w:tc>
+          <w:tcPr>
+            <w:tcW w:type="dxa" w:w="1440"/>
+          </w:tcPr>
+          <w:p>
+            <w:r>
+              <w:t>0.995</w:t>
+            </w:r>
+          </w:p>
+        </w:tc>
+        <w:tc>
+          <w:tcPr>
+            <w:tcW w:type="dxa" w:w="1440"/>
+          </w:tcPr>
+          <w:p>
+            <w:r>
+              <w:t>0.007</w:t>
+            </w:r>
+          </w:p>
+        </w:tc>
+        <w:tc>
+          <w:tcPr>
+            <w:tcW w:type="dxa" w:w="1440"/>
+          </w:tcPr>
+          <w:p>
+            <w:r>
+              <w:rPr>
+                <w:color w:val="FF6600"/>
+              </w:rPr>
+              <w:t>**</w:t>
+            </w:r>
+          </w:p>
+        </w:tc>
+      </w:tr>
+      <w:tr>
+        <w:tc>
+          <w:tcPr>
+            <w:tcW w:type="dxa" w:w="1440"/>
+          </w:tcPr>
+          <w:p>
+            <w:r>
+              <w:t>Hospital or Not_Not In Hospital</w:t>
+            </w:r>
+          </w:p>
+        </w:tc>
+        <w:tc>
+          <w:tcPr>
+            <w:tcW w:type="dxa" w:w="1440"/>
+          </w:tcPr>
+          <w:p>
+            <w:r>
+              <w:t>1.21</w:t>
+            </w:r>
+          </w:p>
+        </w:tc>
+        <w:tc>
+          <w:tcPr>
+            <w:tcW w:type="dxa" w:w="1440"/>
+          </w:tcPr>
+          <w:p>
+            <w:r>
+              <w:t>1.14</w:t>
+            </w:r>
+          </w:p>
+        </w:tc>
+        <w:tc>
+          <w:tcPr>
+            <w:tcW w:type="dxa" w:w="1440"/>
+          </w:tcPr>
+          <w:p>
+            <w:r>
+              <w:t>1.284</w:t>
+            </w:r>
+          </w:p>
+        </w:tc>
+        <w:tc>
+          <w:tcPr>
+            <w:tcW w:type="dxa" w:w="1440"/>
+          </w:tcPr>
+          <w:p>
+            <w:r>
+              <w:t>0.0</w:t>
+            </w:r>
+          </w:p>
+        </w:tc>
+        <w:tc>
+          <w:tcPr>
+            <w:tcW w:type="dxa" w:w="1440"/>
+          </w:tcPr>
+          <w:p>
+            <w:r>
+              <w:rPr>
+                <w:color w:val="FF0000"/>
+              </w:rPr>
+              <w:t>***</w:t>
+            </w:r>
+          </w:p>
+        </w:tc>
+      </w:tr>
+      <w:tr>
+        <w:tc>
+          <w:tcPr>
+            <w:tcW w:type="dxa" w:w="1440"/>
+          </w:tcPr>
+          <w:p>
+            <w:r>
+              <w:t>multiple_birth_Triplets</w:t>
+            </w:r>
+          </w:p>
+        </w:tc>
+        <w:tc>
+          <w:tcPr>
+            <w:tcW w:type="dxa" w:w="1440"/>
+          </w:tcPr>
+          <w:p>
+            <w:r>
+              <w:t>1.032</w:t>
+            </w:r>
+          </w:p>
+        </w:tc>
+        <w:tc>
+          <w:tcPr>
+            <w:tcW w:type="dxa" w:w="1440"/>
+          </w:tcPr>
+          <w:p>
+            <w:r>
+              <w:t>0.582</w:t>
+            </w:r>
+          </w:p>
+        </w:tc>
+        <w:tc>
+          <w:tcPr>
+            <w:tcW w:type="dxa" w:w="1440"/>
+          </w:tcPr>
+          <w:p>
+            <w:r>
+              <w:t>1.829</w:t>
+            </w:r>
+          </w:p>
+        </w:tc>
+        <w:tc>
+          <w:tcPr>
+            <w:tcW w:type="dxa" w:w="1440"/>
+          </w:tcPr>
+          <w:p>
+            <w:r>
+              <w:t>0.9149</w:t>
+            </w:r>
+          </w:p>
+        </w:tc>
+        <w:tc>
+          <w:tcPr>
+            <w:tcW w:type="dxa" w:w="1440"/>
+          </w:tcPr>
+          <w:p>
+            <w:r/>
+          </w:p>
+        </w:tc>
+      </w:tr>
+      <w:tr>
+        <w:tc>
+          <w:tcPr>
+            <w:tcW w:type="dxa" w:w="1440"/>
+          </w:tcPr>
+          <w:p>
+            <w:r>
+              <w:t>Birth_Weight(grams)</w:t>
+            </w:r>
+          </w:p>
+        </w:tc>
+        <w:tc>
+          <w:tcPr>
+            <w:tcW w:type="dxa" w:w="1440"/>
+          </w:tcPr>
+          <w:p>
+            <w:r>
+              <w:t>1.0</w:t>
+            </w:r>
+          </w:p>
+        </w:tc>
+        <w:tc>
+          <w:tcPr>
+            <w:tcW w:type="dxa" w:w="1440"/>
+          </w:tcPr>
+          <w:p>
+            <w:r>
+              <w:t>1.0</w:t>
+            </w:r>
+          </w:p>
+        </w:tc>
+        <w:tc>
+          <w:tcPr>
+            <w:tcW w:type="dxa" w:w="1440"/>
+          </w:tcPr>
+          <w:p>
+            <w:r>
+              <w:t>1.0</w:t>
+            </w:r>
+          </w:p>
+        </w:tc>
+        <w:tc>
+          <w:tcPr>
+            <w:tcW w:type="dxa" w:w="1440"/>
+          </w:tcPr>
+          <w:p>
+            <w:r>
+              <w:t>0.0</w:t>
+            </w:r>
+          </w:p>
+        </w:tc>
+        <w:tc>
+          <w:tcPr>
+            <w:tcW w:type="dxa" w:w="1440"/>
+          </w:tcPr>
+          <w:p>
+            <w:r>
+              <w:rPr>
+                <w:color w:val="FF0000"/>
+              </w:rPr>
+              <w:t>***</w:t>
+            </w:r>
+          </w:p>
+        </w:tc>
+      </w:tr>
+    </w:tbl>
+    <w:p>
+      <w:r>
+        <w:rPr>
+          <w:sz w:val="18"/>
+        </w:rPr>
+        <w:t xml:space="preserve">Significance codes: </w:t>
+      </w:r>
+      <w:r>
+        <w:rPr>
+          <w:color w:val="FF0000"/>
+        </w:rPr>
+        <w:t xml:space="preserve">*** </w:t>
+      </w:r>
+      <w:r>
+        <w:t xml:space="preserve">p&lt;0.001  </w:t>
+      </w:r>
+      <w:r>
+        <w:rPr>
+          <w:color w:val="FF6600"/>
+        </w:rPr>
+        <w:t xml:space="preserve">** </w:t>
+      </w:r>
+      <w:r>
+        <w:t xml:space="preserve">p&lt;0.01  </w:t>
+      </w:r>
+      <w:r>
+        <w:rPr>
+          <w:color w:val="0066CC"/>
+        </w:rPr>
+        <w:t xml:space="preserve">* </w:t>
+      </w:r>
+      <w:r>
+        <w:rPr>
+          <w:sz w:val="18"/>
+        </w:rPr>
+        <w:t>p&lt;0.05</w:t>
+      </w:r>
+    </w:p>
+    <w:p>
+      <w:pPr>
+        <w:pStyle w:val="Heading2"/>
+      </w:pPr>
+      <w:r>
+        <w:t>Summary of Key Findings</w:t>
+      </w:r>
+    </w:p>
+    <w:p>
+      <w:r>
+        <w:rPr>
+          <w:b/>
+        </w:rPr>
+        <w:t>• Total predictors analyzed: 20</w:t>
+        <w:br/>
+      </w:r>
+      <w:r>
+        <w:t>• Strongest positive association: age_group_35+ (OR = 92.519)</w:t>
+        <w:br/>
+      </w:r>
+      <w:r>
+        <w:t>• Strongest negative association: race_mother_Other Foreigners (OR = 0.351)</w:t>
+        <w:br/>
+      </w:r>
+      <w:r>
+        <w:t>• Statistically significant predictors (p &lt; 0.05): 9</w:t>
+        <w:br/>
+      </w:r>
+      <w:r>
+        <w:t xml:space="preserve">  → age_group_20-24, age_group_25-29, age_group_30-34, age_group_35+, marital_status_Unmarried</w:t>
+      </w:r>
+      <w:r>
+        <w:t xml:space="preserve"> and 4 more</w:t>
+      </w:r>
+    </w:p>
+    <w:p>
+      <w:pPr>
+        <w:pStyle w:val="Heading2"/>
+      </w:pPr>
+      <w:r>
+        <w:t>Interpretation Guide</w:t>
+      </w:r>
+    </w:p>
+    <w:tbl>
+      <w:tblPr>
+        <w:tblStyle w:val="LightShading"/>
+        <w:tblW w:type="auto" w:w="0"/>
+        <w:tblLook w:firstColumn="1" w:firstRow="1" w:lastColumn="0" w:lastRow="0" w:noHBand="0" w:noVBand="1" w:val="04A0"/>
+      </w:tblPr>
+      <w:tblGrid>
+        <w:gridCol w:w="4320"/>
+        <w:gridCol w:w="4320"/>
+      </w:tblGrid>
+      <w:tr>
+        <w:tc>
+          <w:tcPr>
+            <w:tcW w:type="dxa" w:w="4320"/>
+          </w:tcPr>
+          <w:p>
+            <w:r>
+              <w:t>OR Value</w:t>
+            </w:r>
+          </w:p>
+        </w:tc>
+        <w:tc>
+          <w:tcPr>
+            <w:tcW w:type="dxa" w:w="4320"/>
+          </w:tcPr>
+          <w:p>
+            <w:r>
+              <w:t>Interpretation</w:t>
+            </w:r>
+          </w:p>
+        </w:tc>
+      </w:tr>
+      <w:tr>
+        <w:tc>
+          <w:tcPr>
+            <w:tcW w:type="dxa" w:w="4320"/>
+          </w:tcPr>
+          <w:p>
+            <w:r>
+              <w:t>OR = 1.0</w:t>
+            </w:r>
+          </w:p>
+        </w:tc>
+        <w:tc>
+          <w:tcPr>
+            <w:tcW w:type="dxa" w:w="4320"/>
+          </w:tcPr>
+          <w:p>
+            <w:r>
+              <w:t>No effect</w:t>
+            </w:r>
+          </w:p>
+        </w:tc>
+      </w:tr>
+      <w:tr>
+        <w:tc>
+          <w:tcPr>
+            <w:tcW w:type="dxa" w:w="4320"/>
+          </w:tcPr>
+          <w:p>
+            <w:r>
+              <w:t>OR &gt; 1.0</w:t>
+            </w:r>
+          </w:p>
+        </w:tc>
+        <w:tc>
+          <w:tcPr>
+            <w:tcW w:type="dxa" w:w="4320"/>
+          </w:tcPr>
+          <w:p>
+            <w:r>
+              <w:t>Higher odds of being in a higher birth order category</w:t>
+            </w:r>
+          </w:p>
+        </w:tc>
+      </w:tr>
+      <w:tr>
+        <w:tc>
+          <w:tcPr>
+            <w:tcW w:type="dxa" w:w="4320"/>
+          </w:tcPr>
+          <w:p>
+            <w:r>
+              <w:t>OR &lt; 1.0</w:t>
+            </w:r>
+          </w:p>
+        </w:tc>
+        <w:tc>
+          <w:tcPr>
+            <w:tcW w:type="dxa" w:w="4320"/>
+          </w:tcPr>
+          <w:p>
+            <w:r>
+              <w:t>Lower odds of being in a higher birth order category</w:t>
+            </w:r>
+          </w:p>
+        </w:tc>
+      </w:tr>
+    </w:tbl>
+    <w:p>
+      <w:pPr>
+        <w:pStyle w:val="IntenseQuote"/>
+      </w:pPr>
+      <w:r>
+        <w:t>📎 The odds ratios have also been exported to Excel: model1_ordinal_OR.xlsx</w:t>
+      </w:r>
+    </w:p>
+    <w:p>
+      <w:pPr>
+        <w:pStyle w:val="Heading1"/>
+      </w:pPr>
+      <w:r>
         <w:t>5.4 Forest Plot - Odds Ratios Visualization</w:t>
       </w:r>
     </w:p>
@@ -9339,7 +6745,7 @@
         <w:br/>
       </w:r>
       <w:r>
-        <w:t xml:space="preserve">  - age_group_35+: OR = 92.51 (95% CI: 86.91-98.48)</w:t>
+        <w:t xml:space="preserve">  - age_group_35+: OR = 92.52 (95% CI: 86.91-98.49)</w:t>
         <w:br/>
       </w:r>
       <w:r>
@@ -9355,7 +6761,7 @@
         <w:br/>
       </w:r>
       <w:r>
-        <w:t xml:space="preserve">  - race_mother_Other Foreigners: OR = 0.35 (95% CI: 0.13-0.98)</w:t>
+        <w:t xml:space="preserve">  - race_mother_Other Foreigners: OR = 0.35 (95% CI: 0.13-0.95)</w:t>
         <w:br/>
       </w:r>
       <w:r>
@@ -9531,7 +6937,7 @@
           </w:tcPr>
           <w:p>
             <w:r>
-              <w:t>92.51 (86.91-98.48)</w:t>
+              <w:t>92.52 (86.91-98.49)</w:t>
             </w:r>
           </w:p>
         </w:tc>
@@ -9561,7 +6967,7 @@
           </w:tcPr>
           <w:p>
             <w:r>
-              <w:t>0.35 (0.13-0.98)</w:t>
+              <w:t>0.35 (0.13-0.95)</w:t>
             </w:r>
           </w:p>
         </w:tc>
@@ -9613,7 +7019,7 @@
           </w:tcPr>
           <w:p>
             <w:r>
-              <w:t>0.53 (0.20-1.38)</w:t>
+              <w:t>0.53 (0.21-1.34)</w:t>
             </w:r>
           </w:p>
         </w:tc>
@@ -9665,7 +7071,7 @@
           </w:tcPr>
           <w:p>
             <w:r>
-              <w:t>0.54 (0.19-1.52)</w:t>
+              <w:t>0.54 (0.20-1.48)</w:t>
             </w:r>
           </w:p>
         </w:tc>
@@ -9717,7 +7123,7 @@
           </w:tcPr>
           <w:p>
             <w:r>
-              <w:t>0.58 (0.22-1.55)</w:t>
+              <w:t>0.58 (0.23-1.51)</w:t>
             </w:r>
           </w:p>
         </w:tc>
@@ -9739,7 +7145,7 @@
           </w:tcPr>
           <w:p>
             <w:r>
-              <w:t>1.28 (0.49-3.35)</w:t>
+              <w:t>1.28 (0.51-3.25)</w:t>
             </w:r>
           </w:p>
         </w:tc>
@@ -9767,537 +7173,7 @@
           </w:tcPr>
           <w:p>
             <w:r>
-              <w:t>0.89 (0.29-2.73)</w:t>
-            </w:r>
-          </w:p>
-        </w:tc>
-      </w:tr>
-    </w:tbl>
-    <w:p>
-      <w:pPr>
-        <w:pStyle w:val="Heading2"/>
-      </w:pPr>
-      <w:r>
-        <w:t>Note on Interpretation</w:t>
-      </w:r>
-    </w:p>
-    <w:p>
-      <w:r>
-        <w:t>The forest plot displays odds ratios on a logarithmic scale. Confidence intervals that do not cross the vertical line at OR=1 indicate statistically significant associations at the 5% significance level. The size of the markers reflects the point estimate, while the horizontal bars represent the 95% confidence interval width.</w:t>
-      </w:r>
-    </w:p>
-    <w:p>
-      <w:pPr>
-        <w:pStyle w:val="Heading2"/>
-      </w:pPr>
-      <w:r>
-        <w:t>Saved Files</w:t>
-      </w:r>
-    </w:p>
-    <w:p>
-      <w:r>
-        <w:rPr>
-          <w:b/>
-        </w:rPr>
-        <w:t>The following image files were saved to disk:</w:t>
-        <w:br/>
-      </w:r>
-      <w:r>
-        <w:t>• fig5_ordinal_forest.png - Forest plot (300 DPI)</w:t>
-        <w:br/>
-      </w:r>
-      <w:r>
-        <w:t>• fig5_ordinal_forest_hd.png - High-resolution version for publication (600 DPI)</w:t>
-        <w:br/>
-      </w:r>
-    </w:p>
-    <w:p>
-      <w:pPr>
-        <w:pStyle w:val="Heading2"/>
-      </w:pPr>
-      <w:r>
-        <w:t>Publication Quality</w:t>
-      </w:r>
-    </w:p>
-    <w:p>
-      <w:r>
-        <w:t>The forest plot has been saved at 600 DPI for publication quality. For inclusion in manuscripts, consider the following:</w:t>
-        <w:br/>
-        <w:t>• Adjust figure size in the code if needed (currently 9×10.0 inches)</w:t>
-        <w:br/>
-        <w:t>• Colors can be customized to match journal guidelines</w:t>
-        <w:br/>
-        <w:t>• The plot uses a green color scheme (#1D9E75 for points, #0F6E56 for error bars)</w:t>
-      </w:r>
-    </w:p>
-    <w:p>
-      <w:pPr>
-        <w:pStyle w:val="Heading1"/>
-      </w:pPr>
-      <w:r>
-        <w:t>5.4 Forest Plot - Odds Ratios Visualization</w:t>
-      </w:r>
-    </w:p>
-    <w:p>
-      <w:r>
-        <w:t>The forest plot visualizes the odds ratios (OR) and their 95% confidence intervals for each predictor variable in the ordinal logistic regression model. The vertical dashed line at OR = 1 represents no effect. Points to the right of this line indicate positive associations (higher odds of being in a higher birth order category), while points to the left indicate negative associations.</w:t>
-      </w:r>
-    </w:p>
-    <w:p>
-      <w:pPr>
-        <w:pStyle w:val="Heading2"/>
-      </w:pPr>
-      <w:r>
-        <w:t>Key Observations</w:t>
-      </w:r>
-    </w:p>
-    <w:p>
-      <w:r>
-        <w:t>• Predictors with OR &gt; 1 (positive association): 5</w:t>
-        <w:br/>
-      </w:r>
-      <w:r>
-        <w:t xml:space="preserve">  - age_group_20-24: OR = 5.60 (95% CI: 5.26-5.96)</w:t>
-        <w:br/>
-      </w:r>
-      <w:r>
-        <w:t xml:space="preserve">  - age_group_25-29: OR = 17.08 (95% CI: 16.07-18.15)</w:t>
-        <w:br/>
-      </w:r>
-      <w:r>
-        <w:t xml:space="preserve">  - age_group_30-34: OR = 44.01 (95% CI: 41.39-46.78)</w:t>
-        <w:br/>
-      </w:r>
-      <w:r>
-        <w:t xml:space="preserve">  - age_group_35+: OR = 92.51 (95% CI: 86.91-98.48)</w:t>
-        <w:br/>
-      </w:r>
-      <w:r>
-        <w:t xml:space="preserve">  - Hospital or Not_Not In Hospital: OR = 1.21 (95% CI: 1.14-1.28)</w:t>
-        <w:br/>
-      </w:r>
-      <w:r>
-        <w:t>• Predictors with OR &lt; 1 (negative association): 3</w:t>
-        <w:br/>
-      </w:r>
-      <w:r>
-        <w:t xml:space="preserve">  - marital_status_Unmarried: OR = 0.93 (95% CI: 0.87-0.99)</w:t>
-        <w:br/>
-      </w:r>
-      <w:r>
-        <w:t xml:space="preserve">  - race_mother_Other Foreigners: OR = 0.35 (95% CI: 0.13-0.98)</w:t>
-        <w:br/>
-      </w:r>
-      <w:r>
-        <w:t xml:space="preserve">  - child_sex_Male: OR = 0.98 (95% CI: 0.97-0.99)</w:t>
-        <w:br/>
-      </w:r>
-      <w:r>
-        <w:t>• Predictors crossing OR = 1 (not statistically significant): 12</w:t>
-        <w:br/>
-      </w:r>
-    </w:p>
-    <w:p>
-      <w:pPr>
-        <w:pStyle w:val="Heading2"/>
-      </w:pPr>
-      <w:r>
-        <w:t>Forest Plot</w:t>
-      </w:r>
-    </w:p>
-    <w:p>
-      <w:pPr>
-        <w:jc w:val="center"/>
-      </w:pPr>
-      <w:r>
-        <w:drawing>
-          <wp:inline xmlns:a="http://schemas.openxmlformats.org/drawingml/2006/main" xmlns:pic="http://schemas.openxmlformats.org/drawingml/2006/picture">
-            <wp:extent cx="5943600" cy="6612437"/>
-            <wp:docPr id="3" name="Picture 3"/>
-            <wp:cNvGraphicFramePr>
-              <a:graphicFrameLocks noChangeAspect="1"/>
-            </wp:cNvGraphicFramePr>
-            <a:graphic>
-              <a:graphicData uri="http://schemas.openxmlformats.org/drawingml/2006/picture">
-                <pic:pic>
-                  <pic:nvPicPr>
-                    <pic:cNvPr id="0" name="fig5_ordinal_forest_hd.png"/>
-                    <pic:cNvPicPr/>
-                  </pic:nvPicPr>
-                  <pic:blipFill>
-                    <a:blip r:embed="rId10"/>
-                    <a:stretch>
-                      <a:fillRect/>
-                    </a:stretch>
-                  </pic:blipFill>
-                  <pic:spPr>
-                    <a:xfrm>
-                      <a:off x="0" y="0"/>
-                      <a:ext cx="5943600" cy="6612437"/>
-                    </a:xfrm>
-                    <a:prstGeom prst="rect"/>
-                  </pic:spPr>
-                </pic:pic>
-              </a:graphicData>
-            </a:graphic>
-          </wp:inline>
-        </w:drawing>
-      </w:r>
-    </w:p>
-    <w:p>
-      <w:pPr>
-        <w:jc w:val="center"/>
-      </w:pPr>
-      <w:r>
-        <w:rPr>
-          <w:i/>
-          <w:sz w:val="18"/>
-        </w:rPr>
-        <w:t>Figure 5.1: Forest plot of odds ratios for Model 1 (Ordinal Logistic Regression)</w:t>
-      </w:r>
-    </w:p>
-    <w:p>
-      <w:pPr>
-        <w:pStyle w:val="Heading2"/>
-      </w:pPr>
-      <w:r>
-        <w:t>Top Predictors by Effect Size</w:t>
-      </w:r>
-    </w:p>
-    <w:tbl>
-      <w:tblPr>
-        <w:tblStyle w:val="LightGrid-Accent1"/>
-        <w:tblW w:type="auto" w:w="0"/>
-        <w:tblLook w:firstColumn="1" w:firstRow="1" w:lastColumn="0" w:lastRow="0" w:noHBand="0" w:noVBand="1" w:val="04A0"/>
-      </w:tblPr>
-      <w:tblGrid>
-        <w:gridCol w:w="1728"/>
-        <w:gridCol w:w="1728"/>
-        <w:gridCol w:w="1728"/>
-        <w:gridCol w:w="1728"/>
-        <w:gridCol w:w="1728"/>
-      </w:tblGrid>
-      <w:tr>
-        <w:tc>
-          <w:tcPr>
-            <w:tcW w:type="dxa" w:w="1728"/>
-          </w:tcPr>
-          <w:p>
-            <w:r>
-              <w:rPr>
-                <w:b/>
-              </w:rPr>
-              <w:t>Strongest Positive Associations</w:t>
-            </w:r>
-          </w:p>
-        </w:tc>
-        <w:tc>
-          <w:tcPr>
-            <w:tcW w:type="dxa" w:w="1728"/>
-          </w:tcPr>
-          <w:p>
-            <w:r>
-              <w:rPr>
-                <w:b/>
-              </w:rPr>
-              <w:t>OR (95% CI)</w:t>
-            </w:r>
-          </w:p>
-        </w:tc>
-        <w:tc>
-          <w:tcPr>
-            <w:tcW w:type="dxa" w:w="1728"/>
-          </w:tcPr>
-          <w:p>
-            <w:r>
-              <w:rPr>
-                <w:b/>
-              </w:rPr>
-              <w:t>Signif.</w:t>
-            </w:r>
-          </w:p>
-        </w:tc>
-        <w:tc>
-          <w:tcPr>
-            <w:tcW w:type="dxa" w:w="1728"/>
-          </w:tcPr>
-          <w:p>
-            <w:r>
-              <w:rPr>
-                <w:b/>
-              </w:rPr>
-              <w:t>Strongest Negative Associations</w:t>
-            </w:r>
-          </w:p>
-        </w:tc>
-        <w:tc>
-          <w:tcPr>
-            <w:tcW w:type="dxa" w:w="1728"/>
-          </w:tcPr>
-          <w:p>
-            <w:r>
-              <w:rPr>
-                <w:b/>
-              </w:rPr>
-              <w:t>OR (95% CI)</w:t>
-            </w:r>
-          </w:p>
-        </w:tc>
-      </w:tr>
-      <w:tr>
-        <w:tc>
-          <w:tcPr>
-            <w:tcW w:type="dxa" w:w="1728"/>
-          </w:tcPr>
-          <w:p>
-            <w:r>
-              <w:t>age_group_35+</w:t>
-            </w:r>
-          </w:p>
-        </w:tc>
-        <w:tc>
-          <w:tcPr>
-            <w:tcW w:type="dxa" w:w="1728"/>
-          </w:tcPr>
-          <w:p>
-            <w:r>
-              <w:t>92.51 (86.91-98.48)</w:t>
-            </w:r>
-          </w:p>
-        </w:tc>
-        <w:tc>
-          <w:tcPr>
-            <w:tcW w:type="dxa" w:w="1728"/>
-          </w:tcPr>
-          <w:p>
-            <w:r>
-              <w:t>***</w:t>
-            </w:r>
-          </w:p>
-        </w:tc>
-        <w:tc>
-          <w:tcPr>
-            <w:tcW w:type="dxa" w:w="1728"/>
-          </w:tcPr>
-          <w:p>
-            <w:r>
-              <w:t>race_mother_Other Foreigners</w:t>
-            </w:r>
-          </w:p>
-        </w:tc>
-        <w:tc>
-          <w:tcPr>
-            <w:tcW w:type="dxa" w:w="1728"/>
-          </w:tcPr>
-          <w:p>
-            <w:r>
-              <w:t>0.35 (0.13-0.98)</w:t>
-            </w:r>
-          </w:p>
-        </w:tc>
-      </w:tr>
-      <w:tr>
-        <w:tc>
-          <w:tcPr>
-            <w:tcW w:type="dxa" w:w="1728"/>
-          </w:tcPr>
-          <w:p>
-            <w:r>
-              <w:t>age_group_30-34</w:t>
-            </w:r>
-          </w:p>
-        </w:tc>
-        <w:tc>
-          <w:tcPr>
-            <w:tcW w:type="dxa" w:w="1728"/>
-          </w:tcPr>
-          <w:p>
-            <w:r>
-              <w:t>44.01 (41.39-46.78)</w:t>
-            </w:r>
-          </w:p>
-        </w:tc>
-        <w:tc>
-          <w:tcPr>
-            <w:tcW w:type="dxa" w:w="1728"/>
-          </w:tcPr>
-          <w:p>
-            <w:r>
-              <w:t>***</w:t>
-            </w:r>
-          </w:p>
-        </w:tc>
-        <w:tc>
-          <w:tcPr>
-            <w:tcW w:type="dxa" w:w="1728"/>
-          </w:tcPr>
-          <w:p>
-            <w:r>
-              <w:t>race_mother_Sinhalese</w:t>
-            </w:r>
-          </w:p>
-        </w:tc>
-        <w:tc>
-          <w:tcPr>
-            <w:tcW w:type="dxa" w:w="1728"/>
-          </w:tcPr>
-          <w:p>
-            <w:r>
-              <w:t>0.53 (0.20-1.38)</w:t>
-            </w:r>
-          </w:p>
-        </w:tc>
-      </w:tr>
-      <w:tr>
-        <w:tc>
-          <w:tcPr>
-            <w:tcW w:type="dxa" w:w="1728"/>
-          </w:tcPr>
-          <w:p>
-            <w:r>
-              <w:t>age_group_25-29</w:t>
-            </w:r>
-          </w:p>
-        </w:tc>
-        <w:tc>
-          <w:tcPr>
-            <w:tcW w:type="dxa" w:w="1728"/>
-          </w:tcPr>
-          <w:p>
-            <w:r>
-              <w:t>17.08 (16.07-18.15)</w:t>
-            </w:r>
-          </w:p>
-        </w:tc>
-        <w:tc>
-          <w:tcPr>
-            <w:tcW w:type="dxa" w:w="1728"/>
-          </w:tcPr>
-          <w:p>
-            <w:r>
-              <w:t>***</w:t>
-            </w:r>
-          </w:p>
-        </w:tc>
-        <w:tc>
-          <w:tcPr>
-            <w:tcW w:type="dxa" w:w="1728"/>
-          </w:tcPr>
-          <w:p>
-            <w:r>
-              <w:t>race_mother_Pakistan Moor</w:t>
-            </w:r>
-          </w:p>
-        </w:tc>
-        <w:tc>
-          <w:tcPr>
-            <w:tcW w:type="dxa" w:w="1728"/>
-          </w:tcPr>
-          <w:p>
-            <w:r>
-              <w:t>0.54 (0.19-1.52)</w:t>
-            </w:r>
-          </w:p>
-        </w:tc>
-      </w:tr>
-      <w:tr>
-        <w:tc>
-          <w:tcPr>
-            <w:tcW w:type="dxa" w:w="1728"/>
-          </w:tcPr>
-          <w:p>
-            <w:r>
-              <w:t>age_group_20-24</w:t>
-            </w:r>
-          </w:p>
-        </w:tc>
-        <w:tc>
-          <w:tcPr>
-            <w:tcW w:type="dxa" w:w="1728"/>
-          </w:tcPr>
-          <w:p>
-            <w:r>
-              <w:t>5.60 (5.26-5.96)</w:t>
-            </w:r>
-          </w:p>
-        </w:tc>
-        <w:tc>
-          <w:tcPr>
-            <w:tcW w:type="dxa" w:w="1728"/>
-          </w:tcPr>
-          <w:p>
-            <w:r>
-              <w:t>***</w:t>
-            </w:r>
-          </w:p>
-        </w:tc>
-        <w:tc>
-          <w:tcPr>
-            <w:tcW w:type="dxa" w:w="1728"/>
-          </w:tcPr>
-          <w:p>
-            <w:r>
-              <w:t>race_mother_Burgher</w:t>
-            </w:r>
-          </w:p>
-        </w:tc>
-        <w:tc>
-          <w:tcPr>
-            <w:tcW w:type="dxa" w:w="1728"/>
-          </w:tcPr>
-          <w:p>
-            <w:r>
-              <w:t>0.58 (0.22-1.55)</w:t>
-            </w:r>
-          </w:p>
-        </w:tc>
-      </w:tr>
-      <w:tr>
-        <w:tc>
-          <w:tcPr>
-            <w:tcW w:type="dxa" w:w="1728"/>
-          </w:tcPr>
-          <w:p>
-            <w:r>
-              <w:t>race_mother_Srilankan Moor</w:t>
-            </w:r>
-          </w:p>
-        </w:tc>
-        <w:tc>
-          <w:tcPr>
-            <w:tcW w:type="dxa" w:w="1728"/>
-          </w:tcPr>
-          <w:p>
-            <w:r>
-              <w:t>1.28 (0.49-3.35)</w:t>
-            </w:r>
-          </w:p>
-        </w:tc>
-        <w:tc>
-          <w:tcPr>
-            <w:tcW w:type="dxa" w:w="1728"/>
-          </w:tcPr>
-          <w:p>
-            <w:r/>
-          </w:p>
-        </w:tc>
-        <w:tc>
-          <w:tcPr>
-            <w:tcW w:type="dxa" w:w="1728"/>
-          </w:tcPr>
-          <w:p>
-            <w:r>
-              <w:t>race_mother_Other Srilankans</w:t>
-            </w:r>
-          </w:p>
-        </w:tc>
-        <w:tc>
-          <w:tcPr>
-            <w:tcW w:type="dxa" w:w="1728"/>
-          </w:tcPr>
-          <w:p>
-            <w:r>
-              <w:t>0.89 (0.29-2.73)</w:t>
+              <w:t>0.89 (0.30-2.67)</w:t>
             </w:r>
           </w:p>
         </w:tc>
@@ -10402,23 +7278,23 @@
         <w:br/>
       </w:r>
       <w:r>
-        <w:t>• parity &gt; 3: Did not converge</w:t>
+        <w:t>• parity &gt; 4: Did not converge</w:t>
         <w:br/>
       </w:r>
       <w:r>
-        <w:t>• parity &gt; 5: Did not converge</w:t>
+        <w:t>• parity &gt; 7: Did not converge</w:t>
         <w:br/>
       </w:r>
       <w:r>
-        <w:t>• parity &gt; 4: Singular matrix</w:t>
+        <w:t>• parity &gt; 3: Singular matrix</w:t>
+        <w:br/>
+      </w:r>
+      <w:r>
+        <w:t>• parity &gt; 5: Singular matrix</w:t>
         <w:br/>
       </w:r>
       <w:r>
         <w:t>• parity &gt; 6: Singular matrix</w:t>
-        <w:br/>
-      </w:r>
-      <w:r>
-        <w:t>• parity &gt; 7: Singular matrix</w:t>
         <w:br/>
       </w:r>
     </w:p>
@@ -10492,7 +7368,20 @@
               <w:rPr>
                 <w:b/>
               </w:rPr>
-              <w:t>parity&gt;4</w:t>
+              <w:t>parity&gt;3</w:t>
+            </w:r>
+          </w:p>
+        </w:tc>
+        <w:tc>
+          <w:tcPr>
+            <w:tcW w:type="dxa" w:w="1440"/>
+          </w:tcPr>
+          <w:p>
+            <w:r>
+              <w:rPr>
+                <w:b/>
+              </w:rPr>
+              <w:t>parity&gt;5</w:t>
             </w:r>
           </w:p>
         </w:tc>
@@ -10518,19 +7407,6 @@
               <w:rPr>
                 <w:b/>
               </w:rPr>
-              <w:t>parity&gt;7</w:t>
-            </w:r>
-          </w:p>
-        </w:tc>
-        <w:tc>
-          <w:tcPr>
-            <w:tcW w:type="dxa" w:w="1440"/>
-          </w:tcPr>
-          <w:p>
-            <w:r>
-              <w:rPr>
-                <w:b/>
-              </w:rPr>
               <w:t>parity&gt;8</w:t>
             </w:r>
           </w:p>
@@ -10593,7 +7469,7 @@
           </w:tcPr>
           <w:p>
             <w:r>
-              <w:t>-3.274</w:t>
+              <w:t>-2.875</w:t>
             </w:r>
           </w:p>
         </w:tc>
@@ -10655,7 +7531,7 @@
           </w:tcPr>
           <w:p>
             <w:r>
-              <w:t>-3.763</w:t>
+              <w:t>-3.373</w:t>
             </w:r>
           </w:p>
         </w:tc>
@@ -10717,7 +7593,7 @@
           </w:tcPr>
           <w:p>
             <w:r>
-              <w:t>0.192</w:t>
+              <w:t>-0.783</w:t>
             </w:r>
           </w:p>
         </w:tc>
@@ -10779,7 +7655,7 @@
           </w:tcPr>
           <w:p>
             <w:r>
-              <w:t>2.834</w:t>
+              <w:t>2.318</w:t>
             </w:r>
           </w:p>
         </w:tc>
@@ -10841,7 +7717,7 @@
           </w:tcPr>
           <w:p>
             <w:r>
-              <w:t>-0.876</w:t>
+              <w:t>-0.577</w:t>
             </w:r>
           </w:p>
         </w:tc>
@@ -10903,7 +7779,7 @@
           </w:tcPr>
           <w:p>
             <w:r>
-              <w:t>-0.281</w:t>
+              <w:t>-0.131</w:t>
             </w:r>
           </w:p>
         </w:tc>
@@ -10965,7 +7841,7 @@
           </w:tcPr>
           <w:p>
             <w:r>
-              <w:t>-0.048</w:t>
+              <w:t>-0.019</w:t>
             </w:r>
           </w:p>
         </w:tc>
@@ -11027,7 +7903,7 @@
           </w:tcPr>
           <w:p>
             <w:r>
-              <w:t>-1.462</w:t>
+              <w:t>-1.181</w:t>
             </w:r>
           </w:p>
         </w:tc>
@@ -11089,7 +7965,7 @@
           </w:tcPr>
           <w:p>
             <w:r>
-              <w:t>-0.416</w:t>
+              <w:t>-0.182</w:t>
             </w:r>
           </w:p>
         </w:tc>
@@ -11151,7 +8027,7 @@
           </w:tcPr>
           <w:p>
             <w:r>
-              <w:t>-0.151</w:t>
+              <w:t>-0.065</w:t>
             </w:r>
           </w:p>
         </w:tc>
@@ -11213,7 +8089,7 @@
           </w:tcPr>
           <w:p>
             <w:r>
-              <w:t>-0.072</w:t>
+              <w:t>-0.031</w:t>
             </w:r>
           </w:p>
         </w:tc>
@@ -11275,7 +8151,7 @@
           </w:tcPr>
           <w:p>
             <w:r>
-              <w:t>-0.058</w:t>
+              <w:t>-0.026</w:t>
             </w:r>
           </w:p>
         </w:tc>
@@ -11337,7 +8213,7 @@
           </w:tcPr>
           <w:p>
             <w:r>
-              <w:t>-2.846</w:t>
+              <w:t>-2.800</w:t>
             </w:r>
           </w:p>
         </w:tc>
@@ -11399,7 +8275,7 @@
           </w:tcPr>
           <w:p>
             <w:r>
-              <w:t>-0.002</w:t>
+              <w:t>-0.001</w:t>
             </w:r>
           </w:p>
         </w:tc>
@@ -11461,7 +8337,7 @@
           </w:tcPr>
           <w:p>
             <w:r>
-              <w:t>-0.449</w:t>
+              <w:t>-0.575</w:t>
             </w:r>
           </w:p>
         </w:tc>
@@ -11483,7 +8359,7 @@
           </w:tcPr>
           <w:p>
             <w:r>
-              <w:t>-0.438</w:t>
+              <w:t>-0.437</w:t>
             </w:r>
           </w:p>
         </w:tc>
@@ -11523,7 +8399,7 @@
           </w:tcPr>
           <w:p>
             <w:r>
-              <w:t>-1.656</w:t>
+              <w:t>-1.931</w:t>
             </w:r>
           </w:p>
         </w:tc>
@@ -11585,7 +8461,7 @@
           </w:tcPr>
           <w:p>
             <w:r>
-              <w:t>-0.014</w:t>
+              <w:t>-0.293</w:t>
             </w:r>
           </w:p>
         </w:tc>
@@ -11647,7 +8523,7 @@
           </w:tcPr>
           <w:p>
             <w:r>
-              <w:t>2.080</w:t>
+              <w:t>2.025</w:t>
             </w:r>
           </w:p>
         </w:tc>
@@ -11709,7 +8585,7 @@
           </w:tcPr>
           <w:p>
             <w:r>
-              <w:t>-0.012</w:t>
+              <w:t>-0.010</w:t>
             </w:r>
           </w:p>
         </w:tc>
@@ -11798,7 +8674,7 @@
         <w:drawing>
           <wp:inline xmlns:a="http://schemas.openxmlformats.org/drawingml/2006/main" xmlns:pic="http://schemas.openxmlformats.org/drawingml/2006/picture">
             <wp:extent cx="5943600" cy="2717096"/>
-            <wp:docPr id="4" name="Picture 4"/>
+            <wp:docPr id="3" name="Picture 3"/>
             <wp:cNvGraphicFramePr>
               <a:graphicFrameLocks noChangeAspect="1"/>
             </wp:cNvGraphicFramePr>
@@ -11855,7 +8731,7 @@
         <w:br/>
       </w:r>
       <w:r>
-        <w:t>• Average coefficient variability (SD): 0.694</w:t>
+        <w:t>• Average coefficient variability (SD): 0.678</w:t>
         <w:br/>
       </w:r>
       <w:r>
@@ -11871,23 +8747,23 @@
         <w:br/>
       </w:r>
       <w:r>
-        <w:t xml:space="preserve">     - age_group_25-29 (SD = 2.327)</w:t>
+        <w:t xml:space="preserve">     - age_group_25-29 (SD = 2.180)</w:t>
         <w:br/>
       </w:r>
       <w:r>
-        <w:t xml:space="preserve">     - age_group_35+ (SD = 1.986)</w:t>
+        <w:t xml:space="preserve">     - age_group_35+ (SD = 1.906)</w:t>
         <w:br/>
       </w:r>
       <w:r>
-        <w:t xml:space="preserve">     - age_group_20-24 (SD = 1.812)</w:t>
+        <w:t xml:space="preserve">     - age_group_30-34 (SD = 1.761)</w:t>
         <w:br/>
       </w:r>
       <w:r>
-        <w:t xml:space="preserve">     - age_group_30-34 (SD = 1.621)</w:t>
+        <w:t xml:space="preserve">     - age_group_20-24 (SD = 1.650)</w:t>
         <w:br/>
       </w:r>
       <w:r>
-        <w:t xml:space="preserve">     - race_mother_Sinhalese (SD = 1.233)</w:t>
+        <w:t xml:space="preserve">     - race_mother_Sinhalese (SD = 1.213)</w:t>
         <w:br/>
       </w:r>
     </w:p>
